--- a/C_codespace/2 kurs/3-rd senester/Algorithms and data structure/1-st lab/Vlad/БПИ24-02_Гордов_В._Лабораторная_работа_№1.docx
+++ b/C_codespace/2 kurs/3-rd senester/Algorithms and data structure/1-st lab/Vlad/БПИ24-02_Гордов_В._Лабораторная_работа_№1.docx
@@ -1,6 +1,6 @@
 
 <file path=word/document.xml><?xml version="1.0" encoding="utf-8"?>
-<w:document xmlns:wpc="http://schemas.microsoft.com/office/word/2010/wordprocessingCanvas" xmlns:mc="http://schemas.openxmlformats.org/markup-compatibility/2006" xmlns:o="urn:schemas-microsoft-com:office:office" xmlns:r="http://schemas.openxmlformats.org/officeDocument/2006/relationships" xmlns:m="http://schemas.openxmlformats.org/officeDocument/2006/math" xmlns:v="urn:schemas-microsoft-com:vml" xmlns:wp14="http://schemas.microsoft.com/office/word/2010/wordprocessingDrawing" xmlns:wp="http://schemas.openxmlformats.org/drawingml/2006/wordprocessingDrawing" xmlns:w10="urn:schemas-microsoft-com:office:word" xmlns:w="http://schemas.openxmlformats.org/wordprocessingml/2006/main" xmlns:w14="http://schemas.microsoft.com/office/word/2010/wordml" xmlns:w15="http://schemas.microsoft.com/office/word/2012/wordml" xmlns:wpg="http://schemas.microsoft.com/office/word/2010/wordprocessingGroup" xmlns:wpi="http://schemas.microsoft.com/office/word/2010/wordprocessingInk" xmlns:wne="http://schemas.microsoft.com/office/word/2006/wordml" xmlns:wps="http://schemas.microsoft.com/office/word/2010/wordprocessingShape" mc:Ignorable="w14 w15 wp14">
+<w:document xmlns:wpc="http://schemas.microsoft.com/office/word/2010/wordprocessingCanvas" xmlns:cx="http://schemas.microsoft.com/office/drawing/2014/chartex" xmlns:cx1="http://schemas.microsoft.com/office/drawing/2015/9/8/chartex" xmlns:cx2="http://schemas.microsoft.com/office/drawing/2015/10/21/chartex" xmlns:cx3="http://schemas.microsoft.com/office/drawing/2016/5/9/chartex" xmlns:cx4="http://schemas.microsoft.com/office/drawing/2016/5/10/chartex" xmlns:cx5="http://schemas.microsoft.com/office/drawing/2016/5/11/chartex" xmlns:cx6="http://schemas.microsoft.com/office/drawing/2016/5/12/chartex" xmlns:cx7="http://schemas.microsoft.com/office/drawing/2016/5/13/chartex" xmlns:cx8="http://schemas.microsoft.com/office/drawing/2016/5/14/chartex" xmlns:mc="http://schemas.openxmlformats.org/markup-compatibility/2006" xmlns:aink="http://schemas.microsoft.com/office/drawing/2016/ink" xmlns:am3d="http://schemas.microsoft.com/office/drawing/2017/model3d" xmlns:o="urn:schemas-microsoft-com:office:office" xmlns:oel="http://schemas.microsoft.com/office/2019/extlst" xmlns:r="http://schemas.openxmlformats.org/officeDocument/2006/relationships" xmlns:m="http://schemas.openxmlformats.org/officeDocument/2006/math" xmlns:v="urn:schemas-microsoft-com:vml" xmlns:wp14="http://schemas.microsoft.com/office/word/2010/wordprocessingDrawing" xmlns:wp="http://schemas.openxmlformats.org/drawingml/2006/wordprocessingDrawing" xmlns:w10="urn:schemas-microsoft-com:office:word" xmlns:w="http://schemas.openxmlformats.org/wordprocessingml/2006/main" xmlns:w14="http://schemas.microsoft.com/office/word/2010/wordml" xmlns:w15="http://schemas.microsoft.com/office/word/2012/wordml" xmlns:w16cex="http://schemas.microsoft.com/office/word/2018/wordml/cex" xmlns:w16cid="http://schemas.microsoft.com/office/word/2016/wordml/cid" xmlns:w16="http://schemas.microsoft.com/office/word/2018/wordml" xmlns:w16du="http://schemas.microsoft.com/office/word/2023/wordml/word16du" xmlns:w16sdtdh="http://schemas.microsoft.com/office/word/2020/wordml/sdtdatahash" xmlns:w16sdtfl="http://schemas.microsoft.com/office/word/2024/wordml/sdtformatlock" xmlns:w16se="http://schemas.microsoft.com/office/word/2015/wordml/symex" xmlns:wpg="http://schemas.microsoft.com/office/word/2010/wordprocessingGroup" xmlns:wpi="http://schemas.microsoft.com/office/word/2010/wordprocessingInk" xmlns:wne="http://schemas.microsoft.com/office/word/2006/wordml" xmlns:wps="http://schemas.microsoft.com/office/word/2010/wordprocessingShape" mc:Ignorable="w14 w15 w16se w16cid w16 w16cex w16sdtdh w16sdtfl w16du wp14">
   <w:body>
     <w:p>
       <w:pPr>
@@ -1489,24 +1489,14 @@
       <w:r>
         <w:t xml:space="preserve">Рисунок </w:t>
       </w:r>
-      <w:r>
-        <w:fldChar w:fldCharType="begin"/>
-      </w:r>
-      <w:r>
-        <w:instrText xml:space="preserve"> SEQ Рисунок \* ARABIC </w:instrText>
-      </w:r>
-      <w:r>
-        <w:fldChar w:fldCharType="separate"/>
-      </w:r>
-      <w:r>
-        <w:rPr>
-          <w:noProof/>
-        </w:rPr>
-        <w:t>3</w:t>
-      </w:r>
-      <w:r>
-        <w:fldChar w:fldCharType="end"/>
-      </w:r>
+      <w:fldSimple w:instr=" SEQ Рисунок \* ARABIC ">
+        <w:r>
+          <w:rPr>
+            <w:noProof/>
+          </w:rPr>
+          <w:t>3</w:t>
+        </w:r>
+      </w:fldSimple>
       <w:r>
         <w:t xml:space="preserve"> - Заполнение массива с клавиатуры</w:t>
       </w:r>
@@ -1566,24 +1556,14 @@
       <w:r>
         <w:t xml:space="preserve">Рисунок </w:t>
       </w:r>
-      <w:r>
-        <w:fldChar w:fldCharType="begin"/>
-      </w:r>
-      <w:r>
-        <w:instrText xml:space="preserve"> SEQ Рисунок \* ARABIC </w:instrText>
-      </w:r>
-      <w:r>
-        <w:fldChar w:fldCharType="separate"/>
-      </w:r>
-      <w:r>
-        <w:rPr>
-          <w:noProof/>
-        </w:rPr>
-        <w:t>4</w:t>
-      </w:r>
-      <w:r>
-        <w:fldChar w:fldCharType="end"/>
-      </w:r>
+      <w:fldSimple w:instr=" SEQ Рисунок \* ARABIC ">
+        <w:r>
+          <w:rPr>
+            <w:noProof/>
+          </w:rPr>
+          <w:t>4</w:t>
+        </w:r>
+      </w:fldSimple>
       <w:r>
         <w:t xml:space="preserve"> - Случайное заполнение массива</w:t>
       </w:r>
@@ -1643,24 +1623,14 @@
       <w:r>
         <w:t xml:space="preserve">Рисунок </w:t>
       </w:r>
-      <w:r>
-        <w:fldChar w:fldCharType="begin"/>
-      </w:r>
-      <w:r>
-        <w:instrText xml:space="preserve"> SEQ Рисунок \* ARABIC </w:instrText>
-      </w:r>
-      <w:r>
-        <w:fldChar w:fldCharType="separate"/>
-      </w:r>
-      <w:r>
-        <w:rPr>
-          <w:noProof/>
-        </w:rPr>
-        <w:t>5</w:t>
-      </w:r>
-      <w:r>
-        <w:fldChar w:fldCharType="end"/>
-      </w:r>
+      <w:fldSimple w:instr=" SEQ Рисунок \* ARABIC ">
+        <w:r>
+          <w:rPr>
+            <w:noProof/>
+          </w:rPr>
+          <w:t>5</w:t>
+        </w:r>
+      </w:fldSimple>
       <w:r>
         <w:rPr>
           <w:noProof/>
@@ -1726,24 +1696,14 @@
       <w:r>
         <w:t xml:space="preserve">Рисунок </w:t>
       </w:r>
-      <w:r>
-        <w:fldChar w:fldCharType="begin"/>
-      </w:r>
-      <w:r>
-        <w:instrText xml:space="preserve"> SEQ Рисунок \* ARABIC </w:instrText>
-      </w:r>
-      <w:r>
-        <w:fldChar w:fldCharType="separate"/>
-      </w:r>
-      <w:r>
-        <w:rPr>
-          <w:noProof/>
-        </w:rPr>
-        <w:t>6</w:t>
-      </w:r>
-      <w:r>
-        <w:fldChar w:fldCharType="end"/>
-      </w:r>
+      <w:fldSimple w:instr=" SEQ Рисунок \* ARABIC ">
+        <w:r>
+          <w:rPr>
+            <w:noProof/>
+          </w:rPr>
+          <w:t>6</w:t>
+        </w:r>
+      </w:fldSimple>
       <w:r>
         <w:rPr>
           <w:noProof/>
@@ -1846,24 +1806,14 @@
       <w:r>
         <w:t xml:space="preserve">Рисунок </w:t>
       </w:r>
-      <w:r>
-        <w:fldChar w:fldCharType="begin"/>
-      </w:r>
-      <w:r>
-        <w:instrText xml:space="preserve"> SEQ Рисунок \* ARABIC </w:instrText>
-      </w:r>
-      <w:r>
-        <w:fldChar w:fldCharType="separate"/>
-      </w:r>
-      <w:r>
-        <w:rPr>
-          <w:noProof/>
-        </w:rPr>
-        <w:t>7</w:t>
-      </w:r>
-      <w:r>
-        <w:fldChar w:fldCharType="end"/>
-      </w:r>
+      <w:fldSimple w:instr=" SEQ Рисунок \* ARABIC ">
+        <w:r>
+          <w:rPr>
+            <w:noProof/>
+          </w:rPr>
+          <w:t>7</w:t>
+        </w:r>
+      </w:fldSimple>
       <w:bookmarkEnd w:id="6"/>
       <w:r>
         <w:t xml:space="preserve"> - Метод вывода массива на экран</w:t>
@@ -1994,24 +1944,14 @@
       <w:r>
         <w:t xml:space="preserve">Рисунок </w:t>
       </w:r>
-      <w:r>
-        <w:fldChar w:fldCharType="begin"/>
-      </w:r>
-      <w:r>
-        <w:instrText xml:space="preserve"> SEQ Рисунок \* ARABIC </w:instrText>
-      </w:r>
-      <w:r>
-        <w:fldChar w:fldCharType="separate"/>
-      </w:r>
-      <w:r>
-        <w:rPr>
-          <w:noProof/>
-        </w:rPr>
-        <w:t>8</w:t>
-      </w:r>
-      <w:r>
-        <w:fldChar w:fldCharType="end"/>
-      </w:r>
+      <w:fldSimple w:instr=" SEQ Рисунок \* ARABIC ">
+        <w:r>
+          <w:rPr>
+            <w:noProof/>
+          </w:rPr>
+          <w:t>8</w:t>
+        </w:r>
+      </w:fldSimple>
       <w:bookmarkEnd w:id="7"/>
       <w:r>
         <w:rPr>
@@ -2144,24 +2084,14 @@
       <w:r>
         <w:t xml:space="preserve">Рисунок </w:t>
       </w:r>
-      <w:r>
-        <w:fldChar w:fldCharType="begin"/>
-      </w:r>
-      <w:r>
-        <w:instrText xml:space="preserve"> SEQ Рисунок \* ARABIC </w:instrText>
-      </w:r>
-      <w:r>
-        <w:fldChar w:fldCharType="separate"/>
-      </w:r>
-      <w:r>
-        <w:rPr>
-          <w:noProof/>
-        </w:rPr>
-        <w:t>9</w:t>
-      </w:r>
-      <w:r>
-        <w:fldChar w:fldCharType="end"/>
-      </w:r>
+      <w:fldSimple w:instr=" SEQ Рисунок \* ARABIC ">
+        <w:r>
+          <w:rPr>
+            <w:noProof/>
+          </w:rPr>
+          <w:t>9</w:t>
+        </w:r>
+      </w:fldSimple>
       <w:bookmarkEnd w:id="8"/>
       <w:r>
         <w:rPr>
@@ -2337,24 +2267,14 @@
       <w:r>
         <w:t xml:space="preserve">Рисунок </w:t>
       </w:r>
-      <w:r>
-        <w:fldChar w:fldCharType="begin"/>
-      </w:r>
-      <w:r>
-        <w:instrText xml:space="preserve"> SEQ Рисунок \* ARABIC </w:instrText>
-      </w:r>
-      <w:r>
-        <w:fldChar w:fldCharType="separate"/>
-      </w:r>
-      <w:r>
-        <w:rPr>
-          <w:noProof/>
-        </w:rPr>
-        <w:t>10</w:t>
-      </w:r>
-      <w:r>
-        <w:fldChar w:fldCharType="end"/>
-      </w:r>
+      <w:fldSimple w:instr=" SEQ Рисунок \* ARABIC ">
+        <w:r>
+          <w:rPr>
+            <w:noProof/>
+          </w:rPr>
+          <w:t>10</w:t>
+        </w:r>
+      </w:fldSimple>
       <w:bookmarkEnd w:id="9"/>
       <w:r>
         <w:t xml:space="preserve"> - Сортировка пирамидальным методом</w:t>
@@ -2420,24 +2340,14 @@
       <w:r>
         <w:t xml:space="preserve">Рисунок </w:t>
       </w:r>
-      <w:r>
-        <w:fldChar w:fldCharType="begin"/>
-      </w:r>
-      <w:r>
-        <w:instrText xml:space="preserve"> SEQ Рисунок \* ARABIC </w:instrText>
-      </w:r>
-      <w:r>
-        <w:fldChar w:fldCharType="separate"/>
-      </w:r>
-      <w:r>
-        <w:rPr>
-          <w:noProof/>
-        </w:rPr>
-        <w:t>11</w:t>
-      </w:r>
-      <w:r>
-        <w:fldChar w:fldCharType="end"/>
-      </w:r>
+      <w:fldSimple w:instr=" SEQ Рисунок \* ARABIC ">
+        <w:r>
+          <w:rPr>
+            <w:noProof/>
+          </w:rPr>
+          <w:t>11</w:t>
+        </w:r>
+      </w:fldSimple>
       <w:bookmarkEnd w:id="10"/>
       <w:r>
         <w:t xml:space="preserve"> – Вспомогательный метод</w:t>
@@ -2518,24 +2428,14 @@
       <w:r>
         <w:t xml:space="preserve">Рисунок </w:t>
       </w:r>
-      <w:r>
-        <w:fldChar w:fldCharType="begin"/>
-      </w:r>
-      <w:r>
-        <w:instrText xml:space="preserve"> SEQ Рисунок \* ARABIC </w:instrText>
-      </w:r>
-      <w:r>
-        <w:fldChar w:fldCharType="separate"/>
-      </w:r>
-      <w:r>
-        <w:rPr>
-          <w:noProof/>
-        </w:rPr>
-        <w:t>12</w:t>
-      </w:r>
-      <w:r>
-        <w:fldChar w:fldCharType="end"/>
-      </w:r>
+      <w:fldSimple w:instr=" SEQ Рисунок \* ARABIC ">
+        <w:r>
+          <w:rPr>
+            <w:noProof/>
+          </w:rPr>
+          <w:t>12</w:t>
+        </w:r>
+      </w:fldSimple>
       <w:r>
         <w:rPr>
           <w:noProof/>
@@ -2617,24 +2517,14 @@
       <w:r>
         <w:t xml:space="preserve">Рисунок </w:t>
       </w:r>
-      <w:r>
-        <w:fldChar w:fldCharType="begin"/>
-      </w:r>
-      <w:r>
-        <w:instrText xml:space="preserve"> SEQ Рисунок \* ARABIC </w:instrText>
-      </w:r>
-      <w:r>
-        <w:fldChar w:fldCharType="separate"/>
-      </w:r>
-      <w:r>
-        <w:rPr>
-          <w:noProof/>
-        </w:rPr>
-        <w:t>13</w:t>
-      </w:r>
-      <w:r>
-        <w:fldChar w:fldCharType="end"/>
-      </w:r>
+      <w:fldSimple w:instr=" SEQ Рисунок \* ARABIC ">
+        <w:r>
+          <w:rPr>
+            <w:noProof/>
+          </w:rPr>
+          <w:t>13</w:t>
+        </w:r>
+      </w:fldSimple>
       <w:r>
         <w:rPr>
           <w:noProof/>
@@ -2838,24 +2728,14 @@
       <w:r>
         <w:t xml:space="preserve">Рисунок </w:t>
       </w:r>
-      <w:r>
-        <w:fldChar w:fldCharType="begin"/>
-      </w:r>
-      <w:r>
-        <w:instrText xml:space="preserve"> SEQ Рисунок \* ARABIC </w:instrText>
-      </w:r>
-      <w:r>
-        <w:fldChar w:fldCharType="separate"/>
-      </w:r>
-      <w:r>
-        <w:rPr>
-          <w:noProof/>
-        </w:rPr>
-        <w:t>14</w:t>
-      </w:r>
-      <w:r>
-        <w:fldChar w:fldCharType="end"/>
-      </w:r>
+      <w:fldSimple w:instr=" SEQ Рисунок \* ARABIC ">
+        <w:r>
+          <w:rPr>
+            <w:noProof/>
+          </w:rPr>
+          <w:t>14</w:t>
+        </w:r>
+      </w:fldSimple>
       <w:bookmarkEnd w:id="11"/>
       <w:r>
         <w:t xml:space="preserve"> - </w:t>
@@ -2925,24 +2805,14 @@
       <w:r>
         <w:t xml:space="preserve">Рисунок </w:t>
       </w:r>
-      <w:r>
-        <w:fldChar w:fldCharType="begin"/>
-      </w:r>
-      <w:r>
-        <w:instrText xml:space="preserve"> SEQ Рисунок \* ARABIC </w:instrText>
-      </w:r>
-      <w:r>
-        <w:fldChar w:fldCharType="separate"/>
-      </w:r>
-      <w:r>
-        <w:rPr>
-          <w:noProof/>
-        </w:rPr>
-        <w:t>15</w:t>
-      </w:r>
-      <w:r>
-        <w:fldChar w:fldCharType="end"/>
-      </w:r>
+      <w:fldSimple w:instr=" SEQ Рисунок \* ARABIC ">
+        <w:r>
+          <w:rPr>
+            <w:noProof/>
+          </w:rPr>
+          <w:t>15</w:t>
+        </w:r>
+      </w:fldSimple>
       <w:bookmarkEnd w:id="12"/>
       <w:r>
         <w:t xml:space="preserve"> – Демонстрация работы метода сортировки одного массива</w:t>
@@ -3006,24 +2876,14 @@
       <w:r>
         <w:t xml:space="preserve">Рисунок </w:t>
       </w:r>
-      <w:r>
-        <w:fldChar w:fldCharType="begin"/>
-      </w:r>
-      <w:r>
-        <w:instrText xml:space="preserve"> SEQ Рисунок \* ARABIC </w:instrText>
-      </w:r>
-      <w:r>
-        <w:fldChar w:fldCharType="separate"/>
-      </w:r>
-      <w:r>
-        <w:rPr>
-          <w:noProof/>
-        </w:rPr>
-        <w:t>16</w:t>
-      </w:r>
-      <w:r>
-        <w:fldChar w:fldCharType="end"/>
-      </w:r>
+      <w:fldSimple w:instr=" SEQ Рисунок \* ARABIC ">
+        <w:r>
+          <w:rPr>
+            <w:noProof/>
+          </w:rPr>
+          <w:t>16</w:t>
+        </w:r>
+      </w:fldSimple>
       <w:bookmarkEnd w:id="13"/>
       <w:r>
         <w:t xml:space="preserve"> - </w:t>
@@ -3199,24 +3059,14 @@
       <w:r>
         <w:t xml:space="preserve">Рисунок </w:t>
       </w:r>
-      <w:r>
-        <w:fldChar w:fldCharType="begin"/>
-      </w:r>
-      <w:r>
-        <w:instrText xml:space="preserve"> SEQ Рисунок \* ARABIC </w:instrText>
-      </w:r>
-      <w:r>
-        <w:fldChar w:fldCharType="separate"/>
-      </w:r>
-      <w:r>
-        <w:rPr>
-          <w:noProof/>
-        </w:rPr>
-        <w:t>17</w:t>
-      </w:r>
-      <w:r>
-        <w:fldChar w:fldCharType="end"/>
-      </w:r>
+      <w:fldSimple w:instr=" SEQ Рисунок \* ARABIC ">
+        <w:r>
+          <w:rPr>
+            <w:noProof/>
+          </w:rPr>
+          <w:t>17</w:t>
+        </w:r>
+      </w:fldSimple>
       <w:bookmarkEnd w:id="14"/>
       <w:r>
         <w:t xml:space="preserve"> - </w:t>
@@ -3281,34 +3131,24 @@
         <w:pStyle w:val="af2"/>
         <w:ind w:firstLine="0"/>
       </w:pPr>
-      <w:bookmarkStart w:id="16" w:name="_Ref211082978"/>
-      <w:bookmarkStart w:id="17" w:name="_Ref211083518"/>
+      <w:bookmarkStart w:id="16" w:name="_Ref211083518"/>
+      <w:bookmarkStart w:id="17" w:name="_Ref211082978"/>
       <w:r>
         <w:t xml:space="preserve">Рисунок </w:t>
       </w:r>
-      <w:r>
-        <w:fldChar w:fldCharType="begin"/>
-      </w:r>
-      <w:r>
-        <w:instrText xml:space="preserve"> SEQ Рисунок \* ARABIC </w:instrText>
-      </w:r>
-      <w:r>
-        <w:fldChar w:fldCharType="separate"/>
-      </w:r>
-      <w:r>
-        <w:rPr>
-          <w:noProof/>
-        </w:rPr>
-        <w:t>18</w:t>
-      </w:r>
-      <w:r>
-        <w:fldChar w:fldCharType="end"/>
+      <w:fldSimple w:instr=" SEQ Рисунок \* ARABIC ">
+        <w:r>
+          <w:rPr>
+            <w:noProof/>
+          </w:rPr>
+          <w:t>18</w:t>
+        </w:r>
+      </w:fldSimple>
+      <w:bookmarkEnd w:id="16"/>
+      <w:r>
+        <w:t xml:space="preserve"> - Демонстрация работы метода накопления статистических данных</w:t>
       </w:r>
       <w:bookmarkEnd w:id="17"/>
-      <w:r>
-        <w:t xml:space="preserve"> - Демонстрация работы метода накопления статистических данных</w:t>
-      </w:r>
-      <w:bookmarkEnd w:id="16"/>
     </w:p>
     <w:p>
       <w:pPr>
@@ -3363,72 +3203,62 @@
         <w:pStyle w:val="af2"/>
         <w:ind w:firstLine="0"/>
       </w:pPr>
-      <w:bookmarkStart w:id="18" w:name="_Ref211083002"/>
-      <w:bookmarkStart w:id="19" w:name="_Ref211083522"/>
+      <w:bookmarkStart w:id="18" w:name="_Ref211083522"/>
+      <w:bookmarkStart w:id="19" w:name="_Ref211083002"/>
       <w:r>
         <w:t xml:space="preserve">Рисунок </w:t>
       </w:r>
-      <w:r>
-        <w:fldChar w:fldCharType="begin"/>
-      </w:r>
-      <w:r>
-        <w:instrText xml:space="preserve"> SEQ Рисунок \* ARABIC </w:instrText>
-      </w:r>
-      <w:r>
-        <w:fldChar w:fldCharType="separate"/>
+      <w:fldSimple w:instr=" SEQ Рисунок \* ARABIC ">
+        <w:r>
+          <w:rPr>
+            <w:noProof/>
+          </w:rPr>
+          <w:t>19</w:t>
+        </w:r>
+      </w:fldSimple>
+      <w:bookmarkEnd w:id="18"/>
+      <w:r>
+        <w:t xml:space="preserve"> - </w:t>
       </w:r>
       <w:r>
         <w:rPr>
           <w:noProof/>
         </w:rPr>
-        <w:t>19</w:t>
-      </w:r>
-      <w:r>
-        <w:fldChar w:fldCharType="end"/>
+        <w:t>Запись результатов</w:t>
+      </w:r>
+      <w:r>
+        <w:rPr>
+          <w:noProof/>
+        </w:rPr>
+        <w:t xml:space="preserve"> метода</w:t>
+      </w:r>
+      <w:r>
+        <w:rPr>
+          <w:noProof/>
+        </w:rPr>
+        <w:t xml:space="preserve"> </w:t>
+      </w:r>
+      <w:r>
+        <w:t>накопления статистических данных</w:t>
+      </w:r>
+      <w:r>
+        <w:rPr>
+          <w:noProof/>
+        </w:rPr>
+        <w:t xml:space="preserve"> в файл</w:t>
       </w:r>
       <w:bookmarkEnd w:id="19"/>
-      <w:r>
-        <w:t xml:space="preserve"> - </w:t>
-      </w:r>
-      <w:r>
-        <w:rPr>
-          <w:noProof/>
-        </w:rPr>
-        <w:t>Запись результатов</w:t>
-      </w:r>
-      <w:r>
-        <w:rPr>
-          <w:noProof/>
-        </w:rPr>
-        <w:t xml:space="preserve"> метода</w:t>
-      </w:r>
-      <w:r>
-        <w:rPr>
-          <w:noProof/>
-        </w:rPr>
+    </w:p>
+    <w:p>
+      <w:r>
+        <w:t xml:space="preserve">Для тестирования первого режима программы были выбраны параметры: </w:t>
+      </w:r>
+      <w:r>
+        <w:t>размер массива – 50000, диапазон значений элементов – от 1 до 100000.</w:t>
+      </w:r>
+      <w:r>
         <w:t xml:space="preserve"> </w:t>
       </w:r>
-      <w:r>
-        <w:t>накопления статистических данных</w:t>
-      </w:r>
-      <w:r>
-        <w:rPr>
-          <w:noProof/>
-        </w:rPr>
-        <w:t xml:space="preserve"> в файл</w:t>
-      </w:r>
-      <w:bookmarkEnd w:id="18"/>
-    </w:p>
-    <w:p>
-      <w:r>
-        <w:t xml:space="preserve">Для тестирования первого режима программы были выбраны параметры: </w:t>
-      </w:r>
-      <w:r>
-        <w:t>размер массива – 50000, диапазон значений элементов – от 1 до 100000.</w:t>
-      </w:r>
-      <w:r>
-        <w:t xml:space="preserve"> </w:t>
-      </w:r>
     </w:p>
     <w:p>
       <w:r>
@@ -3438,10 +3268,7 @@
         <w:t xml:space="preserve"> выбором</w:t>
       </w:r>
       <w:r>
-        <w:t xml:space="preserve"> </w:t>
-      </w:r>
-      <w:r>
-        <w:t>(</w:t>
+        <w:t xml:space="preserve"> (</w:t>
       </w:r>
       <w:r>
         <w:fldChar w:fldCharType="begin"/>
@@ -3538,6 +3365,9 @@
         <w:jc w:val="center"/>
       </w:pPr>
       <w:r>
+        <w:rPr>
+          <w:noProof/>
+        </w:rPr>
         <w:lastRenderedPageBreak/>
         <w:drawing>
           <wp:inline distT="0" distB="0" distL="0" distR="0" wp14:anchorId="20C2EEDD" wp14:editId="71524BF4">
@@ -3585,24 +3415,14 @@
       <w:r>
         <w:t xml:space="preserve">Рисунок </w:t>
       </w:r>
-      <w:r>
-        <w:fldChar w:fldCharType="begin"/>
-      </w:r>
-      <w:r>
-        <w:instrText xml:space="preserve"> SEQ Рисунок \* ARABIC </w:instrText>
-      </w:r>
-      <w:r>
-        <w:fldChar w:fldCharType="separate"/>
-      </w:r>
-      <w:r>
-        <w:rPr>
-          <w:noProof/>
-        </w:rPr>
-        <w:t>20</w:t>
-      </w:r>
-      <w:r>
-        <w:fldChar w:fldCharType="end"/>
-      </w:r>
+      <w:fldSimple w:instr=" SEQ Рисунок \* ARABIC ">
+        <w:r>
+          <w:rPr>
+            <w:noProof/>
+          </w:rPr>
+          <w:t>20</w:t>
+        </w:r>
+      </w:fldSimple>
       <w:bookmarkEnd w:id="20"/>
       <w:r>
         <w:t xml:space="preserve"> - Режим 1. Сортировка выбором</w:t>
@@ -3615,16 +3435,10 @@
     </w:p>
     <w:p>
       <w:r>
-        <w:t>Р</w:t>
-      </w:r>
-      <w:r>
-        <w:t>езультаты пирамидальной сортировки</w:t>
-      </w:r>
-      <w:r>
-        <w:t xml:space="preserve"> </w:t>
-      </w:r>
-      <w:r>
-        <w:t>(</w:t>
+        <w:t>Результаты пирамидальной сортировки</w:t>
+      </w:r>
+      <w:r>
+        <w:t xml:space="preserve"> (</w:t>
       </w:r>
       <w:r>
         <w:fldChar w:fldCharType="begin"/>
@@ -3669,10 +3483,7 @@
         <w:t>25.413</w:t>
       </w:r>
       <w:r>
-        <w:t xml:space="preserve"> </w:t>
-      </w:r>
-      <w:r>
-        <w:t>мс.</w:t>
+        <w:t xml:space="preserve"> мс.</w:t>
       </w:r>
     </w:p>
     <w:p>
@@ -3723,6 +3534,7 @@
       <w:r>
         <w:rPr>
           <w:i/>
+          <w:noProof/>
         </w:rPr>
         <w:lastRenderedPageBreak/>
         <w:drawing>
@@ -3771,32 +3583,22 @@
       <w:r>
         <w:t xml:space="preserve">Рисунок </w:t>
       </w:r>
-      <w:r>
-        <w:fldChar w:fldCharType="begin"/>
-      </w:r>
-      <w:r>
-        <w:instrText xml:space="preserve"> SEQ Рисунок \* ARABIC </w:instrText>
-      </w:r>
-      <w:r>
-        <w:fldChar w:fldCharType="separate"/>
+      <w:fldSimple w:instr=" SEQ Рисунок \* ARABIC ">
+        <w:r>
+          <w:rPr>
+            <w:noProof/>
+          </w:rPr>
+          <w:t>21</w:t>
+        </w:r>
+      </w:fldSimple>
+      <w:bookmarkEnd w:id="21"/>
+      <w:r>
+        <w:t xml:space="preserve"> - </w:t>
       </w:r>
       <w:r>
         <w:rPr>
           <w:noProof/>
         </w:rPr>
-        <w:t>21</w:t>
-      </w:r>
-      <w:r>
-        <w:fldChar w:fldCharType="end"/>
-      </w:r>
-      <w:bookmarkEnd w:id="21"/>
-      <w:r>
-        <w:t xml:space="preserve"> - </w:t>
-      </w:r>
-      <w:r>
-        <w:rPr>
-          <w:noProof/>
-        </w:rPr>
         <w:t>Режим 1. Пирамидальная сортировка</w:t>
       </w:r>
     </w:p>
@@ -3819,7 +3621,6 @@
         <w:t xml:space="preserve"> 10% для пирамидальной сортировки, что можно списать на погрешность.</w:t>
       </w:r>
     </w:p>
-    <w:p/>
     <w:p>
       <w:r>
         <w:t>Для сравнения методов сортировки были выбраны параметры</w:t>
@@ -3895,25 +3696,25 @@
     </w:p>
     <w:p>
       <w:r>
-        <w:t xml:space="preserve">По итогам тестирования методов сортировки при разных способах заполнения массива было выяснено, что пирамидальная сортировка </w:t>
-      </w:r>
-      <w:r>
-        <w:t>выполняется многократно быстрее сортировки выбором во всех случаях – в среднем в 165 раз быстрее.</w:t>
-      </w:r>
-    </w:p>
-    <w:p>
+        <w:lastRenderedPageBreak/>
+        <w:t>Ниже представлены графики, иллюстрирующие результаты работы методов сортировки при разных способах заполнения массива.</w:t>
+      </w:r>
       <w:r>
         <w:rPr>
           <w:noProof/>
-          <w:lang w:eastAsia="ru-RU"/>
           <w14:ligatures w14:val="standardContextual"/>
         </w:rPr>
-        <w:lastRenderedPageBreak/>
         <w:drawing>
-          <wp:inline distT="0" distB="0" distL="0" distR="0" wp14:anchorId="032EDA8C" wp14:editId="22671488">
-            <wp:extent cx="4572000" cy="2743200"/>
-            <wp:effectExtent l="0" t="0" r="0" b="0"/>
-            <wp:docPr id="4" name="Диаграмма 4"/>
+          <wp:inline distT="0" distB="0" distL="0" distR="0" wp14:anchorId="6DDD32DC" wp14:editId="41C97AED">
+            <wp:extent cx="6162675" cy="4057650"/>
+            <wp:effectExtent l="0" t="0" r="9525" b="0"/>
+            <wp:docPr id="133703276" name="Диаграмма 1">
+              <a:extLst xmlns:a="http://schemas.openxmlformats.org/drawingml/2006/main">
+                <a:ext uri="{FF2B5EF4-FFF2-40B4-BE49-F238E27FC236}">
+                  <a16:creationId xmlns:a16="http://schemas.microsoft.com/office/drawing/2014/main" id="{7623832A-CC5B-4352-A484-133E74FC95EE}"/>
+                </a:ext>
+              </a:extLst>
+            </wp:docPr>
             <wp:cNvGraphicFramePr/>
             <a:graphic xmlns:a="http://schemas.openxmlformats.org/drawingml/2006/main">
               <a:graphicData uri="http://schemas.openxmlformats.org/drawingml/2006/chart">
@@ -3926,17 +3727,26 @@
     </w:p>
     <w:p/>
     <w:p>
+      <w:pPr>
+        <w:ind w:firstLine="0"/>
+        <w:jc w:val="left"/>
+      </w:pPr>
       <w:r>
         <w:rPr>
           <w:noProof/>
-          <w:lang w:eastAsia="ru-RU"/>
           <w14:ligatures w14:val="standardContextual"/>
         </w:rPr>
         <w:drawing>
-          <wp:inline distT="0" distB="0" distL="0" distR="0" wp14:anchorId="29E75826" wp14:editId="678B7A00">
-            <wp:extent cx="4572000" cy="2743200"/>
-            <wp:effectExtent l="0" t="0" r="0" b="0"/>
-            <wp:docPr id="5" name="Диаграмма 5"/>
+          <wp:inline distT="0" distB="0" distL="0" distR="0" wp14:anchorId="130A8601" wp14:editId="2BEE10D9">
+            <wp:extent cx="6162675" cy="3476625"/>
+            <wp:effectExtent l="0" t="0" r="9525" b="9525"/>
+            <wp:docPr id="1242374314" name="Диаграмма 1">
+              <a:extLst xmlns:a="http://schemas.openxmlformats.org/drawingml/2006/main">
+                <a:ext uri="{FF2B5EF4-FFF2-40B4-BE49-F238E27FC236}">
+                  <a16:creationId xmlns:a16="http://schemas.microsoft.com/office/drawing/2014/main" id="{00000000-0008-0000-0000-000005000000}"/>
+                </a:ext>
+              </a:extLst>
+            </wp:docPr>
             <wp:cNvGraphicFramePr/>
             <a:graphic xmlns:a="http://schemas.openxmlformats.org/drawingml/2006/main">
               <a:graphicData uri="http://schemas.openxmlformats.org/drawingml/2006/chart">
@@ -3947,30 +3757,30 @@
         </w:drawing>
       </w:r>
     </w:p>
-    <w:p/>
-    <w:p>
-      <w:r>
-        <w:rPr>
-          <w:noProof/>
-          <w:lang w:eastAsia="ru-RU"/>
-          <w14:ligatures w14:val="standardContextual"/>
-        </w:rPr>
-        <w:drawing>
-          <wp:inline distT="0" distB="0" distL="0" distR="0" wp14:anchorId="2C238976" wp14:editId="13E61F32">
-            <wp:extent cx="4572000" cy="2743200"/>
-            <wp:effectExtent l="0" t="0" r="0" b="0"/>
-            <wp:docPr id="7" name="Диаграмма 7"/>
-            <wp:cNvGraphicFramePr/>
-            <a:graphic xmlns:a="http://schemas.openxmlformats.org/drawingml/2006/main">
-              <a:graphicData uri="http://schemas.openxmlformats.org/drawingml/2006/chart">
-                <c:chart xmlns:c="http://schemas.openxmlformats.org/drawingml/2006/chart" xmlns:r="http://schemas.openxmlformats.org/officeDocument/2006/relationships" r:id="rId33"/>
-              </a:graphicData>
-            </a:graphic>
-          </wp:inline>
-        </w:drawing>
-      </w:r>
-      <w:bookmarkStart w:id="22" w:name="_GoBack"/>
-      <w:bookmarkEnd w:id="22"/>
+    <w:p>
+      <w:pPr>
+        <w:spacing w:after="160" w:line="278" w:lineRule="auto"/>
+        <w:ind w:firstLine="0"/>
+        <w:jc w:val="left"/>
+      </w:pPr>
+      <w:r>
+        <w:br w:type="page"/>
+      </w:r>
+    </w:p>
+    <w:p>
+      <w:r>
+        <w:lastRenderedPageBreak/>
+        <w:t xml:space="preserve">По итогам тестирования методов было выяснено, что пирамидальная сортировка выполняется многократно быстрее сортировки выбором во всех случаях </w:t>
+      </w:r>
+      <w:r>
+        <w:t>—</w:t>
+      </w:r>
+      <w:r>
+        <w:t xml:space="preserve"> в среднем в 165 раз быстрее.</w:t>
+      </w:r>
+      <w:r>
+        <w:t xml:space="preserve"> Кроме того, пирамидальная сортировка выполняется в среднем быстрее при обратной упорядоченной последовательности, чем при упорядоченной (на 8%) и при массиве случайных значений (на 17%). При сортировке выбором разница во времени выполнения менялась незначительно в зависимости от способа заполнения массива.</w:t>
+      </w:r>
     </w:p>
     <w:p>
       <w:pPr>
@@ -4041,13 +3851,19 @@
         <w:ind w:firstLine="708"/>
       </w:pPr>
       <w:r>
-        <w:t>По полученным результатам можно сделать вывод о том, что пирамидальный способ сортировки является эффективнее сортировки выбором.</w:t>
+        <w:t>По полученным результатам можно сделать вывод о том, что пирамидальный способ сортировки является</w:t>
+      </w:r>
+      <w:r>
+        <w:t xml:space="preserve"> значительно</w:t>
+      </w:r>
+      <w:r>
+        <w:t xml:space="preserve"> эффективнее сортировки выбором.</w:t>
       </w:r>
     </w:p>
     <w:p/>
     <w:sectPr>
-      <w:footerReference w:type="even" r:id="rId34"/>
-      <w:footerReference w:type="default" r:id="rId35"/>
+      <w:footerReference w:type="even" r:id="rId33"/>
+      <w:footerReference w:type="default" r:id="rId34"/>
       <w:pgSz w:w="11906" w:h="16838"/>
       <w:pgMar w:top="1134" w:right="850" w:bottom="1134" w:left="1701" w:header="708" w:footer="708" w:gutter="0"/>
       <w:cols w:space="708"/>
@@ -4058,7 +3874,7 @@
 </file>
 
 <file path=word/endnotes.xml><?xml version="1.0" encoding="utf-8"?>
-<w:endnotes xmlns:wpc="http://schemas.microsoft.com/office/word/2010/wordprocessingCanvas" xmlns:mc="http://schemas.openxmlformats.org/markup-compatibility/2006" xmlns:o="urn:schemas-microsoft-com:office:office" xmlns:r="http://schemas.openxmlformats.org/officeDocument/2006/relationships" xmlns:m="http://schemas.openxmlformats.org/officeDocument/2006/math" xmlns:v="urn:schemas-microsoft-com:vml" xmlns:wp14="http://schemas.microsoft.com/office/word/2010/wordprocessingDrawing" xmlns:wp="http://schemas.openxmlformats.org/drawingml/2006/wordprocessingDrawing" xmlns:w10="urn:schemas-microsoft-com:office:word" xmlns:w="http://schemas.openxmlformats.org/wordprocessingml/2006/main" xmlns:w14="http://schemas.microsoft.com/office/word/2010/wordml" xmlns:w15="http://schemas.microsoft.com/office/word/2012/wordml" xmlns:wpg="http://schemas.microsoft.com/office/word/2010/wordprocessingGroup" xmlns:wpi="http://schemas.microsoft.com/office/word/2010/wordprocessingInk" xmlns:wne="http://schemas.microsoft.com/office/word/2006/wordml" xmlns:wps="http://schemas.microsoft.com/office/word/2010/wordprocessingShape" mc:Ignorable="w14 w15 wp14">
+<w:endnotes xmlns:wpc="http://schemas.microsoft.com/office/word/2010/wordprocessingCanvas" xmlns:cx="http://schemas.microsoft.com/office/drawing/2014/chartex" xmlns:cx1="http://schemas.microsoft.com/office/drawing/2015/9/8/chartex" xmlns:cx2="http://schemas.microsoft.com/office/drawing/2015/10/21/chartex" xmlns:cx3="http://schemas.microsoft.com/office/drawing/2016/5/9/chartex" xmlns:cx4="http://schemas.microsoft.com/office/drawing/2016/5/10/chartex" xmlns:cx5="http://schemas.microsoft.com/office/drawing/2016/5/11/chartex" xmlns:cx6="http://schemas.microsoft.com/office/drawing/2016/5/12/chartex" xmlns:cx7="http://schemas.microsoft.com/office/drawing/2016/5/13/chartex" xmlns:cx8="http://schemas.microsoft.com/office/drawing/2016/5/14/chartex" xmlns:mc="http://schemas.openxmlformats.org/markup-compatibility/2006" xmlns:aink="http://schemas.microsoft.com/office/drawing/2016/ink" xmlns:am3d="http://schemas.microsoft.com/office/drawing/2017/model3d" xmlns:o="urn:schemas-microsoft-com:office:office" xmlns:oel="http://schemas.microsoft.com/office/2019/extlst" xmlns:r="http://schemas.openxmlformats.org/officeDocument/2006/relationships" xmlns:m="http://schemas.openxmlformats.org/officeDocument/2006/math" xmlns:v="urn:schemas-microsoft-com:vml" xmlns:wp14="http://schemas.microsoft.com/office/word/2010/wordprocessingDrawing" xmlns:wp="http://schemas.openxmlformats.org/drawingml/2006/wordprocessingDrawing" xmlns:w10="urn:schemas-microsoft-com:office:word" xmlns:w="http://schemas.openxmlformats.org/wordprocessingml/2006/main" xmlns:w14="http://schemas.microsoft.com/office/word/2010/wordml" xmlns:w15="http://schemas.microsoft.com/office/word/2012/wordml" xmlns:w16cex="http://schemas.microsoft.com/office/word/2018/wordml/cex" xmlns:w16cid="http://schemas.microsoft.com/office/word/2016/wordml/cid" xmlns:w16="http://schemas.microsoft.com/office/word/2018/wordml" xmlns:w16du="http://schemas.microsoft.com/office/word/2023/wordml/word16du" xmlns:w16sdtdh="http://schemas.microsoft.com/office/word/2020/wordml/sdtdatahash" xmlns:w16sdtfl="http://schemas.microsoft.com/office/word/2024/wordml/sdtformatlock" xmlns:w16se="http://schemas.microsoft.com/office/word/2015/wordml/symex" xmlns:wpg="http://schemas.microsoft.com/office/word/2010/wordprocessingGroup" xmlns:wpi="http://schemas.microsoft.com/office/word/2010/wordprocessingInk" xmlns:wne="http://schemas.microsoft.com/office/word/2006/wordml" xmlns:wps="http://schemas.microsoft.com/office/word/2010/wordprocessingShape" mc:Ignorable="w14 w15 w16se w16cid w16 w16cex w16sdtdh w16sdtfl w16du wp14">
   <w:endnote w:type="separator" w:id="-1">
     <w:p>
       <w:r>
@@ -4077,7 +3893,7 @@
 </file>
 
 <file path=word/footer1.xml><?xml version="1.0" encoding="utf-8"?>
-<w:ftr xmlns:wpc="http://schemas.microsoft.com/office/word/2010/wordprocessingCanvas" xmlns:mc="http://schemas.openxmlformats.org/markup-compatibility/2006" xmlns:o="urn:schemas-microsoft-com:office:office" xmlns:r="http://schemas.openxmlformats.org/officeDocument/2006/relationships" xmlns:m="http://schemas.openxmlformats.org/officeDocument/2006/math" xmlns:v="urn:schemas-microsoft-com:vml" xmlns:wp14="http://schemas.microsoft.com/office/word/2010/wordprocessingDrawing" xmlns:wp="http://schemas.openxmlformats.org/drawingml/2006/wordprocessingDrawing" xmlns:w10="urn:schemas-microsoft-com:office:word" xmlns:w="http://schemas.openxmlformats.org/wordprocessingml/2006/main" xmlns:w14="http://schemas.microsoft.com/office/word/2010/wordml" xmlns:w15="http://schemas.microsoft.com/office/word/2012/wordml" xmlns:wpg="http://schemas.microsoft.com/office/word/2010/wordprocessingGroup" xmlns:wpi="http://schemas.microsoft.com/office/word/2010/wordprocessingInk" xmlns:wne="http://schemas.microsoft.com/office/word/2006/wordml" xmlns:wps="http://schemas.microsoft.com/office/word/2010/wordprocessingShape" mc:Ignorable="w14 w15 wp14">
+<w:ftr xmlns:wpc="http://schemas.microsoft.com/office/word/2010/wordprocessingCanvas" xmlns:cx="http://schemas.microsoft.com/office/drawing/2014/chartex" xmlns:cx1="http://schemas.microsoft.com/office/drawing/2015/9/8/chartex" xmlns:cx2="http://schemas.microsoft.com/office/drawing/2015/10/21/chartex" xmlns:cx3="http://schemas.microsoft.com/office/drawing/2016/5/9/chartex" xmlns:cx4="http://schemas.microsoft.com/office/drawing/2016/5/10/chartex" xmlns:cx5="http://schemas.microsoft.com/office/drawing/2016/5/11/chartex" xmlns:cx6="http://schemas.microsoft.com/office/drawing/2016/5/12/chartex" xmlns:cx7="http://schemas.microsoft.com/office/drawing/2016/5/13/chartex" xmlns:cx8="http://schemas.microsoft.com/office/drawing/2016/5/14/chartex" xmlns:mc="http://schemas.openxmlformats.org/markup-compatibility/2006" xmlns:aink="http://schemas.microsoft.com/office/drawing/2016/ink" xmlns:am3d="http://schemas.microsoft.com/office/drawing/2017/model3d" xmlns:o="urn:schemas-microsoft-com:office:office" xmlns:oel="http://schemas.microsoft.com/office/2019/extlst" xmlns:r="http://schemas.openxmlformats.org/officeDocument/2006/relationships" xmlns:m="http://schemas.openxmlformats.org/officeDocument/2006/math" xmlns:v="urn:schemas-microsoft-com:vml" xmlns:wp14="http://schemas.microsoft.com/office/word/2010/wordprocessingDrawing" xmlns:wp="http://schemas.openxmlformats.org/drawingml/2006/wordprocessingDrawing" xmlns:w10="urn:schemas-microsoft-com:office:word" xmlns:w="http://schemas.openxmlformats.org/wordprocessingml/2006/main" xmlns:w14="http://schemas.microsoft.com/office/word/2010/wordml" xmlns:w15="http://schemas.microsoft.com/office/word/2012/wordml" xmlns:w16cex="http://schemas.microsoft.com/office/word/2018/wordml/cex" xmlns:w16cid="http://schemas.microsoft.com/office/word/2016/wordml/cid" xmlns:w16="http://schemas.microsoft.com/office/word/2018/wordml" xmlns:w16du="http://schemas.microsoft.com/office/word/2023/wordml/word16du" xmlns:w16sdtdh="http://schemas.microsoft.com/office/word/2020/wordml/sdtdatahash" xmlns:w16sdtfl="http://schemas.microsoft.com/office/word/2024/wordml/sdtformatlock" xmlns:w16se="http://schemas.microsoft.com/office/word/2015/wordml/symex" xmlns:wpg="http://schemas.microsoft.com/office/word/2010/wordprocessingGroup" xmlns:wpi="http://schemas.microsoft.com/office/word/2010/wordprocessingInk" xmlns:wne="http://schemas.microsoft.com/office/word/2006/wordml" xmlns:wps="http://schemas.microsoft.com/office/word/2010/wordprocessingShape" mc:Ignorable="w14 w15 w16se w16cid w16 w16cex w16sdtdh w16sdtfl w16du wp14">
   <w:p>
     <w:pPr>
       <w:pStyle w:val="ac"/>
@@ -4128,7 +3944,7 @@
 </file>
 
 <file path=word/footer2.xml><?xml version="1.0" encoding="utf-8"?>
-<w:ftr xmlns:wpc="http://schemas.microsoft.com/office/word/2010/wordprocessingCanvas" xmlns:mc="http://schemas.openxmlformats.org/markup-compatibility/2006" xmlns:o="urn:schemas-microsoft-com:office:office" xmlns:r="http://schemas.openxmlformats.org/officeDocument/2006/relationships" xmlns:m="http://schemas.openxmlformats.org/officeDocument/2006/math" xmlns:v="urn:schemas-microsoft-com:vml" xmlns:wp14="http://schemas.microsoft.com/office/word/2010/wordprocessingDrawing" xmlns:wp="http://schemas.openxmlformats.org/drawingml/2006/wordprocessingDrawing" xmlns:w10="urn:schemas-microsoft-com:office:word" xmlns:w="http://schemas.openxmlformats.org/wordprocessingml/2006/main" xmlns:w14="http://schemas.microsoft.com/office/word/2010/wordml" xmlns:w15="http://schemas.microsoft.com/office/word/2012/wordml" xmlns:wpg="http://schemas.microsoft.com/office/word/2010/wordprocessingGroup" xmlns:wpi="http://schemas.microsoft.com/office/word/2010/wordprocessingInk" xmlns:wne="http://schemas.microsoft.com/office/word/2006/wordml" xmlns:wps="http://schemas.microsoft.com/office/word/2010/wordprocessingShape" mc:Ignorable="w14 w15 wp14">
+<w:ftr xmlns:wpc="http://schemas.microsoft.com/office/word/2010/wordprocessingCanvas" xmlns:cx="http://schemas.microsoft.com/office/drawing/2014/chartex" xmlns:cx1="http://schemas.microsoft.com/office/drawing/2015/9/8/chartex" xmlns:cx2="http://schemas.microsoft.com/office/drawing/2015/10/21/chartex" xmlns:cx3="http://schemas.microsoft.com/office/drawing/2016/5/9/chartex" xmlns:cx4="http://schemas.microsoft.com/office/drawing/2016/5/10/chartex" xmlns:cx5="http://schemas.microsoft.com/office/drawing/2016/5/11/chartex" xmlns:cx6="http://schemas.microsoft.com/office/drawing/2016/5/12/chartex" xmlns:cx7="http://schemas.microsoft.com/office/drawing/2016/5/13/chartex" xmlns:cx8="http://schemas.microsoft.com/office/drawing/2016/5/14/chartex" xmlns:mc="http://schemas.openxmlformats.org/markup-compatibility/2006" xmlns:aink="http://schemas.microsoft.com/office/drawing/2016/ink" xmlns:am3d="http://schemas.microsoft.com/office/drawing/2017/model3d" xmlns:o="urn:schemas-microsoft-com:office:office" xmlns:oel="http://schemas.microsoft.com/office/2019/extlst" xmlns:r="http://schemas.openxmlformats.org/officeDocument/2006/relationships" xmlns:m="http://schemas.openxmlformats.org/officeDocument/2006/math" xmlns:v="urn:schemas-microsoft-com:vml" xmlns:wp14="http://schemas.microsoft.com/office/word/2010/wordprocessingDrawing" xmlns:wp="http://schemas.openxmlformats.org/drawingml/2006/wordprocessingDrawing" xmlns:w10="urn:schemas-microsoft-com:office:word" xmlns:w="http://schemas.openxmlformats.org/wordprocessingml/2006/main" xmlns:w14="http://schemas.microsoft.com/office/word/2010/wordml" xmlns:w15="http://schemas.microsoft.com/office/word/2012/wordml" xmlns:w16cex="http://schemas.microsoft.com/office/word/2018/wordml/cex" xmlns:w16cid="http://schemas.microsoft.com/office/word/2016/wordml/cid" xmlns:w16="http://schemas.microsoft.com/office/word/2018/wordml" xmlns:w16du="http://schemas.microsoft.com/office/word/2023/wordml/word16du" xmlns:w16sdtdh="http://schemas.microsoft.com/office/word/2020/wordml/sdtdatahash" xmlns:w16sdtfl="http://schemas.microsoft.com/office/word/2024/wordml/sdtformatlock" xmlns:w16se="http://schemas.microsoft.com/office/word/2015/wordml/symex" xmlns:wpg="http://schemas.microsoft.com/office/word/2010/wordprocessingGroup" xmlns:wpi="http://schemas.microsoft.com/office/word/2010/wordprocessingInk" xmlns:wne="http://schemas.microsoft.com/office/word/2006/wordml" xmlns:wps="http://schemas.microsoft.com/office/word/2010/wordprocessingShape" mc:Ignorable="w14 w15 w16se w16cid w16 w16cex w16sdtdh w16sdtfl w16du wp14">
   <w:p>
     <w:pPr>
       <w:pStyle w:val="ac"/>
@@ -4157,7 +3973,7 @@
 </file>
 
 <file path=word/footer3.xml><?xml version="1.0" encoding="utf-8"?>
-<w:ftr xmlns:wpc="http://schemas.microsoft.com/office/word/2010/wordprocessingCanvas" xmlns:mc="http://schemas.openxmlformats.org/markup-compatibility/2006" xmlns:o="urn:schemas-microsoft-com:office:office" xmlns:r="http://schemas.openxmlformats.org/officeDocument/2006/relationships" xmlns:m="http://schemas.openxmlformats.org/officeDocument/2006/math" xmlns:v="urn:schemas-microsoft-com:vml" xmlns:wp14="http://schemas.microsoft.com/office/word/2010/wordprocessingDrawing" xmlns:wp="http://schemas.openxmlformats.org/drawingml/2006/wordprocessingDrawing" xmlns:w10="urn:schemas-microsoft-com:office:word" xmlns:w="http://schemas.openxmlformats.org/wordprocessingml/2006/main" xmlns:w14="http://schemas.microsoft.com/office/word/2010/wordml" xmlns:w15="http://schemas.microsoft.com/office/word/2012/wordml" xmlns:wpg="http://schemas.microsoft.com/office/word/2010/wordprocessingGroup" xmlns:wpi="http://schemas.microsoft.com/office/word/2010/wordprocessingInk" xmlns:wne="http://schemas.microsoft.com/office/word/2006/wordml" xmlns:wps="http://schemas.microsoft.com/office/word/2010/wordprocessingShape" mc:Ignorable="w14 w15 wp14">
+<w:ftr xmlns:wpc="http://schemas.microsoft.com/office/word/2010/wordprocessingCanvas" xmlns:cx="http://schemas.microsoft.com/office/drawing/2014/chartex" xmlns:cx1="http://schemas.microsoft.com/office/drawing/2015/9/8/chartex" xmlns:cx2="http://schemas.microsoft.com/office/drawing/2015/10/21/chartex" xmlns:cx3="http://schemas.microsoft.com/office/drawing/2016/5/9/chartex" xmlns:cx4="http://schemas.microsoft.com/office/drawing/2016/5/10/chartex" xmlns:cx5="http://schemas.microsoft.com/office/drawing/2016/5/11/chartex" xmlns:cx6="http://schemas.microsoft.com/office/drawing/2016/5/12/chartex" xmlns:cx7="http://schemas.microsoft.com/office/drawing/2016/5/13/chartex" xmlns:cx8="http://schemas.microsoft.com/office/drawing/2016/5/14/chartex" xmlns:mc="http://schemas.openxmlformats.org/markup-compatibility/2006" xmlns:aink="http://schemas.microsoft.com/office/drawing/2016/ink" xmlns:am3d="http://schemas.microsoft.com/office/drawing/2017/model3d" xmlns:o="urn:schemas-microsoft-com:office:office" xmlns:oel="http://schemas.microsoft.com/office/2019/extlst" xmlns:r="http://schemas.openxmlformats.org/officeDocument/2006/relationships" xmlns:m="http://schemas.openxmlformats.org/officeDocument/2006/math" xmlns:v="urn:schemas-microsoft-com:vml" xmlns:wp14="http://schemas.microsoft.com/office/word/2010/wordprocessingDrawing" xmlns:wp="http://schemas.openxmlformats.org/drawingml/2006/wordprocessingDrawing" xmlns:w10="urn:schemas-microsoft-com:office:word" xmlns:w="http://schemas.openxmlformats.org/wordprocessingml/2006/main" xmlns:w14="http://schemas.microsoft.com/office/word/2010/wordml" xmlns:w15="http://schemas.microsoft.com/office/word/2012/wordml" xmlns:w16cex="http://schemas.microsoft.com/office/word/2018/wordml/cex" xmlns:w16cid="http://schemas.microsoft.com/office/word/2016/wordml/cid" xmlns:w16="http://schemas.microsoft.com/office/word/2018/wordml" xmlns:w16du="http://schemas.microsoft.com/office/word/2023/wordml/word16du" xmlns:w16sdtdh="http://schemas.microsoft.com/office/word/2020/wordml/sdtdatahash" xmlns:w16sdtfl="http://schemas.microsoft.com/office/word/2024/wordml/sdtformatlock" xmlns:w16se="http://schemas.microsoft.com/office/word/2015/wordml/symex" xmlns:wpg="http://schemas.microsoft.com/office/word/2010/wordprocessingGroup" xmlns:wpi="http://schemas.microsoft.com/office/word/2010/wordprocessingInk" xmlns:wne="http://schemas.microsoft.com/office/word/2006/wordml" xmlns:wps="http://schemas.microsoft.com/office/word/2010/wordprocessingShape" mc:Ignorable="w14 w15 w16se w16cid w16 w16cex w16sdtdh w16sdtfl w16du wp14">
   <w:p>
     <w:pPr>
       <w:pStyle w:val="ac"/>
@@ -4209,10 +4025,11 @@
 </file>
 
 <file path=word/footer4.xml><?xml version="1.0" encoding="utf-8"?>
-<w:ftr xmlns:wpc="http://schemas.microsoft.com/office/word/2010/wordprocessingCanvas" xmlns:mc="http://schemas.openxmlformats.org/markup-compatibility/2006" xmlns:o="urn:schemas-microsoft-com:office:office" xmlns:r="http://schemas.openxmlformats.org/officeDocument/2006/relationships" xmlns:m="http://schemas.openxmlformats.org/officeDocument/2006/math" xmlns:v="urn:schemas-microsoft-com:vml" xmlns:wp14="http://schemas.microsoft.com/office/word/2010/wordprocessingDrawing" xmlns:wp="http://schemas.openxmlformats.org/drawingml/2006/wordprocessingDrawing" xmlns:w10="urn:schemas-microsoft-com:office:word" xmlns:w="http://schemas.openxmlformats.org/wordprocessingml/2006/main" xmlns:w14="http://schemas.microsoft.com/office/word/2010/wordml" xmlns:w15="http://schemas.microsoft.com/office/word/2012/wordml" xmlns:wpg="http://schemas.microsoft.com/office/word/2010/wordprocessingGroup" xmlns:wpi="http://schemas.microsoft.com/office/word/2010/wordprocessingInk" xmlns:wne="http://schemas.microsoft.com/office/word/2006/wordml" xmlns:wps="http://schemas.microsoft.com/office/word/2010/wordprocessingShape" mc:Ignorable="w14 w15 wp14">
+<w:ftr xmlns:wpc="http://schemas.microsoft.com/office/word/2010/wordprocessingCanvas" xmlns:cx="http://schemas.microsoft.com/office/drawing/2014/chartex" xmlns:cx1="http://schemas.microsoft.com/office/drawing/2015/9/8/chartex" xmlns:cx2="http://schemas.microsoft.com/office/drawing/2015/10/21/chartex" xmlns:cx3="http://schemas.microsoft.com/office/drawing/2016/5/9/chartex" xmlns:cx4="http://schemas.microsoft.com/office/drawing/2016/5/10/chartex" xmlns:cx5="http://schemas.microsoft.com/office/drawing/2016/5/11/chartex" xmlns:cx6="http://schemas.microsoft.com/office/drawing/2016/5/12/chartex" xmlns:cx7="http://schemas.microsoft.com/office/drawing/2016/5/13/chartex" xmlns:cx8="http://schemas.microsoft.com/office/drawing/2016/5/14/chartex" xmlns:mc="http://schemas.openxmlformats.org/markup-compatibility/2006" xmlns:aink="http://schemas.microsoft.com/office/drawing/2016/ink" xmlns:am3d="http://schemas.microsoft.com/office/drawing/2017/model3d" xmlns:o="urn:schemas-microsoft-com:office:office" xmlns:oel="http://schemas.microsoft.com/office/2019/extlst" xmlns:r="http://schemas.openxmlformats.org/officeDocument/2006/relationships" xmlns:m="http://schemas.openxmlformats.org/officeDocument/2006/math" xmlns:v="urn:schemas-microsoft-com:vml" xmlns:wp14="http://schemas.microsoft.com/office/word/2010/wordprocessingDrawing" xmlns:wp="http://schemas.openxmlformats.org/drawingml/2006/wordprocessingDrawing" xmlns:w10="urn:schemas-microsoft-com:office:word" xmlns:w="http://schemas.openxmlformats.org/wordprocessingml/2006/main" xmlns:w14="http://schemas.microsoft.com/office/word/2010/wordml" xmlns:w15="http://schemas.microsoft.com/office/word/2012/wordml" xmlns:w16cex="http://schemas.microsoft.com/office/word/2018/wordml/cex" xmlns:w16cid="http://schemas.microsoft.com/office/word/2016/wordml/cid" xmlns:w16="http://schemas.microsoft.com/office/word/2018/wordml" xmlns:w16du="http://schemas.microsoft.com/office/word/2023/wordml/word16du" xmlns:w16sdtdh="http://schemas.microsoft.com/office/word/2020/wordml/sdtdatahash" xmlns:w16sdtfl="http://schemas.microsoft.com/office/word/2024/wordml/sdtformatlock" xmlns:w16se="http://schemas.microsoft.com/office/word/2015/wordml/symex" xmlns:wpg="http://schemas.microsoft.com/office/word/2010/wordprocessingGroup" xmlns:wpi="http://schemas.microsoft.com/office/word/2010/wordprocessingInk" xmlns:wne="http://schemas.microsoft.com/office/word/2006/wordml" xmlns:wps="http://schemas.microsoft.com/office/word/2010/wordprocessingShape" mc:Ignorable="w14 w15 w16se w16cid w16 w16cex w16sdtdh w16sdtfl w16du wp14">
   <w:p>
     <w:pPr>
       <w:pStyle w:val="ac"/>
+      <w:ind w:firstLine="0"/>
       <w:jc w:val="center"/>
     </w:pPr>
     <w:r>
@@ -4239,7 +4056,7 @@
 </file>
 
 <file path=word/footnotes.xml><?xml version="1.0" encoding="utf-8"?>
-<w:footnotes xmlns:wpc="http://schemas.microsoft.com/office/word/2010/wordprocessingCanvas" xmlns:mc="http://schemas.openxmlformats.org/markup-compatibility/2006" xmlns:o="urn:schemas-microsoft-com:office:office" xmlns:r="http://schemas.openxmlformats.org/officeDocument/2006/relationships" xmlns:m="http://schemas.openxmlformats.org/officeDocument/2006/math" xmlns:v="urn:schemas-microsoft-com:vml" xmlns:wp14="http://schemas.microsoft.com/office/word/2010/wordprocessingDrawing" xmlns:wp="http://schemas.openxmlformats.org/drawingml/2006/wordprocessingDrawing" xmlns:w10="urn:schemas-microsoft-com:office:word" xmlns:w="http://schemas.openxmlformats.org/wordprocessingml/2006/main" xmlns:w14="http://schemas.microsoft.com/office/word/2010/wordml" xmlns:w15="http://schemas.microsoft.com/office/word/2012/wordml" xmlns:wpg="http://schemas.microsoft.com/office/word/2010/wordprocessingGroup" xmlns:wpi="http://schemas.microsoft.com/office/word/2010/wordprocessingInk" xmlns:wne="http://schemas.microsoft.com/office/word/2006/wordml" xmlns:wps="http://schemas.microsoft.com/office/word/2010/wordprocessingShape" mc:Ignorable="w14 w15 wp14">
+<w:footnotes xmlns:wpc="http://schemas.microsoft.com/office/word/2010/wordprocessingCanvas" xmlns:cx="http://schemas.microsoft.com/office/drawing/2014/chartex" xmlns:cx1="http://schemas.microsoft.com/office/drawing/2015/9/8/chartex" xmlns:cx2="http://schemas.microsoft.com/office/drawing/2015/10/21/chartex" xmlns:cx3="http://schemas.microsoft.com/office/drawing/2016/5/9/chartex" xmlns:cx4="http://schemas.microsoft.com/office/drawing/2016/5/10/chartex" xmlns:cx5="http://schemas.microsoft.com/office/drawing/2016/5/11/chartex" xmlns:cx6="http://schemas.microsoft.com/office/drawing/2016/5/12/chartex" xmlns:cx7="http://schemas.microsoft.com/office/drawing/2016/5/13/chartex" xmlns:cx8="http://schemas.microsoft.com/office/drawing/2016/5/14/chartex" xmlns:mc="http://schemas.openxmlformats.org/markup-compatibility/2006" xmlns:aink="http://schemas.microsoft.com/office/drawing/2016/ink" xmlns:am3d="http://schemas.microsoft.com/office/drawing/2017/model3d" xmlns:o="urn:schemas-microsoft-com:office:office" xmlns:oel="http://schemas.microsoft.com/office/2019/extlst" xmlns:r="http://schemas.openxmlformats.org/officeDocument/2006/relationships" xmlns:m="http://schemas.openxmlformats.org/officeDocument/2006/math" xmlns:v="urn:schemas-microsoft-com:vml" xmlns:wp14="http://schemas.microsoft.com/office/word/2010/wordprocessingDrawing" xmlns:wp="http://schemas.openxmlformats.org/drawingml/2006/wordprocessingDrawing" xmlns:w10="urn:schemas-microsoft-com:office:word" xmlns:w="http://schemas.openxmlformats.org/wordprocessingml/2006/main" xmlns:w14="http://schemas.microsoft.com/office/word/2010/wordml" xmlns:w15="http://schemas.microsoft.com/office/word/2012/wordml" xmlns:w16cex="http://schemas.microsoft.com/office/word/2018/wordml/cex" xmlns:w16cid="http://schemas.microsoft.com/office/word/2016/wordml/cid" xmlns:w16="http://schemas.microsoft.com/office/word/2018/wordml" xmlns:w16du="http://schemas.microsoft.com/office/word/2023/wordml/word16du" xmlns:w16sdtdh="http://schemas.microsoft.com/office/word/2020/wordml/sdtdatahash" xmlns:w16sdtfl="http://schemas.microsoft.com/office/word/2024/wordml/sdtformatlock" xmlns:w16se="http://schemas.microsoft.com/office/word/2015/wordml/symex" xmlns:wpg="http://schemas.microsoft.com/office/word/2010/wordprocessingGroup" xmlns:wpi="http://schemas.microsoft.com/office/word/2010/wordprocessingInk" xmlns:wne="http://schemas.microsoft.com/office/word/2006/wordml" xmlns:wps="http://schemas.microsoft.com/office/word/2010/wordprocessingShape" mc:Ignorable="w14 w15 w16se w16cid w16 w16cex w16sdtdh w16sdtfl w16du wp14">
   <w:footnote w:type="separator" w:id="-1">
     <w:p>
       <w:r>
@@ -4258,8 +4075,8 @@
 </file>
 
 <file path=word/numbering.xml><?xml version="1.0" encoding="utf-8"?>
-<w:numbering xmlns:wpc="http://schemas.microsoft.com/office/word/2010/wordprocessingCanvas" xmlns:mc="http://schemas.openxmlformats.org/markup-compatibility/2006" xmlns:o="urn:schemas-microsoft-com:office:office" xmlns:r="http://schemas.openxmlformats.org/officeDocument/2006/relationships" xmlns:m="http://schemas.openxmlformats.org/officeDocument/2006/math" xmlns:v="urn:schemas-microsoft-com:vml" xmlns:wp14="http://schemas.microsoft.com/office/word/2010/wordprocessingDrawing" xmlns:wp="http://schemas.openxmlformats.org/drawingml/2006/wordprocessingDrawing" xmlns:w10="urn:schemas-microsoft-com:office:word" xmlns:w="http://schemas.openxmlformats.org/wordprocessingml/2006/main" xmlns:w14="http://schemas.microsoft.com/office/word/2010/wordml" xmlns:w15="http://schemas.microsoft.com/office/word/2012/wordml" xmlns:wpg="http://schemas.microsoft.com/office/word/2010/wordprocessingGroup" xmlns:wpi="http://schemas.microsoft.com/office/word/2010/wordprocessingInk" xmlns:wne="http://schemas.microsoft.com/office/word/2006/wordml" xmlns:wps="http://schemas.microsoft.com/office/word/2010/wordprocessingShape" mc:Ignorable="w14 w15 wp14">
-  <w:abstractNum w:abstractNumId="0">
+<w:numbering xmlns:wpc="http://schemas.microsoft.com/office/word/2010/wordprocessingCanvas" xmlns:cx="http://schemas.microsoft.com/office/drawing/2014/chartex" xmlns:cx1="http://schemas.microsoft.com/office/drawing/2015/9/8/chartex" xmlns:cx2="http://schemas.microsoft.com/office/drawing/2015/10/21/chartex" xmlns:cx3="http://schemas.microsoft.com/office/drawing/2016/5/9/chartex" xmlns:cx4="http://schemas.microsoft.com/office/drawing/2016/5/10/chartex" xmlns:cx5="http://schemas.microsoft.com/office/drawing/2016/5/11/chartex" xmlns:cx6="http://schemas.microsoft.com/office/drawing/2016/5/12/chartex" xmlns:cx7="http://schemas.microsoft.com/office/drawing/2016/5/13/chartex" xmlns:cx8="http://schemas.microsoft.com/office/drawing/2016/5/14/chartex" xmlns:mc="http://schemas.openxmlformats.org/markup-compatibility/2006" xmlns:aink="http://schemas.microsoft.com/office/drawing/2016/ink" xmlns:am3d="http://schemas.microsoft.com/office/drawing/2017/model3d" xmlns:o="urn:schemas-microsoft-com:office:office" xmlns:oel="http://schemas.microsoft.com/office/2019/extlst" xmlns:r="http://schemas.openxmlformats.org/officeDocument/2006/relationships" xmlns:m="http://schemas.openxmlformats.org/officeDocument/2006/math" xmlns:v="urn:schemas-microsoft-com:vml" xmlns:wp14="http://schemas.microsoft.com/office/word/2010/wordprocessingDrawing" xmlns:wp="http://schemas.openxmlformats.org/drawingml/2006/wordprocessingDrawing" xmlns:w10="urn:schemas-microsoft-com:office:word" xmlns:w="http://schemas.openxmlformats.org/wordprocessingml/2006/main" xmlns:w14="http://schemas.microsoft.com/office/word/2010/wordml" xmlns:w15="http://schemas.microsoft.com/office/word/2012/wordml" xmlns:w16cex="http://schemas.microsoft.com/office/word/2018/wordml/cex" xmlns:w16cid="http://schemas.microsoft.com/office/word/2016/wordml/cid" xmlns:w16="http://schemas.microsoft.com/office/word/2018/wordml" xmlns:w16du="http://schemas.microsoft.com/office/word/2023/wordml/word16du" xmlns:w16sdtdh="http://schemas.microsoft.com/office/word/2020/wordml/sdtdatahash" xmlns:w16sdtfl="http://schemas.microsoft.com/office/word/2024/wordml/sdtformatlock" xmlns:w16se="http://schemas.microsoft.com/office/word/2015/wordml/symex" xmlns:wpg="http://schemas.microsoft.com/office/word/2010/wordprocessingGroup" xmlns:wpi="http://schemas.microsoft.com/office/word/2010/wordprocessingInk" xmlns:wne="http://schemas.microsoft.com/office/word/2006/wordml" xmlns:wps="http://schemas.microsoft.com/office/word/2010/wordprocessingShape" mc:Ignorable="w14 w15 w16se w16cid w16 w16cex w16sdtdh w16sdtfl w16du wp14">
+  <w:abstractNum w:abstractNumId="0" w15:restartNumberingAfterBreak="0">
     <w:nsid w:val="05C517F4"/>
     <w:multiLevelType w:val="hybridMultilevel"/>
     <w:tmpl w:val="431C1E1C"/>
@@ -4372,7 +4189,7 @@
       </w:rPr>
     </w:lvl>
   </w:abstractNum>
-  <w:abstractNum w:abstractNumId="1">
+  <w:abstractNum w:abstractNumId="1" w15:restartNumberingAfterBreak="0">
     <w:nsid w:val="2A6A55EB"/>
     <w:multiLevelType w:val="hybridMultilevel"/>
     <w:tmpl w:val="A6323928"/>
@@ -4485,17 +4302,17 @@
       </w:rPr>
     </w:lvl>
   </w:abstractNum>
-  <w:num w:numId="1">
+  <w:num w:numId="1" w16cid:durableId="2101102708">
     <w:abstractNumId w:val="0"/>
   </w:num>
-  <w:num w:numId="2">
+  <w:num w:numId="2" w16cid:durableId="649359763">
     <w:abstractNumId w:val="1"/>
   </w:num>
 </w:numbering>
 </file>
 
 <file path=word/styles.xml><?xml version="1.0" encoding="utf-8"?>
-<w:styles xmlns:mc="http://schemas.openxmlformats.org/markup-compatibility/2006" xmlns:r="http://schemas.openxmlformats.org/officeDocument/2006/relationships" xmlns:w="http://schemas.openxmlformats.org/wordprocessingml/2006/main" xmlns:w14="http://schemas.microsoft.com/office/word/2010/wordml" xmlns:w15="http://schemas.microsoft.com/office/word/2012/wordml" mc:Ignorable="w14 w15">
+<w:styles xmlns:mc="http://schemas.openxmlformats.org/markup-compatibility/2006" xmlns:r="http://schemas.openxmlformats.org/officeDocument/2006/relationships" xmlns:w="http://schemas.openxmlformats.org/wordprocessingml/2006/main" xmlns:w14="http://schemas.microsoft.com/office/word/2010/wordml" xmlns:w15="http://schemas.microsoft.com/office/word/2012/wordml" xmlns:w16cex="http://schemas.microsoft.com/office/word/2018/wordml/cex" xmlns:w16cid="http://schemas.microsoft.com/office/word/2016/wordml/cid" xmlns:w16="http://schemas.microsoft.com/office/word/2018/wordml" xmlns:w16du="http://schemas.microsoft.com/office/word/2023/wordml/word16du" xmlns:w16sdtdh="http://schemas.microsoft.com/office/word/2020/wordml/sdtdatahash" xmlns:w16sdtfl="http://schemas.microsoft.com/office/word/2024/wordml/sdtformatlock" xmlns:w16se="http://schemas.microsoft.com/office/word/2015/wordml/symex" mc:Ignorable="w14 w15 w16se w16cid w16 w16cex w16sdtdh w16sdtfl w16du">
   <w:docDefaults>
     <w:rPrDefault>
       <w:rPr>
@@ -4513,7 +4330,7 @@
       </w:pPr>
     </w:pPrDefault>
   </w:docDefaults>
-  <w:latentStyles w:defLockedState="0" w:defUIPriority="99" w:defSemiHidden="0" w:defUnhideWhenUsed="0" w:defQFormat="0" w:count="371">
+  <w:latentStyles w:defLockedState="0" w:defUIPriority="99" w:defSemiHidden="0" w:defUnhideWhenUsed="0" w:defQFormat="0" w:count="376">
     <w:lsdException w:name="Normal" w:uiPriority="0" w:qFormat="1"/>
     <w:lsdException w:name="heading 1" w:uiPriority="9" w:qFormat="1"/>
     <w:lsdException w:name="heading 2" w:semiHidden="1" w:uiPriority="9" w:unhideWhenUsed="1" w:qFormat="1"/>
@@ -4885,6 +4702,11 @@
     <w:lsdException w:name="List Table 5 Dark Accent 6" w:uiPriority="50"/>
     <w:lsdException w:name="List Table 6 Colorful Accent 6" w:uiPriority="51"/>
     <w:lsdException w:name="List Table 7 Colorful Accent 6" w:uiPriority="52"/>
+    <w:lsdException w:name="Mention" w:semiHidden="1" w:unhideWhenUsed="1"/>
+    <w:lsdException w:name="Smart Hyperlink" w:semiHidden="1" w:unhideWhenUsed="1"/>
+    <w:lsdException w:name="Hashtag" w:semiHidden="1" w:unhideWhenUsed="1"/>
+    <w:lsdException w:name="Unresolved Mention" w:semiHidden="1" w:unhideWhenUsed="1"/>
+    <w:lsdException w:name="Smart Link" w:semiHidden="1" w:unhideWhenUsed="1"/>
   </w:latentStyles>
   <w:style w:type="paragraph" w:default="1" w:styleId="a">
     <w:name w:val="Normal"/>
@@ -5266,7 +5088,7 @@
     </w:rPr>
   </w:style>
   <w:style w:type="character" w:customStyle="1" w:styleId="a4">
-    <w:name w:val="Название Знак"/>
+    <w:name w:val="Заголовок Знак"/>
     <w:basedOn w:val="a0"/>
     <w:link w:val="a3"/>
     <w:uiPriority w:val="10"/>
@@ -5459,7 +5281,6 @@
       <w14:ligatures w14:val="none"/>
     </w:rPr>
     <w:tblPr>
-      <w:tblInd w:w="0" w:type="dxa"/>
       <w:tblBorders>
         <w:top w:val="single" w:sz="4" w:space="0" w:color="auto"/>
         <w:left w:val="single" w:sz="4" w:space="0" w:color="auto"/>
@@ -5468,12 +5289,6 @@
         <w:insideH w:val="single" w:sz="4" w:space="0" w:color="auto"/>
         <w:insideV w:val="single" w:sz="4" w:space="0" w:color="auto"/>
       </w:tblBorders>
-      <w:tblCellMar>
-        <w:top w:w="0" w:type="dxa"/>
-        <w:left w:w="108" w:type="dxa"/>
-        <w:bottom w:w="0" w:type="dxa"/>
-        <w:right w:w="108" w:type="dxa"/>
-      </w:tblCellMar>
     </w:tblPr>
   </w:style>
   <w:style w:type="paragraph" w:styleId="af0">
@@ -5526,11 +5341,39 @@
       <w:szCs w:val="18"/>
     </w:rPr>
   </w:style>
+  <w:style w:type="paragraph" w:styleId="af3">
+    <w:name w:val="header"/>
+    <w:basedOn w:val="a"/>
+    <w:link w:val="af4"/>
+    <w:uiPriority w:val="99"/>
+    <w:unhideWhenUsed/>
+    <w:rsid w:val="009025E4"/>
+    <w:pPr>
+      <w:tabs>
+        <w:tab w:val="center" w:pos="4677"/>
+        <w:tab w:val="right" w:pos="9355"/>
+      </w:tabs>
+    </w:pPr>
+  </w:style>
+  <w:style w:type="character" w:customStyle="1" w:styleId="af4">
+    <w:name w:val="Верхний колонтитул Знак"/>
+    <w:basedOn w:val="a0"/>
+    <w:link w:val="af3"/>
+    <w:uiPriority w:val="99"/>
+    <w:rsid w:val="009025E4"/>
+    <w:rPr>
+      <w:rFonts w:ascii="Times New Roman" w:eastAsia="Times New Roman" w:hAnsi="Times New Roman" w:cs="Times New Roman"/>
+      <w:kern w:val="0"/>
+      <w:sz w:val="28"/>
+      <w:szCs w:val="22"/>
+      <w14:ligatures w14:val="none"/>
+    </w:rPr>
+  </w:style>
 </w:styles>
 </file>
 
 <file path=word/charts/chart1.xml><?xml version="1.0" encoding="utf-8"?>
-<c:chartSpace xmlns:c="http://schemas.openxmlformats.org/drawingml/2006/chart" xmlns:a="http://schemas.openxmlformats.org/drawingml/2006/main" xmlns:r="http://schemas.openxmlformats.org/officeDocument/2006/relationships">
+<c:chartSpace xmlns:c="http://schemas.openxmlformats.org/drawingml/2006/chart" xmlns:a="http://schemas.openxmlformats.org/drawingml/2006/main" xmlns:r="http://schemas.openxmlformats.org/officeDocument/2006/relationships" xmlns:c16r2="http://schemas.microsoft.com/office/drawing/2015/06/chart">
   <c:date1904 val="0"/>
   <c:lang val="ru-RU"/>
   <c:roundedCorners val="0"/>
@@ -5564,14 +5407,9 @@
             </a:pPr>
             <a:r>
               <a:rPr lang="ru-RU"/>
-              <a:t>Случайные значения</a:t>
+              <a:t>Сортировка выбором</a:t>
             </a:r>
-          </a:p>
-          <a:p>
-            <a:pPr>
-              <a:defRPr/>
-            </a:pPr>
-            <a:endParaRPr lang="ru-RU"/>
+            <a:endParaRPr lang="ru-RU" baseline="0"/>
           </a:p>
         </c:rich>
       </c:tx>
@@ -5611,15 +5449,423 @@
         <c:grouping val="standard"/>
         <c:varyColors val="0"/>
         <c:ser>
-          <c:idx val="1"/>
+          <c:idx val="3"/>
           <c:order val="0"/>
           <c:tx>
             <c:strRef>
-              <c:f>Лист1!$B$1</c:f>
+              <c:f>Лист1!$G$2</c:f>
               <c:strCache>
                 <c:ptCount val="1"/>
                 <c:pt idx="0">
-                  <c:v>Время пирамидальной сортировки (мс)</c:v>
+                  <c:v>Случайные значения</c:v>
+                </c:pt>
+              </c:strCache>
+            </c:strRef>
+          </c:tx>
+          <c:spPr>
+            <a:ln w="28575" cap="rnd">
+              <a:solidFill>
+                <a:schemeClr val="accent4"/>
+              </a:solidFill>
+              <a:round/>
+            </a:ln>
+            <a:effectLst/>
+          </c:spPr>
+          <c:marker>
+            <c:symbol val="circle"/>
+            <c:size val="5"/>
+            <c:spPr>
+              <a:solidFill>
+                <a:schemeClr val="accent4"/>
+              </a:solidFill>
+              <a:ln w="9525">
+                <a:solidFill>
+                  <a:schemeClr val="accent4"/>
+                </a:solidFill>
+              </a:ln>
+              <a:effectLst/>
+            </c:spPr>
+          </c:marker>
+          <c:val>
+            <c:numRef>
+              <c:f>Лист1!$G$3:$G$52</c:f>
+              <c:numCache>
+                <c:formatCode>0.0000</c:formatCode>
+                <c:ptCount val="50"/>
+                <c:pt idx="0">
+                  <c:v>1.1399999999999999</c:v>
+                </c:pt>
+                <c:pt idx="1">
+                  <c:v>4.4809999999999999</c:v>
+                </c:pt>
+                <c:pt idx="2">
+                  <c:v>10.359</c:v>
+                </c:pt>
+                <c:pt idx="3">
+                  <c:v>18.832000000000001</c:v>
+                </c:pt>
+                <c:pt idx="4">
+                  <c:v>28.486999999999998</c:v>
+                </c:pt>
+                <c:pt idx="5">
+                  <c:v>40.396000000000001</c:v>
+                </c:pt>
+                <c:pt idx="6">
+                  <c:v>54.973999999999997</c:v>
+                </c:pt>
+                <c:pt idx="7">
+                  <c:v>71.933000000000007</c:v>
+                </c:pt>
+                <c:pt idx="8">
+                  <c:v>88.981999999999999</c:v>
+                </c:pt>
+                <c:pt idx="9">
+                  <c:v>109.92700000000001</c:v>
+                </c:pt>
+                <c:pt idx="10">
+                  <c:v>133.04400000000001</c:v>
+                </c:pt>
+                <c:pt idx="11">
+                  <c:v>163.303</c:v>
+                </c:pt>
+                <c:pt idx="12">
+                  <c:v>189.18100000000001</c:v>
+                </c:pt>
+                <c:pt idx="13">
+                  <c:v>224.43</c:v>
+                </c:pt>
+                <c:pt idx="14">
+                  <c:v>254.11699999999999</c:v>
+                </c:pt>
+                <c:pt idx="15">
+                  <c:v>290.08600000000001</c:v>
+                </c:pt>
+                <c:pt idx="16">
+                  <c:v>356.89</c:v>
+                </c:pt>
+                <c:pt idx="17">
+                  <c:v>364.565</c:v>
+                </c:pt>
+                <c:pt idx="18">
+                  <c:v>406.63200000000001</c:v>
+                </c:pt>
+                <c:pt idx="19">
+                  <c:v>453.11200000000002</c:v>
+                </c:pt>
+                <c:pt idx="20">
+                  <c:v>493.66500000000002</c:v>
+                </c:pt>
+                <c:pt idx="21">
+                  <c:v>542.40700000000004</c:v>
+                </c:pt>
+                <c:pt idx="22">
+                  <c:v>593.50800000000004</c:v>
+                </c:pt>
+                <c:pt idx="23">
+                  <c:v>644.79499999999996</c:v>
+                </c:pt>
+                <c:pt idx="24">
+                  <c:v>701.20600000000002</c:v>
+                </c:pt>
+                <c:pt idx="25">
+                  <c:v>758.11900000000003</c:v>
+                </c:pt>
+                <c:pt idx="26">
+                  <c:v>802.20100000000002</c:v>
+                </c:pt>
+                <c:pt idx="27">
+                  <c:v>858.53599999999994</c:v>
+                </c:pt>
+                <c:pt idx="28">
+                  <c:v>920.57399999999996</c:v>
+                </c:pt>
+                <c:pt idx="29">
+                  <c:v>984.58900000000006</c:v>
+                </c:pt>
+                <c:pt idx="30">
+                  <c:v>1053.0899999999999</c:v>
+                </c:pt>
+                <c:pt idx="31">
+                  <c:v>1120.51</c:v>
+                </c:pt>
+                <c:pt idx="32">
+                  <c:v>1193.17</c:v>
+                </c:pt>
+                <c:pt idx="33">
+                  <c:v>1268.82</c:v>
+                </c:pt>
+                <c:pt idx="34">
+                  <c:v>1341.5</c:v>
+                </c:pt>
+                <c:pt idx="35">
+                  <c:v>1419.75</c:v>
+                </c:pt>
+                <c:pt idx="36">
+                  <c:v>1500.54</c:v>
+                </c:pt>
+                <c:pt idx="37">
+                  <c:v>1581.2</c:v>
+                </c:pt>
+                <c:pt idx="38">
+                  <c:v>1667.49</c:v>
+                </c:pt>
+                <c:pt idx="39">
+                  <c:v>1752.27</c:v>
+                </c:pt>
+                <c:pt idx="40">
+                  <c:v>1840.56</c:v>
+                </c:pt>
+                <c:pt idx="41">
+                  <c:v>1931.43</c:v>
+                </c:pt>
+                <c:pt idx="42">
+                  <c:v>2025.86</c:v>
+                </c:pt>
+                <c:pt idx="43">
+                  <c:v>2119.4499999999998</c:v>
+                </c:pt>
+                <c:pt idx="44">
+                  <c:v>2217.0100000000002</c:v>
+                </c:pt>
+                <c:pt idx="45">
+                  <c:v>2319.15</c:v>
+                </c:pt>
+                <c:pt idx="46">
+                  <c:v>2418.6999999999998</c:v>
+                </c:pt>
+                <c:pt idx="47">
+                  <c:v>2523.31</c:v>
+                </c:pt>
+                <c:pt idx="48">
+                  <c:v>2634.99</c:v>
+                </c:pt>
+                <c:pt idx="49">
+                  <c:v>2737.13</c:v>
+                </c:pt>
+              </c:numCache>
+            </c:numRef>
+          </c:val>
+          <c:smooth val="0"/>
+          <c:extLst>
+            <c:ext xmlns:c16="http://schemas.microsoft.com/office/drawing/2014/chart" uri="{C3380CC4-5D6E-409C-BE32-E72D297353CC}">
+              <c16:uniqueId val="{00000000-EDB5-4F21-911F-92D2D7D904F7}"/>
+            </c:ext>
+          </c:extLst>
+        </c:ser>
+        <c:ser>
+          <c:idx val="0"/>
+          <c:order val="1"/>
+          <c:tx>
+            <c:strRef>
+              <c:f>Лист1!$H$2</c:f>
+              <c:strCache>
+                <c:ptCount val="1"/>
+                <c:pt idx="0">
+                  <c:v>Упорядоченная последовательность</c:v>
+                </c:pt>
+              </c:strCache>
+            </c:strRef>
+          </c:tx>
+          <c:spPr>
+            <a:ln w="28575" cap="rnd">
+              <a:solidFill>
+                <a:schemeClr val="accent1"/>
+              </a:solidFill>
+              <a:round/>
+            </a:ln>
+            <a:effectLst/>
+          </c:spPr>
+          <c:marker>
+            <c:symbol val="circle"/>
+            <c:size val="5"/>
+            <c:spPr>
+              <a:solidFill>
+                <a:schemeClr val="accent1"/>
+              </a:solidFill>
+              <a:ln w="9525">
+                <a:solidFill>
+                  <a:schemeClr val="accent1"/>
+                </a:solidFill>
+              </a:ln>
+              <a:effectLst/>
+            </c:spPr>
+          </c:marker>
+          <c:val>
+            <c:numRef>
+              <c:f>Лист1!$H$3:$H$52</c:f>
+              <c:numCache>
+                <c:formatCode>0.0000</c:formatCode>
+                <c:ptCount val="50"/>
+                <c:pt idx="0">
+                  <c:v>1.1200000000000001</c:v>
+                </c:pt>
+                <c:pt idx="1">
+                  <c:v>4.4880000000000004</c:v>
+                </c:pt>
+                <c:pt idx="2">
+                  <c:v>10.196</c:v>
+                </c:pt>
+                <c:pt idx="3">
+                  <c:v>18.152999999999999</c:v>
+                </c:pt>
+                <c:pt idx="4">
+                  <c:v>27.943999999999999</c:v>
+                </c:pt>
+                <c:pt idx="5">
+                  <c:v>40.145000000000003</c:v>
+                </c:pt>
+                <c:pt idx="6">
+                  <c:v>54.646999999999998</c:v>
+                </c:pt>
+                <c:pt idx="7">
+                  <c:v>71.272999999999996</c:v>
+                </c:pt>
+                <c:pt idx="8">
+                  <c:v>89.548000000000002</c:v>
+                </c:pt>
+                <c:pt idx="9">
+                  <c:v>110.994</c:v>
+                </c:pt>
+                <c:pt idx="10">
+                  <c:v>133.05000000000001</c:v>
+                </c:pt>
+                <c:pt idx="11">
+                  <c:v>162.62899999999999</c:v>
+                </c:pt>
+                <c:pt idx="12">
+                  <c:v>188.54499999999999</c:v>
+                </c:pt>
+                <c:pt idx="13">
+                  <c:v>222.679</c:v>
+                </c:pt>
+                <c:pt idx="14">
+                  <c:v>258.27499999999998</c:v>
+                </c:pt>
+                <c:pt idx="15">
+                  <c:v>287.11099999999999</c:v>
+                </c:pt>
+                <c:pt idx="16">
+                  <c:v>324.19</c:v>
+                </c:pt>
+                <c:pt idx="17">
+                  <c:v>358.589</c:v>
+                </c:pt>
+                <c:pt idx="18">
+                  <c:v>400.35300000000001</c:v>
+                </c:pt>
+                <c:pt idx="19">
+                  <c:v>443.75400000000002</c:v>
+                </c:pt>
+                <c:pt idx="20">
+                  <c:v>488.51400000000001</c:v>
+                </c:pt>
+                <c:pt idx="21">
+                  <c:v>536.58299999999997</c:v>
+                </c:pt>
+                <c:pt idx="22">
+                  <c:v>586.17899999999997</c:v>
+                </c:pt>
+                <c:pt idx="23">
+                  <c:v>641.06399999999996</c:v>
+                </c:pt>
+                <c:pt idx="24">
+                  <c:v>695.42600000000004</c:v>
+                </c:pt>
+                <c:pt idx="25">
+                  <c:v>748.78599999999994</c:v>
+                </c:pt>
+                <c:pt idx="26">
+                  <c:v>809.30100000000004</c:v>
+                </c:pt>
+                <c:pt idx="27">
+                  <c:v>870.89400000000001</c:v>
+                </c:pt>
+                <c:pt idx="28">
+                  <c:v>932.15200000000004</c:v>
+                </c:pt>
+                <c:pt idx="29">
+                  <c:v>994.17600000000004</c:v>
+                </c:pt>
+                <c:pt idx="30">
+                  <c:v>1062.79</c:v>
+                </c:pt>
+                <c:pt idx="31">
+                  <c:v>1134.03</c:v>
+                </c:pt>
+                <c:pt idx="32">
+                  <c:v>1207.32</c:v>
+                </c:pt>
+                <c:pt idx="33">
+                  <c:v>1281.21</c:v>
+                </c:pt>
+                <c:pt idx="34">
+                  <c:v>1356.84</c:v>
+                </c:pt>
+                <c:pt idx="35">
+                  <c:v>1480.52</c:v>
+                </c:pt>
+                <c:pt idx="36">
+                  <c:v>1537.04</c:v>
+                </c:pt>
+                <c:pt idx="37">
+                  <c:v>1609.5</c:v>
+                </c:pt>
+                <c:pt idx="38">
+                  <c:v>1689.77</c:v>
+                </c:pt>
+                <c:pt idx="39">
+                  <c:v>1792</c:v>
+                </c:pt>
+                <c:pt idx="40">
+                  <c:v>1897.25</c:v>
+                </c:pt>
+                <c:pt idx="41">
+                  <c:v>1959.59</c:v>
+                </c:pt>
+                <c:pt idx="42">
+                  <c:v>2056.41</c:v>
+                </c:pt>
+                <c:pt idx="43">
+                  <c:v>2151.2399999999998</c:v>
+                </c:pt>
+                <c:pt idx="44">
+                  <c:v>2249.0700000000002</c:v>
+                </c:pt>
+                <c:pt idx="45">
+                  <c:v>2351.61</c:v>
+                </c:pt>
+                <c:pt idx="46">
+                  <c:v>2450.44</c:v>
+                </c:pt>
+                <c:pt idx="47">
+                  <c:v>2558.17</c:v>
+                </c:pt>
+                <c:pt idx="48">
+                  <c:v>2667.44</c:v>
+                </c:pt>
+                <c:pt idx="49">
+                  <c:v>2784.63</c:v>
+                </c:pt>
+              </c:numCache>
+            </c:numRef>
+          </c:val>
+          <c:smooth val="0"/>
+          <c:extLst>
+            <c:ext xmlns:c16="http://schemas.microsoft.com/office/drawing/2014/chart" uri="{C3380CC4-5D6E-409C-BE32-E72D297353CC}">
+              <c16:uniqueId val="{00000001-EDB5-4F21-911F-92D2D7D904F7}"/>
+            </c:ext>
+          </c:extLst>
+        </c:ser>
+        <c:ser>
+          <c:idx val="1"/>
+          <c:order val="2"/>
+          <c:tx>
+            <c:strRef>
+              <c:f>Лист1!$I$2</c:f>
+              <c:strCache>
+                <c:ptCount val="1"/>
+                <c:pt idx="0">
+                  <c:v>Обратная упорядоченная последовательность</c:v>
                 </c:pt>
               </c:strCache>
             </c:strRef>
@@ -5650,363 +5896,169 @@
           </c:marker>
           <c:val>
             <c:numRef>
-              <c:f>Лист1!$B$2:$B$51</c:f>
+              <c:f>Лист1!$I$3:$I$52</c:f>
               <c:numCache>
-                <c:formatCode>0.000</c:formatCode>
+                <c:formatCode>0.0000</c:formatCode>
                 <c:ptCount val="50"/>
                 <c:pt idx="0">
-                  <c:v>0.153</c:v>
+                  <c:v>1.1299999999999999</c:v>
                 </c:pt>
                 <c:pt idx="1">
-                  <c:v>0.33300000000000002</c:v>
+                  <c:v>4.3479999999999999</c:v>
                 </c:pt>
                 <c:pt idx="2">
-                  <c:v>0.52600000000000002</c:v>
+                  <c:v>10.452999999999999</c:v>
                 </c:pt>
                 <c:pt idx="3">
-                  <c:v>0.72499999999999998</c:v>
+                  <c:v>17.864000000000001</c:v>
                 </c:pt>
                 <c:pt idx="4">
-                  <c:v>0.92800000000000005</c:v>
+                  <c:v>27.8</c:v>
                 </c:pt>
                 <c:pt idx="5">
-                  <c:v>1.137</c:v>
+                  <c:v>40.325000000000003</c:v>
                 </c:pt>
                 <c:pt idx="6">
-                  <c:v>1.4590000000000001</c:v>
+                  <c:v>54.768999999999998</c:v>
                 </c:pt>
                 <c:pt idx="7">
-                  <c:v>1.595</c:v>
+                  <c:v>71.247</c:v>
                 </c:pt>
                 <c:pt idx="8">
-                  <c:v>1.8660000000000001</c:v>
+                  <c:v>90.984999999999999</c:v>
                 </c:pt>
                 <c:pt idx="9">
-                  <c:v>2.2450000000000001</c:v>
+                  <c:v>111.449</c:v>
                 </c:pt>
                 <c:pt idx="10">
-                  <c:v>2.2360000000000002</c:v>
+                  <c:v>135.297</c:v>
                 </c:pt>
                 <c:pt idx="11">
-                  <c:v>2.4670000000000001</c:v>
+                  <c:v>161.518</c:v>
                 </c:pt>
                 <c:pt idx="12">
-                  <c:v>2.6640000000000001</c:v>
+                  <c:v>188.685</c:v>
                 </c:pt>
                 <c:pt idx="13">
-                  <c:v>2.9470000000000001</c:v>
+                  <c:v>223.13499999999999</c:v>
                 </c:pt>
                 <c:pt idx="14">
-                  <c:v>3.13</c:v>
+                  <c:v>259.27100000000002</c:v>
                 </c:pt>
                 <c:pt idx="15">
-                  <c:v>3.3540000000000001</c:v>
+                  <c:v>287.16000000000003</c:v>
                 </c:pt>
                 <c:pt idx="16">
-                  <c:v>3.56</c:v>
+                  <c:v>323.06599999999997</c:v>
                 </c:pt>
                 <c:pt idx="17">
-                  <c:v>3.8159999999999998</c:v>
+                  <c:v>358.161</c:v>
                 </c:pt>
                 <c:pt idx="18">
-                  <c:v>4.41</c:v>
+                  <c:v>400.12900000000002</c:v>
                 </c:pt>
                 <c:pt idx="19">
-                  <c:v>4.2789999999999999</c:v>
+                  <c:v>441.00700000000001</c:v>
                 </c:pt>
                 <c:pt idx="20">
-                  <c:v>4.5019999999999998</c:v>
+                  <c:v>486.15800000000002</c:v>
                 </c:pt>
                 <c:pt idx="21">
-                  <c:v>4.7869999999999999</c:v>
+                  <c:v>533.93399999999997</c:v>
                 </c:pt>
                 <c:pt idx="22">
-                  <c:v>4.9880000000000004</c:v>
+                  <c:v>585.125</c:v>
                 </c:pt>
                 <c:pt idx="23">
-                  <c:v>5.1970000000000001</c:v>
+                  <c:v>635.75599999999997</c:v>
                 </c:pt>
                 <c:pt idx="24">
-                  <c:v>5.6859999999999999</c:v>
+                  <c:v>688.22699999999998</c:v>
                 </c:pt>
                 <c:pt idx="25">
-                  <c:v>5.66</c:v>
+                  <c:v>746.13199999999995</c:v>
                 </c:pt>
                 <c:pt idx="26">
-                  <c:v>6.0289999999999999</c:v>
+                  <c:v>805.49800000000005</c:v>
                 </c:pt>
                 <c:pt idx="27">
-                  <c:v>6.0289999999999999</c:v>
+                  <c:v>866.81700000000001</c:v>
                 </c:pt>
                 <c:pt idx="28">
-                  <c:v>6.4390000000000001</c:v>
+                  <c:v>931.053</c:v>
                 </c:pt>
                 <c:pt idx="29">
-                  <c:v>6.8280000000000003</c:v>
+                  <c:v>997.51</c:v>
                 </c:pt>
                 <c:pt idx="30">
-                  <c:v>6.9080000000000004</c:v>
+                  <c:v>1064</c:v>
                 </c:pt>
                 <c:pt idx="31">
-                  <c:v>7.0839999999999996</c:v>
+                  <c:v>1131.1099999999999</c:v>
                 </c:pt>
                 <c:pt idx="32">
-                  <c:v>8.1999999999999993</c:v>
+                  <c:v>1205.23</c:v>
                 </c:pt>
                 <c:pt idx="33">
-                  <c:v>7.875</c:v>
+                  <c:v>1276.99</c:v>
                 </c:pt>
                 <c:pt idx="34">
-                  <c:v>7.8419999999999996</c:v>
+                  <c:v>1354.38</c:v>
                 </c:pt>
                 <c:pt idx="35">
-                  <c:v>8.6050000000000004</c:v>
+                  <c:v>1433.48</c:v>
                 </c:pt>
                 <c:pt idx="36">
-                  <c:v>8.31</c:v>
+                  <c:v>1511.4</c:v>
                 </c:pt>
                 <c:pt idx="37">
-                  <c:v>8.577</c:v>
+                  <c:v>1596.14</c:v>
                 </c:pt>
                 <c:pt idx="38">
-                  <c:v>8.8360000000000003</c:v>
+                  <c:v>1679.26</c:v>
                 </c:pt>
                 <c:pt idx="39">
-                  <c:v>9.0609999999999999</c:v>
+                  <c:v>1764.92</c:v>
                 </c:pt>
                 <c:pt idx="40">
-                  <c:v>10.189</c:v>
+                  <c:v>1852.3</c:v>
                 </c:pt>
                 <c:pt idx="41">
-                  <c:v>9.5280000000000005</c:v>
+                  <c:v>1943.54</c:v>
                 </c:pt>
                 <c:pt idx="42">
-                  <c:v>10.096</c:v>
+                  <c:v>2035.47</c:v>
                 </c:pt>
                 <c:pt idx="43">
-                  <c:v>10.086</c:v>
+                  <c:v>2134.66</c:v>
                 </c:pt>
                 <c:pt idx="44">
-                  <c:v>10.253</c:v>
+                  <c:v>2233.9899999999998</c:v>
                 </c:pt>
                 <c:pt idx="45">
-                  <c:v>10.693</c:v>
+                  <c:v>2338.62</c:v>
                 </c:pt>
                 <c:pt idx="46">
-                  <c:v>11.282999999999999</c:v>
+                  <c:v>2436.46</c:v>
                 </c:pt>
                 <c:pt idx="47">
-                  <c:v>11.938000000000001</c:v>
+                  <c:v>2545.64</c:v>
                 </c:pt>
                 <c:pt idx="48">
-                  <c:v>11.65</c:v>
+                  <c:v>2653.97</c:v>
                 </c:pt>
                 <c:pt idx="49">
-                  <c:v>12.162000000000001</c:v>
+                  <c:v>2761.82</c:v>
                 </c:pt>
               </c:numCache>
             </c:numRef>
           </c:val>
           <c:smooth val="0"/>
-        </c:ser>
-        <c:ser>
-          <c:idx val="2"/>
-          <c:order val="1"/>
-          <c:tx>
-            <c:strRef>
-              <c:f>Лист1!$C$1</c:f>
-              <c:strCache>
-                <c:ptCount val="1"/>
-                <c:pt idx="0">
-                  <c:v>Время сортировки выбором (мс)</c:v>
-                </c:pt>
-              </c:strCache>
-            </c:strRef>
-          </c:tx>
-          <c:spPr>
-            <a:ln w="28575" cap="rnd">
-              <a:solidFill>
-                <a:schemeClr val="accent3"/>
-              </a:solidFill>
-              <a:round/>
-            </a:ln>
-            <a:effectLst/>
-          </c:spPr>
-          <c:marker>
-            <c:symbol val="circle"/>
-            <c:size val="5"/>
-            <c:spPr>
-              <a:solidFill>
-                <a:schemeClr val="accent3"/>
-              </a:solidFill>
-              <a:ln w="9525">
-                <a:solidFill>
-                  <a:schemeClr val="accent3"/>
-                </a:solidFill>
-              </a:ln>
-              <a:effectLst/>
-            </c:spPr>
-          </c:marker>
-          <c:val>
-            <c:numRef>
-              <c:f>Лист1!$C$2:$C$51</c:f>
-              <c:numCache>
-                <c:formatCode>0.000</c:formatCode>
-                <c:ptCount val="50"/>
-                <c:pt idx="0">
-                  <c:v>1.1299999999999999</c:v>
-                </c:pt>
-                <c:pt idx="1">
-                  <c:v>4.3479999999999999</c:v>
-                </c:pt>
-                <c:pt idx="2">
-                  <c:v>10.452999999999999</c:v>
-                </c:pt>
-                <c:pt idx="3">
-                  <c:v>17.864000000000001</c:v>
-                </c:pt>
-                <c:pt idx="4">
-                  <c:v>27.8</c:v>
-                </c:pt>
-                <c:pt idx="5">
-                  <c:v>40.325000000000003</c:v>
-                </c:pt>
-                <c:pt idx="6">
-                  <c:v>54.768999999999998</c:v>
-                </c:pt>
-                <c:pt idx="7">
-                  <c:v>71.247</c:v>
-                </c:pt>
-                <c:pt idx="8">
-                  <c:v>90.984999999999999</c:v>
-                </c:pt>
-                <c:pt idx="9">
-                  <c:v>111.449</c:v>
-                </c:pt>
-                <c:pt idx="10">
-                  <c:v>135.297</c:v>
-                </c:pt>
-                <c:pt idx="11">
-                  <c:v>161.518</c:v>
-                </c:pt>
-                <c:pt idx="12">
-                  <c:v>188.685</c:v>
-                </c:pt>
-                <c:pt idx="13">
-                  <c:v>223.13499999999999</c:v>
-                </c:pt>
-                <c:pt idx="14">
-                  <c:v>259.27100000000002</c:v>
-                </c:pt>
-                <c:pt idx="15">
-                  <c:v>287.16000000000003</c:v>
-                </c:pt>
-                <c:pt idx="16">
-                  <c:v>323.06599999999997</c:v>
-                </c:pt>
-                <c:pt idx="17">
-                  <c:v>358.161</c:v>
-                </c:pt>
-                <c:pt idx="18">
-                  <c:v>400.12900000000002</c:v>
-                </c:pt>
-                <c:pt idx="19">
-                  <c:v>441.00700000000001</c:v>
-                </c:pt>
-                <c:pt idx="20">
-                  <c:v>486.15800000000002</c:v>
-                </c:pt>
-                <c:pt idx="21">
-                  <c:v>533.93399999999997</c:v>
-                </c:pt>
-                <c:pt idx="22">
-                  <c:v>585.125</c:v>
-                </c:pt>
-                <c:pt idx="23">
-                  <c:v>635.75599999999997</c:v>
-                </c:pt>
-                <c:pt idx="24">
-                  <c:v>688.22699999999998</c:v>
-                </c:pt>
-                <c:pt idx="25">
-                  <c:v>746.13199999999995</c:v>
-                </c:pt>
-                <c:pt idx="26">
-                  <c:v>805.49800000000005</c:v>
-                </c:pt>
-                <c:pt idx="27">
-                  <c:v>866.81700000000001</c:v>
-                </c:pt>
-                <c:pt idx="28">
-                  <c:v>931.053</c:v>
-                </c:pt>
-                <c:pt idx="29">
-                  <c:v>997.51</c:v>
-                </c:pt>
-                <c:pt idx="30">
-                  <c:v>1064</c:v>
-                </c:pt>
-                <c:pt idx="31">
-                  <c:v>1131.1099999999999</c:v>
-                </c:pt>
-                <c:pt idx="32">
-                  <c:v>1205.23</c:v>
-                </c:pt>
-                <c:pt idx="33">
-                  <c:v>1276.99</c:v>
-                </c:pt>
-                <c:pt idx="34">
-                  <c:v>1354.38</c:v>
-                </c:pt>
-                <c:pt idx="35">
-                  <c:v>1433.48</c:v>
-                </c:pt>
-                <c:pt idx="36">
-                  <c:v>1511.4</c:v>
-                </c:pt>
-                <c:pt idx="37">
-                  <c:v>1596.14</c:v>
-                </c:pt>
-                <c:pt idx="38">
-                  <c:v>1679.26</c:v>
-                </c:pt>
-                <c:pt idx="39">
-                  <c:v>1764.92</c:v>
-                </c:pt>
-                <c:pt idx="40">
-                  <c:v>1852.3</c:v>
-                </c:pt>
-                <c:pt idx="41">
-                  <c:v>1943.54</c:v>
-                </c:pt>
-                <c:pt idx="42">
-                  <c:v>2035.47</c:v>
-                </c:pt>
-                <c:pt idx="43">
-                  <c:v>2134.66</c:v>
-                </c:pt>
-                <c:pt idx="44">
-                  <c:v>2233.9899999999998</c:v>
-                </c:pt>
-                <c:pt idx="45">
-                  <c:v>2338.62</c:v>
-                </c:pt>
-                <c:pt idx="46">
-                  <c:v>2436.46</c:v>
-                </c:pt>
-                <c:pt idx="47">
-                  <c:v>2545.64</c:v>
-                </c:pt>
-                <c:pt idx="48">
-                  <c:v>2653.97</c:v>
-                </c:pt>
-                <c:pt idx="49" formatCode="General">
-                  <c:v>2761.82</c:v>
-                </c:pt>
-              </c:numCache>
-            </c:numRef>
-          </c:val>
-          <c:smooth val="0"/>
+          <c:extLst>
+            <c:ext xmlns:c16="http://schemas.microsoft.com/office/drawing/2014/chart" uri="{C3380CC4-5D6E-409C-BE32-E72D297353CC}">
+              <c16:uniqueId val="{00000002-EDB5-4F21-911F-92D2D7D904F7}"/>
+            </c:ext>
+          </c:extLst>
         </c:ser>
         <c:dLbls>
           <c:showLegendKey val="0"/>
@@ -6018,11 +6070,11 @@
         </c:dLbls>
         <c:marker val="1"/>
         <c:smooth val="0"/>
-        <c:axId val="-1803742928"/>
-        <c:axId val="-1803740752"/>
+        <c:axId val="428214304"/>
+        <c:axId val="428205056"/>
       </c:lineChart>
       <c:catAx>
-        <c:axId val="-1803742928"/>
+        <c:axId val="428214304"/>
         <c:scaling>
           <c:orientation val="minMax"/>
         </c:scaling>
@@ -6091,7 +6143,7 @@
             </a:p>
           </c:txPr>
         </c:title>
-        <c:numFmt formatCode="General" sourceLinked="1"/>
+        <c:numFmt formatCode="0" sourceLinked="1"/>
         <c:majorTickMark val="none"/>
         <c:minorTickMark val="none"/>
         <c:tickLblPos val="nextTo"/>
@@ -6128,7 +6180,7 @@
             <a:endParaRPr lang="ru-RU"/>
           </a:p>
         </c:txPr>
-        <c:crossAx val="-1803740752"/>
+        <c:crossAx val="428205056"/>
         <c:crosses val="autoZero"/>
         <c:auto val="1"/>
         <c:lblAlgn val="ctr"/>
@@ -6136,7 +6188,1012 @@
         <c:noMultiLvlLbl val="0"/>
       </c:catAx>
       <c:valAx>
-        <c:axId val="-1803740752"/>
+        <c:axId val="428205056"/>
+        <c:scaling>
+          <c:orientation val="minMax"/>
+        </c:scaling>
+        <c:delete val="0"/>
+        <c:axPos val="l"/>
+        <c:majorGridlines>
+          <c:spPr>
+            <a:ln w="9525" cap="flat" cmpd="sng" algn="ctr">
+              <a:solidFill>
+                <a:schemeClr val="tx1">
+                  <a:lumMod val="15000"/>
+                  <a:lumOff val="85000"/>
+                </a:schemeClr>
+              </a:solidFill>
+              <a:round/>
+            </a:ln>
+            <a:effectLst/>
+          </c:spPr>
+        </c:majorGridlines>
+        <c:title>
+          <c:tx>
+            <c:rich>
+              <a:bodyPr rot="-5400000" spcFirstLastPara="1" vertOverflow="ellipsis" vert="horz" wrap="square" anchor="ctr" anchorCtr="1"/>
+              <a:lstStyle/>
+              <a:p>
+                <a:pPr>
+                  <a:defRPr sz="1000" b="0" i="0" u="none" strike="noStrike" kern="1200" baseline="0">
+                    <a:solidFill>
+                      <a:schemeClr val="tx1">
+                        <a:lumMod val="65000"/>
+                        <a:lumOff val="35000"/>
+                      </a:schemeClr>
+                    </a:solidFill>
+                    <a:latin typeface="+mn-lt"/>
+                    <a:ea typeface="+mn-ea"/>
+                    <a:cs typeface="+mn-cs"/>
+                  </a:defRPr>
+                </a:pPr>
+                <a:r>
+                  <a:rPr lang="ru-RU"/>
+                  <a:t>Время сортировки</a:t>
+                </a:r>
+                <a:r>
+                  <a:rPr lang="ru-RU" baseline="0"/>
+                  <a:t> (мс)</a:t>
+                </a:r>
+                <a:endParaRPr lang="ru-RU"/>
+              </a:p>
+            </c:rich>
+          </c:tx>
+          <c:overlay val="0"/>
+          <c:spPr>
+            <a:noFill/>
+            <a:ln>
+              <a:noFill/>
+            </a:ln>
+            <a:effectLst/>
+          </c:spPr>
+          <c:txPr>
+            <a:bodyPr rot="-5400000" spcFirstLastPara="1" vertOverflow="ellipsis" vert="horz" wrap="square" anchor="ctr" anchorCtr="1"/>
+            <a:lstStyle/>
+            <a:p>
+              <a:pPr>
+                <a:defRPr sz="1000" b="0" i="0" u="none" strike="noStrike" kern="1200" baseline="0">
+                  <a:solidFill>
+                    <a:schemeClr val="tx1">
+                      <a:lumMod val="65000"/>
+                      <a:lumOff val="35000"/>
+                    </a:schemeClr>
+                  </a:solidFill>
+                  <a:latin typeface="+mn-lt"/>
+                  <a:ea typeface="+mn-ea"/>
+                  <a:cs typeface="+mn-cs"/>
+                </a:defRPr>
+              </a:pPr>
+              <a:endParaRPr lang="ru-RU"/>
+            </a:p>
+          </c:txPr>
+        </c:title>
+        <c:numFmt formatCode="0.0000" sourceLinked="1"/>
+        <c:majorTickMark val="none"/>
+        <c:minorTickMark val="none"/>
+        <c:tickLblPos val="nextTo"/>
+        <c:spPr>
+          <a:noFill/>
+          <a:ln>
+            <a:noFill/>
+          </a:ln>
+          <a:effectLst/>
+        </c:spPr>
+        <c:txPr>
+          <a:bodyPr rot="-60000000" spcFirstLastPara="1" vertOverflow="ellipsis" vert="horz" wrap="square" anchor="ctr" anchorCtr="1"/>
+          <a:lstStyle/>
+          <a:p>
+            <a:pPr>
+              <a:defRPr sz="900" b="0" i="0" u="none" strike="noStrike" kern="1200" baseline="0">
+                <a:solidFill>
+                  <a:schemeClr val="tx1">
+                    <a:lumMod val="65000"/>
+                    <a:lumOff val="35000"/>
+                  </a:schemeClr>
+                </a:solidFill>
+                <a:latin typeface="+mn-lt"/>
+                <a:ea typeface="+mn-ea"/>
+                <a:cs typeface="+mn-cs"/>
+              </a:defRPr>
+            </a:pPr>
+            <a:endParaRPr lang="ru-RU"/>
+          </a:p>
+        </c:txPr>
+        <c:crossAx val="428214304"/>
+        <c:crosses val="autoZero"/>
+        <c:crossBetween val="between"/>
+      </c:valAx>
+      <c:spPr>
+        <a:noFill/>
+        <a:ln w="25400">
+          <a:noFill/>
+        </a:ln>
+        <a:effectLst/>
+      </c:spPr>
+    </c:plotArea>
+    <c:legend>
+      <c:legendPos val="b"/>
+      <c:overlay val="0"/>
+      <c:spPr>
+        <a:noFill/>
+        <a:ln>
+          <a:noFill/>
+        </a:ln>
+        <a:effectLst/>
+      </c:spPr>
+      <c:txPr>
+        <a:bodyPr rot="0" spcFirstLastPara="1" vertOverflow="ellipsis" vert="horz" wrap="square" anchor="ctr" anchorCtr="1"/>
+        <a:lstStyle/>
+        <a:p>
+          <a:pPr>
+            <a:defRPr sz="900" b="0" i="0" u="none" strike="noStrike" kern="1200" baseline="0">
+              <a:solidFill>
+                <a:schemeClr val="tx1">
+                  <a:lumMod val="65000"/>
+                  <a:lumOff val="35000"/>
+                </a:schemeClr>
+              </a:solidFill>
+              <a:latin typeface="+mn-lt"/>
+              <a:ea typeface="+mn-ea"/>
+              <a:cs typeface="+mn-cs"/>
+            </a:defRPr>
+          </a:pPr>
+          <a:endParaRPr lang="ru-RU"/>
+        </a:p>
+      </c:txPr>
+    </c:legend>
+    <c:plotVisOnly val="1"/>
+    <c:dispBlanksAs val="gap"/>
+    <c:showDLblsOverMax val="0"/>
+  </c:chart>
+  <c:spPr>
+    <a:solidFill>
+      <a:schemeClr val="bg1"/>
+    </a:solidFill>
+    <a:ln w="9525" cap="flat" cmpd="sng" algn="ctr">
+      <a:solidFill>
+        <a:schemeClr val="tx1">
+          <a:lumMod val="15000"/>
+          <a:lumOff val="85000"/>
+        </a:schemeClr>
+      </a:solidFill>
+      <a:round/>
+    </a:ln>
+    <a:effectLst/>
+  </c:spPr>
+  <c:txPr>
+    <a:bodyPr/>
+    <a:lstStyle/>
+    <a:p>
+      <a:pPr>
+        <a:defRPr/>
+      </a:pPr>
+      <a:endParaRPr lang="ru-RU"/>
+    </a:p>
+  </c:txPr>
+  <c:externalData r:id="rId3">
+    <c:autoUpdate val="0"/>
+  </c:externalData>
+</c:chartSpace>
+</file>
+
+<file path=word/charts/chart2.xml><?xml version="1.0" encoding="utf-8"?>
+<c:chartSpace xmlns:c="http://schemas.openxmlformats.org/drawingml/2006/chart" xmlns:a="http://schemas.openxmlformats.org/drawingml/2006/main" xmlns:r="http://schemas.openxmlformats.org/officeDocument/2006/relationships" xmlns:c16r2="http://schemas.microsoft.com/office/drawing/2015/06/chart">
+  <c:date1904 val="0"/>
+  <c:lang val="ru-RU"/>
+  <c:roundedCorners val="0"/>
+  <mc:AlternateContent xmlns:mc="http://schemas.openxmlformats.org/markup-compatibility/2006">
+    <mc:Choice xmlns:c14="http://schemas.microsoft.com/office/drawing/2007/8/2/chart" Requires="c14">
+      <c14:style val="102"/>
+    </mc:Choice>
+    <mc:Fallback>
+      <c:style val="2"/>
+    </mc:Fallback>
+  </mc:AlternateContent>
+  <c:chart>
+    <c:title>
+      <c:tx>
+        <c:rich>
+          <a:bodyPr rot="0" spcFirstLastPara="1" vertOverflow="ellipsis" vert="horz" wrap="square" anchor="ctr" anchorCtr="1"/>
+          <a:lstStyle/>
+          <a:p>
+            <a:pPr>
+              <a:defRPr sz="1400" b="0" i="0" u="none" strike="noStrike" kern="1200" spc="0" baseline="0">
+                <a:solidFill>
+                  <a:schemeClr val="tx1">
+                    <a:lumMod val="65000"/>
+                    <a:lumOff val="35000"/>
+                  </a:schemeClr>
+                </a:solidFill>
+                <a:latin typeface="+mn-lt"/>
+                <a:ea typeface="+mn-ea"/>
+                <a:cs typeface="+mn-cs"/>
+              </a:defRPr>
+            </a:pPr>
+            <a:r>
+              <a:rPr lang="ru-RU"/>
+              <a:t>Пирамидальная сортировка</a:t>
+            </a:r>
+            <a:endParaRPr lang="ru-RU" baseline="0"/>
+          </a:p>
+        </c:rich>
+      </c:tx>
+      <c:overlay val="0"/>
+      <c:spPr>
+        <a:noFill/>
+        <a:ln>
+          <a:noFill/>
+        </a:ln>
+        <a:effectLst/>
+      </c:spPr>
+      <c:txPr>
+        <a:bodyPr rot="0" spcFirstLastPara="1" vertOverflow="ellipsis" vert="horz" wrap="square" anchor="ctr" anchorCtr="1"/>
+        <a:lstStyle/>
+        <a:p>
+          <a:pPr>
+            <a:defRPr sz="1400" b="0" i="0" u="none" strike="noStrike" kern="1200" spc="0" baseline="0">
+              <a:solidFill>
+                <a:schemeClr val="tx1">
+                  <a:lumMod val="65000"/>
+                  <a:lumOff val="35000"/>
+                </a:schemeClr>
+              </a:solidFill>
+              <a:latin typeface="+mn-lt"/>
+              <a:ea typeface="+mn-ea"/>
+              <a:cs typeface="+mn-cs"/>
+            </a:defRPr>
+          </a:pPr>
+          <a:endParaRPr lang="ru-RU"/>
+        </a:p>
+      </c:txPr>
+    </c:title>
+    <c:autoTitleDeleted val="0"/>
+    <c:plotArea>
+      <c:layout/>
+      <c:lineChart>
+        <c:grouping val="standard"/>
+        <c:varyColors val="0"/>
+        <c:ser>
+          <c:idx val="3"/>
+          <c:order val="0"/>
+          <c:tx>
+            <c:strRef>
+              <c:f>Лист1!$B$2</c:f>
+              <c:strCache>
+                <c:ptCount val="1"/>
+                <c:pt idx="0">
+                  <c:v>Случайные значения</c:v>
+                </c:pt>
+              </c:strCache>
+            </c:strRef>
+          </c:tx>
+          <c:spPr>
+            <a:ln w="28575" cap="rnd">
+              <a:solidFill>
+                <a:schemeClr val="accent4"/>
+              </a:solidFill>
+              <a:round/>
+            </a:ln>
+            <a:effectLst/>
+          </c:spPr>
+          <c:marker>
+            <c:symbol val="circle"/>
+            <c:size val="5"/>
+            <c:spPr>
+              <a:solidFill>
+                <a:schemeClr val="accent4"/>
+              </a:solidFill>
+              <a:ln w="9525">
+                <a:solidFill>
+                  <a:schemeClr val="accent4"/>
+                </a:solidFill>
+              </a:ln>
+              <a:effectLst/>
+            </c:spPr>
+          </c:marker>
+          <c:val>
+            <c:numRef>
+              <c:f>Лист1!$B$3:$B$52</c:f>
+              <c:numCache>
+                <c:formatCode>0.000</c:formatCode>
+                <c:ptCount val="50"/>
+                <c:pt idx="0">
+                  <c:v>0.218</c:v>
+                </c:pt>
+                <c:pt idx="1">
+                  <c:v>0.41399999999999998</c:v>
+                </c:pt>
+                <c:pt idx="2">
+                  <c:v>0.60099999999999998</c:v>
+                </c:pt>
+                <c:pt idx="3">
+                  <c:v>0.92700000000000005</c:v>
+                </c:pt>
+                <c:pt idx="4">
+                  <c:v>1.107</c:v>
+                </c:pt>
+                <c:pt idx="5">
+                  <c:v>1.3420000000000001</c:v>
+                </c:pt>
+                <c:pt idx="6">
+                  <c:v>1.599</c:v>
+                </c:pt>
+                <c:pt idx="7">
+                  <c:v>1.849</c:v>
+                </c:pt>
+                <c:pt idx="8">
+                  <c:v>2.1120000000000001</c:v>
+                </c:pt>
+                <c:pt idx="9">
+                  <c:v>2.4119999999999999</c:v>
+                </c:pt>
+                <c:pt idx="10">
+                  <c:v>2.6560000000000001</c:v>
+                </c:pt>
+                <c:pt idx="11">
+                  <c:v>3.012</c:v>
+                </c:pt>
+                <c:pt idx="12">
+                  <c:v>3.2719999999999998</c:v>
+                </c:pt>
+                <c:pt idx="13">
+                  <c:v>3.5169999999999999</c:v>
+                </c:pt>
+                <c:pt idx="14">
+                  <c:v>3.75</c:v>
+                </c:pt>
+                <c:pt idx="15">
+                  <c:v>4.0739999999999998</c:v>
+                </c:pt>
+                <c:pt idx="16">
+                  <c:v>4.383</c:v>
+                </c:pt>
+                <c:pt idx="17">
+                  <c:v>4.7430000000000003</c:v>
+                </c:pt>
+                <c:pt idx="18">
+                  <c:v>4.8810000000000002</c:v>
+                </c:pt>
+                <c:pt idx="19">
+                  <c:v>5.2709999999999999</c:v>
+                </c:pt>
+                <c:pt idx="20">
+                  <c:v>5.4329999999999998</c:v>
+                </c:pt>
+                <c:pt idx="21">
+                  <c:v>5.766</c:v>
+                </c:pt>
+                <c:pt idx="22">
+                  <c:v>6.04</c:v>
+                </c:pt>
+                <c:pt idx="23">
+                  <c:v>6.4690000000000003</c:v>
+                </c:pt>
+                <c:pt idx="24">
+                  <c:v>6.7030000000000003</c:v>
+                </c:pt>
+                <c:pt idx="25">
+                  <c:v>7.0990000000000002</c:v>
+                </c:pt>
+                <c:pt idx="26">
+                  <c:v>7.2210000000000001</c:v>
+                </c:pt>
+                <c:pt idx="27">
+                  <c:v>7.5069999999999997</c:v>
+                </c:pt>
+                <c:pt idx="28">
+                  <c:v>7.806</c:v>
+                </c:pt>
+                <c:pt idx="29">
+                  <c:v>8.1159999999999997</c:v>
+                </c:pt>
+                <c:pt idx="30">
+                  <c:v>8.42</c:v>
+                </c:pt>
+                <c:pt idx="31">
+                  <c:v>8.7110000000000003</c:v>
+                </c:pt>
+                <c:pt idx="32">
+                  <c:v>9.0090000000000003</c:v>
+                </c:pt>
+                <c:pt idx="33">
+                  <c:v>9.3059999999999992</c:v>
+                </c:pt>
+                <c:pt idx="34">
+                  <c:v>9.6359999999999992</c:v>
+                </c:pt>
+                <c:pt idx="35">
+                  <c:v>9.9529999999999994</c:v>
+                </c:pt>
+                <c:pt idx="36">
+                  <c:v>10.18</c:v>
+                </c:pt>
+                <c:pt idx="37">
+                  <c:v>10.249000000000001</c:v>
+                </c:pt>
+                <c:pt idx="38">
+                  <c:v>10.641999999999999</c:v>
+                </c:pt>
+                <c:pt idx="39">
+                  <c:v>10.894</c:v>
+                </c:pt>
+                <c:pt idx="40">
+                  <c:v>11.16</c:v>
+                </c:pt>
+                <c:pt idx="41">
+                  <c:v>11.593999999999999</c:v>
+                </c:pt>
+                <c:pt idx="42">
+                  <c:v>11.82</c:v>
+                </c:pt>
+                <c:pt idx="43">
+                  <c:v>12.196999999999999</c:v>
+                </c:pt>
+                <c:pt idx="44">
+                  <c:v>12.398999999999999</c:v>
+                </c:pt>
+                <c:pt idx="45">
+                  <c:v>12.709</c:v>
+                </c:pt>
+                <c:pt idx="46">
+                  <c:v>13.166</c:v>
+                </c:pt>
+                <c:pt idx="47">
+                  <c:v>13.301</c:v>
+                </c:pt>
+                <c:pt idx="48">
+                  <c:v>13.646000000000001</c:v>
+                </c:pt>
+                <c:pt idx="49">
+                  <c:v>13.882</c:v>
+                </c:pt>
+              </c:numCache>
+            </c:numRef>
+          </c:val>
+          <c:smooth val="0"/>
+          <c:extLst>
+            <c:ext xmlns:c16="http://schemas.microsoft.com/office/drawing/2014/chart" uri="{C3380CC4-5D6E-409C-BE32-E72D297353CC}">
+              <c16:uniqueId val="{00000000-09D7-4CBE-BE2E-378ED9EE3F8B}"/>
+            </c:ext>
+          </c:extLst>
+        </c:ser>
+        <c:ser>
+          <c:idx val="0"/>
+          <c:order val="1"/>
+          <c:tx>
+            <c:strRef>
+              <c:f>Лист1!$C$2</c:f>
+              <c:strCache>
+                <c:ptCount val="1"/>
+                <c:pt idx="0">
+                  <c:v>Упорядоченная последовательность</c:v>
+                </c:pt>
+              </c:strCache>
+            </c:strRef>
+          </c:tx>
+          <c:spPr>
+            <a:ln w="28575" cap="rnd">
+              <a:solidFill>
+                <a:schemeClr val="accent1"/>
+              </a:solidFill>
+              <a:round/>
+            </a:ln>
+            <a:effectLst/>
+          </c:spPr>
+          <c:marker>
+            <c:symbol val="circle"/>
+            <c:size val="5"/>
+            <c:spPr>
+              <a:solidFill>
+                <a:schemeClr val="accent1"/>
+              </a:solidFill>
+              <a:ln w="9525">
+                <a:solidFill>
+                  <a:schemeClr val="accent1"/>
+                </a:solidFill>
+              </a:ln>
+              <a:effectLst/>
+            </c:spPr>
+          </c:marker>
+          <c:val>
+            <c:numRef>
+              <c:f>Лист1!$C$3:$C$52</c:f>
+              <c:numCache>
+                <c:formatCode>0.000</c:formatCode>
+                <c:ptCount val="50"/>
+                <c:pt idx="0">
+                  <c:v>0.255</c:v>
+                </c:pt>
+                <c:pt idx="1">
+                  <c:v>0.34899999999999998</c:v>
+                </c:pt>
+                <c:pt idx="2">
+                  <c:v>0.60399999999999998</c:v>
+                </c:pt>
+                <c:pt idx="3">
+                  <c:v>0.76400000000000001</c:v>
+                </c:pt>
+                <c:pt idx="4">
+                  <c:v>1.0369999999999999</c:v>
+                </c:pt>
+                <c:pt idx="5">
+                  <c:v>1.244</c:v>
+                </c:pt>
+                <c:pt idx="6">
+                  <c:v>1.401</c:v>
+                </c:pt>
+                <c:pt idx="7">
+                  <c:v>1.617</c:v>
+                </c:pt>
+                <c:pt idx="8">
+                  <c:v>1.84</c:v>
+                </c:pt>
+                <c:pt idx="9">
+                  <c:v>2.0609999999999999</c:v>
+                </c:pt>
+                <c:pt idx="10">
+                  <c:v>2.286</c:v>
+                </c:pt>
+                <c:pt idx="11">
+                  <c:v>2.5539999999999998</c:v>
+                </c:pt>
+                <c:pt idx="12">
+                  <c:v>3.2149999999999999</c:v>
+                </c:pt>
+                <c:pt idx="13">
+                  <c:v>3.548</c:v>
+                </c:pt>
+                <c:pt idx="14">
+                  <c:v>3.395</c:v>
+                </c:pt>
+                <c:pt idx="15">
+                  <c:v>3.4380000000000002</c:v>
+                </c:pt>
+                <c:pt idx="16">
+                  <c:v>4.298</c:v>
+                </c:pt>
+                <c:pt idx="17">
+                  <c:v>3.9340000000000002</c:v>
+                </c:pt>
+                <c:pt idx="18">
+                  <c:v>4.2830000000000004</c:v>
+                </c:pt>
+                <c:pt idx="19">
+                  <c:v>5.4059999999999997</c:v>
+                </c:pt>
+                <c:pt idx="20">
+                  <c:v>4.758</c:v>
+                </c:pt>
+                <c:pt idx="21">
+                  <c:v>5.0730000000000004</c:v>
+                </c:pt>
+                <c:pt idx="22">
+                  <c:v>5.5140000000000002</c:v>
+                </c:pt>
+                <c:pt idx="23">
+                  <c:v>5.3410000000000002</c:v>
+                </c:pt>
+                <c:pt idx="24">
+                  <c:v>5.7320000000000002</c:v>
+                </c:pt>
+                <c:pt idx="25">
+                  <c:v>6.282</c:v>
+                </c:pt>
+                <c:pt idx="26">
+                  <c:v>6.73</c:v>
+                </c:pt>
+                <c:pt idx="27">
+                  <c:v>6.2729999999999997</c:v>
+                </c:pt>
+                <c:pt idx="28">
+                  <c:v>6.9359999999999999</c:v>
+                </c:pt>
+                <c:pt idx="29">
+                  <c:v>7.1029999999999998</c:v>
+                </c:pt>
+                <c:pt idx="30">
+                  <c:v>7.56</c:v>
+                </c:pt>
+                <c:pt idx="31">
+                  <c:v>7.4269999999999996</c:v>
+                </c:pt>
+                <c:pt idx="32">
+                  <c:v>7.7039999999999997</c:v>
+                </c:pt>
+                <c:pt idx="33">
+                  <c:v>8.016</c:v>
+                </c:pt>
+                <c:pt idx="34">
+                  <c:v>8.843</c:v>
+                </c:pt>
+                <c:pt idx="35">
+                  <c:v>8.718</c:v>
+                </c:pt>
+                <c:pt idx="36">
+                  <c:v>8.7129999999999992</c:v>
+                </c:pt>
+                <c:pt idx="37">
+                  <c:v>8.9540000000000006</c:v>
+                </c:pt>
+                <c:pt idx="38">
+                  <c:v>9.359</c:v>
+                </c:pt>
+                <c:pt idx="39">
+                  <c:v>9.48</c:v>
+                </c:pt>
+                <c:pt idx="40">
+                  <c:v>9.7799999999999994</c:v>
+                </c:pt>
+                <c:pt idx="41">
+                  <c:v>10.021000000000001</c:v>
+                </c:pt>
+                <c:pt idx="42">
+                  <c:v>11.06</c:v>
+                </c:pt>
+                <c:pt idx="43">
+                  <c:v>10.523</c:v>
+                </c:pt>
+                <c:pt idx="44">
+                  <c:v>11.013999999999999</c:v>
+                </c:pt>
+                <c:pt idx="45">
+                  <c:v>11.462</c:v>
+                </c:pt>
+                <c:pt idx="46">
+                  <c:v>11.731999999999999</c:v>
+                </c:pt>
+                <c:pt idx="47">
+                  <c:v>12.281000000000001</c:v>
+                </c:pt>
+                <c:pt idx="48">
+                  <c:v>11.847</c:v>
+                </c:pt>
+                <c:pt idx="49">
+                  <c:v>12.377000000000001</c:v>
+                </c:pt>
+              </c:numCache>
+            </c:numRef>
+          </c:val>
+          <c:smooth val="0"/>
+          <c:extLst>
+            <c:ext xmlns:c16="http://schemas.microsoft.com/office/drawing/2014/chart" uri="{C3380CC4-5D6E-409C-BE32-E72D297353CC}">
+              <c16:uniqueId val="{00000001-09D7-4CBE-BE2E-378ED9EE3F8B}"/>
+            </c:ext>
+          </c:extLst>
+        </c:ser>
+        <c:ser>
+          <c:idx val="1"/>
+          <c:order val="2"/>
+          <c:tx>
+            <c:strRef>
+              <c:f>Лист1!$D$2</c:f>
+              <c:strCache>
+                <c:ptCount val="1"/>
+                <c:pt idx="0">
+                  <c:v>Обратная упорядоченная последовательность</c:v>
+                </c:pt>
+              </c:strCache>
+            </c:strRef>
+          </c:tx>
+          <c:spPr>
+            <a:ln w="28575" cap="rnd">
+              <a:solidFill>
+                <a:schemeClr val="accent2"/>
+              </a:solidFill>
+              <a:round/>
+            </a:ln>
+            <a:effectLst/>
+          </c:spPr>
+          <c:marker>
+            <c:symbol val="circle"/>
+            <c:size val="5"/>
+            <c:spPr>
+              <a:solidFill>
+                <a:schemeClr val="accent2"/>
+              </a:solidFill>
+              <a:ln w="9525">
+                <a:solidFill>
+                  <a:schemeClr val="accent2"/>
+                </a:solidFill>
+              </a:ln>
+              <a:effectLst/>
+            </c:spPr>
+          </c:marker>
+          <c:val>
+            <c:numRef>
+              <c:f>Лист1!$D$3:$D$52</c:f>
+              <c:numCache>
+                <c:formatCode>0.000</c:formatCode>
+                <c:ptCount val="50"/>
+                <c:pt idx="0">
+                  <c:v>0.153</c:v>
+                </c:pt>
+                <c:pt idx="1">
+                  <c:v>0.33300000000000002</c:v>
+                </c:pt>
+                <c:pt idx="2">
+                  <c:v>0.52600000000000002</c:v>
+                </c:pt>
+                <c:pt idx="3">
+                  <c:v>0.72499999999999998</c:v>
+                </c:pt>
+                <c:pt idx="4">
+                  <c:v>0.92800000000000005</c:v>
+                </c:pt>
+                <c:pt idx="5">
+                  <c:v>1.137</c:v>
+                </c:pt>
+                <c:pt idx="6">
+                  <c:v>1.4590000000000001</c:v>
+                </c:pt>
+                <c:pt idx="7">
+                  <c:v>1.595</c:v>
+                </c:pt>
+                <c:pt idx="8">
+                  <c:v>1.8660000000000001</c:v>
+                </c:pt>
+                <c:pt idx="9">
+                  <c:v>2.2450000000000001</c:v>
+                </c:pt>
+                <c:pt idx="10">
+                  <c:v>2.2360000000000002</c:v>
+                </c:pt>
+                <c:pt idx="11">
+                  <c:v>2.4670000000000001</c:v>
+                </c:pt>
+                <c:pt idx="12">
+                  <c:v>2.6640000000000001</c:v>
+                </c:pt>
+                <c:pt idx="13">
+                  <c:v>2.9470000000000001</c:v>
+                </c:pt>
+                <c:pt idx="14">
+                  <c:v>3.13</c:v>
+                </c:pt>
+                <c:pt idx="15">
+                  <c:v>3.3540000000000001</c:v>
+                </c:pt>
+                <c:pt idx="16">
+                  <c:v>3.56</c:v>
+                </c:pt>
+                <c:pt idx="17">
+                  <c:v>3.8159999999999998</c:v>
+                </c:pt>
+                <c:pt idx="18">
+                  <c:v>4.41</c:v>
+                </c:pt>
+                <c:pt idx="19">
+                  <c:v>4.2789999999999999</c:v>
+                </c:pt>
+                <c:pt idx="20">
+                  <c:v>4.5019999999999998</c:v>
+                </c:pt>
+                <c:pt idx="21">
+                  <c:v>4.7869999999999999</c:v>
+                </c:pt>
+                <c:pt idx="22">
+                  <c:v>4.9880000000000004</c:v>
+                </c:pt>
+                <c:pt idx="23">
+                  <c:v>5.1970000000000001</c:v>
+                </c:pt>
+                <c:pt idx="24">
+                  <c:v>5.6859999999999999</c:v>
+                </c:pt>
+                <c:pt idx="25">
+                  <c:v>5.66</c:v>
+                </c:pt>
+                <c:pt idx="26">
+                  <c:v>6.0289999999999999</c:v>
+                </c:pt>
+                <c:pt idx="27">
+                  <c:v>6.31</c:v>
+                </c:pt>
+                <c:pt idx="28">
+                  <c:v>6.4390000000000001</c:v>
+                </c:pt>
+                <c:pt idx="29">
+                  <c:v>6.8280000000000003</c:v>
+                </c:pt>
+                <c:pt idx="30">
+                  <c:v>6.9080000000000004</c:v>
+                </c:pt>
+                <c:pt idx="31">
+                  <c:v>7.0839999999999996</c:v>
+                </c:pt>
+                <c:pt idx="32">
+                  <c:v>8.1999999999999993</c:v>
+                </c:pt>
+                <c:pt idx="33">
+                  <c:v>7.875</c:v>
+                </c:pt>
+                <c:pt idx="34">
+                  <c:v>7.8419999999999996</c:v>
+                </c:pt>
+                <c:pt idx="35">
+                  <c:v>8.6050000000000004</c:v>
+                </c:pt>
+                <c:pt idx="36">
+                  <c:v>8.31</c:v>
+                </c:pt>
+                <c:pt idx="37">
+                  <c:v>8.577</c:v>
+                </c:pt>
+                <c:pt idx="38">
+                  <c:v>8.8360000000000003</c:v>
+                </c:pt>
+                <c:pt idx="39">
+                  <c:v>9.0609999999999999</c:v>
+                </c:pt>
+                <c:pt idx="40">
+                  <c:v>10.189</c:v>
+                </c:pt>
+                <c:pt idx="41">
+                  <c:v>9.5280000000000005</c:v>
+                </c:pt>
+                <c:pt idx="42">
+                  <c:v>10.096</c:v>
+                </c:pt>
+                <c:pt idx="43">
+                  <c:v>10.086</c:v>
+                </c:pt>
+                <c:pt idx="44">
+                  <c:v>10.253</c:v>
+                </c:pt>
+                <c:pt idx="45">
+                  <c:v>10.693</c:v>
+                </c:pt>
+                <c:pt idx="46">
+                  <c:v>11.282999999999999</c:v>
+                </c:pt>
+                <c:pt idx="47">
+                  <c:v>11.938000000000001</c:v>
+                </c:pt>
+                <c:pt idx="48">
+                  <c:v>11.65</c:v>
+                </c:pt>
+                <c:pt idx="49">
+                  <c:v>12.162000000000001</c:v>
+                </c:pt>
+              </c:numCache>
+            </c:numRef>
+          </c:val>
+          <c:smooth val="0"/>
+          <c:extLst>
+            <c:ext xmlns:c16="http://schemas.microsoft.com/office/drawing/2014/chart" uri="{C3380CC4-5D6E-409C-BE32-E72D297353CC}">
+              <c16:uniqueId val="{00000002-09D7-4CBE-BE2E-378ED9EE3F8B}"/>
+            </c:ext>
+          </c:extLst>
+        </c:ser>
+        <c:dLbls>
+          <c:showLegendKey val="0"/>
+          <c:showVal val="0"/>
+          <c:showCatName val="0"/>
+          <c:showSerName val="0"/>
+          <c:showPercent val="0"/>
+          <c:showBubbleSize val="0"/>
+        </c:dLbls>
+        <c:marker val="1"/>
+        <c:smooth val="0"/>
+        <c:axId val="428214304"/>
+        <c:axId val="428205056"/>
+      </c:lineChart>
+      <c:catAx>
+        <c:axId val="428214304"/>
+        <c:scaling>
+          <c:orientation val="minMax"/>
+        </c:scaling>
+        <c:delete val="0"/>
+        <c:axPos val="b"/>
+        <c:title>
+          <c:tx>
+            <c:rich>
+              <a:bodyPr rot="0" spcFirstLastPara="1" vertOverflow="ellipsis" vert="horz" wrap="square" anchor="ctr" anchorCtr="1"/>
+              <a:lstStyle/>
+              <a:p>
+                <a:pPr>
+                  <a:defRPr sz="1000" b="0" i="0" u="none" strike="noStrike" kern="1200" baseline="0">
+                    <a:solidFill>
+                      <a:schemeClr val="tx1">
+                        <a:lumMod val="65000"/>
+                        <a:lumOff val="35000"/>
+                      </a:schemeClr>
+                    </a:solidFill>
+                    <a:latin typeface="+mn-lt"/>
+                    <a:ea typeface="+mn-ea"/>
+                    <a:cs typeface="+mn-cs"/>
+                  </a:defRPr>
+                </a:pPr>
+                <a:r>
+                  <a:rPr lang="ru-RU"/>
+                  <a:t>Размер массива (тыс.</a:t>
+                </a:r>
+                <a:r>
+                  <a:rPr lang="ru-RU" baseline="0"/>
+                  <a:t> элементов</a:t>
+                </a:r>
+                <a:r>
+                  <a:rPr lang="ru-RU"/>
+                  <a:t>)</a:t>
+                </a:r>
+              </a:p>
+            </c:rich>
+          </c:tx>
+          <c:overlay val="0"/>
+          <c:spPr>
+            <a:noFill/>
+            <a:ln>
+              <a:noFill/>
+            </a:ln>
+            <a:effectLst/>
+          </c:spPr>
+          <c:txPr>
+            <a:bodyPr rot="0" spcFirstLastPara="1" vertOverflow="ellipsis" vert="horz" wrap="square" anchor="ctr" anchorCtr="1"/>
+            <a:lstStyle/>
+            <a:p>
+              <a:pPr>
+                <a:defRPr sz="1000" b="0" i="0" u="none" strike="noStrike" kern="1200" baseline="0">
+                  <a:solidFill>
+                    <a:schemeClr val="tx1">
+                      <a:lumMod val="65000"/>
+                      <a:lumOff val="35000"/>
+                    </a:schemeClr>
+                  </a:solidFill>
+                  <a:latin typeface="+mn-lt"/>
+                  <a:ea typeface="+mn-ea"/>
+                  <a:cs typeface="+mn-cs"/>
+                </a:defRPr>
+              </a:pPr>
+              <a:endParaRPr lang="ru-RU"/>
+            </a:p>
+          </c:txPr>
+        </c:title>
+        <c:numFmt formatCode="0" sourceLinked="1"/>
+        <c:majorTickMark val="none"/>
+        <c:minorTickMark val="none"/>
+        <c:tickLblPos val="nextTo"/>
+        <c:spPr>
+          <a:noFill/>
+          <a:ln w="9525" cap="flat" cmpd="sng" algn="ctr">
+            <a:solidFill>
+              <a:schemeClr val="tx1">
+                <a:lumMod val="15000"/>
+                <a:lumOff val="85000"/>
+              </a:schemeClr>
+            </a:solidFill>
+            <a:round/>
+          </a:ln>
+          <a:effectLst/>
+        </c:spPr>
+        <c:txPr>
+          <a:bodyPr rot="-60000000" spcFirstLastPara="1" vertOverflow="ellipsis" vert="horz" wrap="square" anchor="ctr" anchorCtr="1"/>
+          <a:lstStyle/>
+          <a:p>
+            <a:pPr>
+              <a:defRPr sz="900" b="0" i="0" u="none" strike="noStrike" kern="1200" baseline="0">
+                <a:solidFill>
+                  <a:schemeClr val="tx1">
+                    <a:lumMod val="65000"/>
+                    <a:lumOff val="35000"/>
+                  </a:schemeClr>
+                </a:solidFill>
+                <a:latin typeface="+mn-lt"/>
+                <a:ea typeface="+mn-ea"/>
+                <a:cs typeface="+mn-cs"/>
+              </a:defRPr>
+            </a:pPr>
+            <a:endParaRPr lang="ru-RU"/>
+          </a:p>
+        </c:txPr>
+        <c:crossAx val="428205056"/>
+        <c:crosses val="autoZero"/>
+        <c:auto val="1"/>
+        <c:lblAlgn val="ctr"/>
+        <c:lblOffset val="100"/>
+        <c:noMultiLvlLbl val="0"/>
+      </c:catAx>
+      <c:valAx>
+        <c:axId val="428205056"/>
         <c:scaling>
           <c:orientation val="minMax"/>
         </c:scaling>
@@ -6247,1601 +7304,13 @@
             <a:endParaRPr lang="ru-RU"/>
           </a:p>
         </c:txPr>
-        <c:crossAx val="-1803742928"/>
+        <c:crossAx val="428214304"/>
         <c:crosses val="autoZero"/>
         <c:crossBetween val="between"/>
       </c:valAx>
       <c:spPr>
         <a:noFill/>
-        <a:ln>
-          <a:noFill/>
-        </a:ln>
-        <a:effectLst/>
-      </c:spPr>
-    </c:plotArea>
-    <c:legend>
-      <c:legendPos val="b"/>
-      <c:overlay val="0"/>
-      <c:spPr>
-        <a:noFill/>
-        <a:ln>
-          <a:noFill/>
-        </a:ln>
-        <a:effectLst/>
-      </c:spPr>
-      <c:txPr>
-        <a:bodyPr rot="0" spcFirstLastPara="1" vertOverflow="ellipsis" vert="horz" wrap="square" anchor="ctr" anchorCtr="1"/>
-        <a:lstStyle/>
-        <a:p>
-          <a:pPr>
-            <a:defRPr sz="900" b="0" i="0" u="none" strike="noStrike" kern="1200" baseline="0">
-              <a:solidFill>
-                <a:schemeClr val="tx1">
-                  <a:lumMod val="65000"/>
-                  <a:lumOff val="35000"/>
-                </a:schemeClr>
-              </a:solidFill>
-              <a:latin typeface="+mn-lt"/>
-              <a:ea typeface="+mn-ea"/>
-              <a:cs typeface="+mn-cs"/>
-            </a:defRPr>
-          </a:pPr>
-          <a:endParaRPr lang="ru-RU"/>
-        </a:p>
-      </c:txPr>
-    </c:legend>
-    <c:plotVisOnly val="1"/>
-    <c:dispBlanksAs val="gap"/>
-    <c:showDLblsOverMax val="0"/>
-  </c:chart>
-  <c:spPr>
-    <a:solidFill>
-      <a:schemeClr val="bg1"/>
-    </a:solidFill>
-    <a:ln w="9525" cap="flat" cmpd="sng" algn="ctr">
-      <a:solidFill>
-        <a:schemeClr val="tx1">
-          <a:lumMod val="15000"/>
-          <a:lumOff val="85000"/>
-        </a:schemeClr>
-      </a:solidFill>
-      <a:round/>
-    </a:ln>
-    <a:effectLst/>
-  </c:spPr>
-  <c:txPr>
-    <a:bodyPr/>
-    <a:lstStyle/>
-    <a:p>
-      <a:pPr>
-        <a:defRPr/>
-      </a:pPr>
-      <a:endParaRPr lang="ru-RU"/>
-    </a:p>
-  </c:txPr>
-  <c:externalData r:id="rId3">
-    <c:autoUpdate val="0"/>
-  </c:externalData>
-</c:chartSpace>
-</file>
-
-<file path=word/charts/chart2.xml><?xml version="1.0" encoding="utf-8"?>
-<c:chartSpace xmlns:c="http://schemas.openxmlformats.org/drawingml/2006/chart" xmlns:a="http://schemas.openxmlformats.org/drawingml/2006/main" xmlns:r="http://schemas.openxmlformats.org/officeDocument/2006/relationships">
-  <c:date1904 val="0"/>
-  <c:lang val="ru-RU"/>
-  <c:roundedCorners val="0"/>
-  <mc:AlternateContent xmlns:mc="http://schemas.openxmlformats.org/markup-compatibility/2006">
-    <mc:Choice xmlns:c14="http://schemas.microsoft.com/office/drawing/2007/8/2/chart" Requires="c14">
-      <c14:style val="102"/>
-    </mc:Choice>
-    <mc:Fallback>
-      <c:style val="2"/>
-    </mc:Fallback>
-  </mc:AlternateContent>
-  <c:chart>
-    <c:title>
-      <c:tx>
-        <c:rich>
-          <a:bodyPr rot="0" spcFirstLastPara="1" vertOverflow="ellipsis" vert="horz" wrap="square" anchor="ctr" anchorCtr="1"/>
-          <a:lstStyle/>
-          <a:p>
-            <a:pPr>
-              <a:defRPr sz="1400" b="0" i="0" u="none" strike="noStrike" kern="1200" spc="0" baseline="0">
-                <a:solidFill>
-                  <a:schemeClr val="tx1">
-                    <a:lumMod val="65000"/>
-                    <a:lumOff val="35000"/>
-                  </a:schemeClr>
-                </a:solidFill>
-                <a:latin typeface="+mn-lt"/>
-                <a:ea typeface="+mn-ea"/>
-                <a:cs typeface="+mn-cs"/>
-              </a:defRPr>
-            </a:pPr>
-            <a:r>
-              <a:rPr lang="ru-RU"/>
-              <a:t>Упорядоченная</a:t>
-            </a:r>
-            <a:r>
-              <a:rPr lang="ru-RU" baseline="0"/>
-              <a:t> последовательность значений</a:t>
-            </a:r>
-          </a:p>
-        </c:rich>
-      </c:tx>
-      <c:overlay val="0"/>
-      <c:spPr>
-        <a:noFill/>
-        <a:ln>
-          <a:noFill/>
-        </a:ln>
-        <a:effectLst/>
-      </c:spPr>
-      <c:txPr>
-        <a:bodyPr rot="0" spcFirstLastPara="1" vertOverflow="ellipsis" vert="horz" wrap="square" anchor="ctr" anchorCtr="1"/>
-        <a:lstStyle/>
-        <a:p>
-          <a:pPr>
-            <a:defRPr sz="1400" b="0" i="0" u="none" strike="noStrike" kern="1200" spc="0" baseline="0">
-              <a:solidFill>
-                <a:schemeClr val="tx1">
-                  <a:lumMod val="65000"/>
-                  <a:lumOff val="35000"/>
-                </a:schemeClr>
-              </a:solidFill>
-              <a:latin typeface="+mn-lt"/>
-              <a:ea typeface="+mn-ea"/>
-              <a:cs typeface="+mn-cs"/>
-            </a:defRPr>
-          </a:pPr>
-          <a:endParaRPr lang="ru-RU"/>
-        </a:p>
-      </c:txPr>
-    </c:title>
-    <c:autoTitleDeleted val="0"/>
-    <c:plotArea>
-      <c:layout/>
-      <c:lineChart>
-        <c:grouping val="standard"/>
-        <c:varyColors val="0"/>
-        <c:ser>
-          <c:idx val="1"/>
-          <c:order val="0"/>
-          <c:tx>
-            <c:strRef>
-              <c:f>Лист1!$B$1</c:f>
-              <c:strCache>
-                <c:ptCount val="1"/>
-                <c:pt idx="0">
-                  <c:v>Время пирамидальной сортировки (мс)</c:v>
-                </c:pt>
-              </c:strCache>
-            </c:strRef>
-          </c:tx>
-          <c:spPr>
-            <a:ln w="28575" cap="rnd">
-              <a:solidFill>
-                <a:schemeClr val="accent2"/>
-              </a:solidFill>
-              <a:round/>
-            </a:ln>
-            <a:effectLst/>
-          </c:spPr>
-          <c:marker>
-            <c:symbol val="circle"/>
-            <c:size val="5"/>
-            <c:spPr>
-              <a:solidFill>
-                <a:schemeClr val="accent2"/>
-              </a:solidFill>
-              <a:ln w="9525">
-                <a:solidFill>
-                  <a:schemeClr val="accent2"/>
-                </a:solidFill>
-              </a:ln>
-              <a:effectLst/>
-            </c:spPr>
-          </c:marker>
-          <c:val>
-            <c:numRef>
-              <c:f>Лист1!$B$2:$B$51</c:f>
-              <c:numCache>
-                <c:formatCode>0.000</c:formatCode>
-                <c:ptCount val="50"/>
-                <c:pt idx="0">
-                  <c:v>0.153</c:v>
-                </c:pt>
-                <c:pt idx="1">
-                  <c:v>0.33300000000000002</c:v>
-                </c:pt>
-                <c:pt idx="2">
-                  <c:v>0.52600000000000002</c:v>
-                </c:pt>
-                <c:pt idx="3">
-                  <c:v>0.72499999999999998</c:v>
-                </c:pt>
-                <c:pt idx="4">
-                  <c:v>0.92800000000000005</c:v>
-                </c:pt>
-                <c:pt idx="5">
-                  <c:v>1.137</c:v>
-                </c:pt>
-                <c:pt idx="6">
-                  <c:v>1.4590000000000001</c:v>
-                </c:pt>
-                <c:pt idx="7">
-                  <c:v>1.595</c:v>
-                </c:pt>
-                <c:pt idx="8">
-                  <c:v>1.8660000000000001</c:v>
-                </c:pt>
-                <c:pt idx="9">
-                  <c:v>2.2450000000000001</c:v>
-                </c:pt>
-                <c:pt idx="10">
-                  <c:v>2.2360000000000002</c:v>
-                </c:pt>
-                <c:pt idx="11">
-                  <c:v>2.4670000000000001</c:v>
-                </c:pt>
-                <c:pt idx="12">
-                  <c:v>2.6640000000000001</c:v>
-                </c:pt>
-                <c:pt idx="13">
-                  <c:v>2.9470000000000001</c:v>
-                </c:pt>
-                <c:pt idx="14">
-                  <c:v>3.13</c:v>
-                </c:pt>
-                <c:pt idx="15">
-                  <c:v>3.3540000000000001</c:v>
-                </c:pt>
-                <c:pt idx="16">
-                  <c:v>3.56</c:v>
-                </c:pt>
-                <c:pt idx="17">
-                  <c:v>3.8159999999999998</c:v>
-                </c:pt>
-                <c:pt idx="18">
-                  <c:v>4.41</c:v>
-                </c:pt>
-                <c:pt idx="19">
-                  <c:v>4.2789999999999999</c:v>
-                </c:pt>
-                <c:pt idx="20">
-                  <c:v>4.5019999999999998</c:v>
-                </c:pt>
-                <c:pt idx="21">
-                  <c:v>4.7869999999999999</c:v>
-                </c:pt>
-                <c:pt idx="22">
-                  <c:v>4.9880000000000004</c:v>
-                </c:pt>
-                <c:pt idx="23">
-                  <c:v>5.1970000000000001</c:v>
-                </c:pt>
-                <c:pt idx="24">
-                  <c:v>5.6859999999999999</c:v>
-                </c:pt>
-                <c:pt idx="25">
-                  <c:v>5.66</c:v>
-                </c:pt>
-                <c:pt idx="26">
-                  <c:v>6.0289999999999999</c:v>
-                </c:pt>
-                <c:pt idx="27">
-                  <c:v>6.0289999999999999</c:v>
-                </c:pt>
-                <c:pt idx="28">
-                  <c:v>6.4390000000000001</c:v>
-                </c:pt>
-                <c:pt idx="29">
-                  <c:v>6.8280000000000003</c:v>
-                </c:pt>
-                <c:pt idx="30">
-                  <c:v>6.9080000000000004</c:v>
-                </c:pt>
-                <c:pt idx="31">
-                  <c:v>7.0839999999999996</c:v>
-                </c:pt>
-                <c:pt idx="32">
-                  <c:v>8.1999999999999993</c:v>
-                </c:pt>
-                <c:pt idx="33">
-                  <c:v>7.875</c:v>
-                </c:pt>
-                <c:pt idx="34">
-                  <c:v>7.8419999999999996</c:v>
-                </c:pt>
-                <c:pt idx="35">
-                  <c:v>8.6050000000000004</c:v>
-                </c:pt>
-                <c:pt idx="36">
-                  <c:v>8.31</c:v>
-                </c:pt>
-                <c:pt idx="37">
-                  <c:v>8.577</c:v>
-                </c:pt>
-                <c:pt idx="38">
-                  <c:v>8.8360000000000003</c:v>
-                </c:pt>
-                <c:pt idx="39">
-                  <c:v>9.0609999999999999</c:v>
-                </c:pt>
-                <c:pt idx="40">
-                  <c:v>10.189</c:v>
-                </c:pt>
-                <c:pt idx="41">
-                  <c:v>9.5280000000000005</c:v>
-                </c:pt>
-                <c:pt idx="42">
-                  <c:v>10.096</c:v>
-                </c:pt>
-                <c:pt idx="43">
-                  <c:v>10.086</c:v>
-                </c:pt>
-                <c:pt idx="44">
-                  <c:v>10.253</c:v>
-                </c:pt>
-                <c:pt idx="45">
-                  <c:v>10.693</c:v>
-                </c:pt>
-                <c:pt idx="46">
-                  <c:v>11.282999999999999</c:v>
-                </c:pt>
-                <c:pt idx="47">
-                  <c:v>11.938000000000001</c:v>
-                </c:pt>
-                <c:pt idx="48">
-                  <c:v>11.65</c:v>
-                </c:pt>
-                <c:pt idx="49">
-                  <c:v>12.162000000000001</c:v>
-                </c:pt>
-              </c:numCache>
-            </c:numRef>
-          </c:val>
-          <c:smooth val="0"/>
-        </c:ser>
-        <c:ser>
-          <c:idx val="2"/>
-          <c:order val="1"/>
-          <c:tx>
-            <c:strRef>
-              <c:f>Лист1!$C$1</c:f>
-              <c:strCache>
-                <c:ptCount val="1"/>
-                <c:pt idx="0">
-                  <c:v>Время сортировки выбором (мс)</c:v>
-                </c:pt>
-              </c:strCache>
-            </c:strRef>
-          </c:tx>
-          <c:spPr>
-            <a:ln w="28575" cap="rnd">
-              <a:solidFill>
-                <a:schemeClr val="accent3"/>
-              </a:solidFill>
-              <a:round/>
-            </a:ln>
-            <a:effectLst/>
-          </c:spPr>
-          <c:marker>
-            <c:symbol val="circle"/>
-            <c:size val="5"/>
-            <c:spPr>
-              <a:solidFill>
-                <a:schemeClr val="accent3"/>
-              </a:solidFill>
-              <a:ln w="9525">
-                <a:solidFill>
-                  <a:schemeClr val="accent3"/>
-                </a:solidFill>
-              </a:ln>
-              <a:effectLst/>
-            </c:spPr>
-          </c:marker>
-          <c:val>
-            <c:numRef>
-              <c:f>Лист1!$C$2:$C$51</c:f>
-              <c:numCache>
-                <c:formatCode>0.000</c:formatCode>
-                <c:ptCount val="50"/>
-                <c:pt idx="0">
-                  <c:v>1.1299999999999999</c:v>
-                </c:pt>
-                <c:pt idx="1">
-                  <c:v>4.3479999999999999</c:v>
-                </c:pt>
-                <c:pt idx="2">
-                  <c:v>10.452999999999999</c:v>
-                </c:pt>
-                <c:pt idx="3">
-                  <c:v>17.864000000000001</c:v>
-                </c:pt>
-                <c:pt idx="4">
-                  <c:v>27.8</c:v>
-                </c:pt>
-                <c:pt idx="5">
-                  <c:v>40.325000000000003</c:v>
-                </c:pt>
-                <c:pt idx="6">
-                  <c:v>54.768999999999998</c:v>
-                </c:pt>
-                <c:pt idx="7">
-                  <c:v>71.247</c:v>
-                </c:pt>
-                <c:pt idx="8">
-                  <c:v>90.984999999999999</c:v>
-                </c:pt>
-                <c:pt idx="9">
-                  <c:v>111.449</c:v>
-                </c:pt>
-                <c:pt idx="10">
-                  <c:v>135.297</c:v>
-                </c:pt>
-                <c:pt idx="11">
-                  <c:v>161.518</c:v>
-                </c:pt>
-                <c:pt idx="12">
-                  <c:v>188.685</c:v>
-                </c:pt>
-                <c:pt idx="13">
-                  <c:v>223.13499999999999</c:v>
-                </c:pt>
-                <c:pt idx="14">
-                  <c:v>259.27100000000002</c:v>
-                </c:pt>
-                <c:pt idx="15">
-                  <c:v>287.16000000000003</c:v>
-                </c:pt>
-                <c:pt idx="16">
-                  <c:v>323.06599999999997</c:v>
-                </c:pt>
-                <c:pt idx="17">
-                  <c:v>358.161</c:v>
-                </c:pt>
-                <c:pt idx="18">
-                  <c:v>400.12900000000002</c:v>
-                </c:pt>
-                <c:pt idx="19">
-                  <c:v>441.00700000000001</c:v>
-                </c:pt>
-                <c:pt idx="20">
-                  <c:v>486.15800000000002</c:v>
-                </c:pt>
-                <c:pt idx="21">
-                  <c:v>533.93399999999997</c:v>
-                </c:pt>
-                <c:pt idx="22">
-                  <c:v>585.125</c:v>
-                </c:pt>
-                <c:pt idx="23">
-                  <c:v>635.75599999999997</c:v>
-                </c:pt>
-                <c:pt idx="24">
-                  <c:v>688.22699999999998</c:v>
-                </c:pt>
-                <c:pt idx="25">
-                  <c:v>746.13199999999995</c:v>
-                </c:pt>
-                <c:pt idx="26">
-                  <c:v>805.49800000000005</c:v>
-                </c:pt>
-                <c:pt idx="27">
-                  <c:v>866.81700000000001</c:v>
-                </c:pt>
-                <c:pt idx="28">
-                  <c:v>931.053</c:v>
-                </c:pt>
-                <c:pt idx="29">
-                  <c:v>997.51</c:v>
-                </c:pt>
-                <c:pt idx="30">
-                  <c:v>1064</c:v>
-                </c:pt>
-                <c:pt idx="31">
-                  <c:v>1131.1099999999999</c:v>
-                </c:pt>
-                <c:pt idx="32">
-                  <c:v>1205.23</c:v>
-                </c:pt>
-                <c:pt idx="33">
-                  <c:v>1276.99</c:v>
-                </c:pt>
-                <c:pt idx="34">
-                  <c:v>1354.38</c:v>
-                </c:pt>
-                <c:pt idx="35">
-                  <c:v>1433.48</c:v>
-                </c:pt>
-                <c:pt idx="36">
-                  <c:v>1511.4</c:v>
-                </c:pt>
-                <c:pt idx="37">
-                  <c:v>1596.14</c:v>
-                </c:pt>
-                <c:pt idx="38">
-                  <c:v>1679.26</c:v>
-                </c:pt>
-                <c:pt idx="39">
-                  <c:v>1764.92</c:v>
-                </c:pt>
-                <c:pt idx="40">
-                  <c:v>1852.3</c:v>
-                </c:pt>
-                <c:pt idx="41">
-                  <c:v>1943.54</c:v>
-                </c:pt>
-                <c:pt idx="42">
-                  <c:v>2035.47</c:v>
-                </c:pt>
-                <c:pt idx="43">
-                  <c:v>2134.66</c:v>
-                </c:pt>
-                <c:pt idx="44">
-                  <c:v>2233.9899999999998</c:v>
-                </c:pt>
-                <c:pt idx="45">
-                  <c:v>2338.62</c:v>
-                </c:pt>
-                <c:pt idx="46">
-                  <c:v>2436.46</c:v>
-                </c:pt>
-                <c:pt idx="47">
-                  <c:v>2545.64</c:v>
-                </c:pt>
-                <c:pt idx="48">
-                  <c:v>2653.97</c:v>
-                </c:pt>
-                <c:pt idx="49" formatCode="General">
-                  <c:v>2761.82</c:v>
-                </c:pt>
-              </c:numCache>
-            </c:numRef>
-          </c:val>
-          <c:smooth val="0"/>
-        </c:ser>
-        <c:dLbls>
-          <c:showLegendKey val="0"/>
-          <c:showVal val="0"/>
-          <c:showCatName val="0"/>
-          <c:showSerName val="0"/>
-          <c:showPercent val="0"/>
-          <c:showBubbleSize val="0"/>
-        </c:dLbls>
-        <c:marker val="1"/>
-        <c:smooth val="0"/>
-        <c:axId val="-1803741296"/>
-        <c:axId val="-1803745648"/>
-      </c:lineChart>
-      <c:catAx>
-        <c:axId val="-1803741296"/>
-        <c:scaling>
-          <c:orientation val="minMax"/>
-        </c:scaling>
-        <c:delete val="0"/>
-        <c:axPos val="b"/>
-        <c:title>
-          <c:tx>
-            <c:rich>
-              <a:bodyPr rot="0" spcFirstLastPara="1" vertOverflow="ellipsis" vert="horz" wrap="square" anchor="ctr" anchorCtr="1"/>
-              <a:lstStyle/>
-              <a:p>
-                <a:pPr>
-                  <a:defRPr sz="1000" b="0" i="0" u="none" strike="noStrike" kern="1200" baseline="0">
-                    <a:solidFill>
-                      <a:schemeClr val="tx1">
-                        <a:lumMod val="65000"/>
-                        <a:lumOff val="35000"/>
-                      </a:schemeClr>
-                    </a:solidFill>
-                    <a:latin typeface="+mn-lt"/>
-                    <a:ea typeface="+mn-ea"/>
-                    <a:cs typeface="+mn-cs"/>
-                  </a:defRPr>
-                </a:pPr>
-                <a:r>
-                  <a:rPr lang="ru-RU"/>
-                  <a:t>Размер массива (тыс.</a:t>
-                </a:r>
-                <a:r>
-                  <a:rPr lang="ru-RU" baseline="0"/>
-                  <a:t> элементов</a:t>
-                </a:r>
-                <a:r>
-                  <a:rPr lang="ru-RU"/>
-                  <a:t>)</a:t>
-                </a:r>
-              </a:p>
-            </c:rich>
-          </c:tx>
-          <c:overlay val="0"/>
-          <c:spPr>
-            <a:noFill/>
-            <a:ln>
-              <a:noFill/>
-            </a:ln>
-            <a:effectLst/>
-          </c:spPr>
-          <c:txPr>
-            <a:bodyPr rot="0" spcFirstLastPara="1" vertOverflow="ellipsis" vert="horz" wrap="square" anchor="ctr" anchorCtr="1"/>
-            <a:lstStyle/>
-            <a:p>
-              <a:pPr>
-                <a:defRPr sz="1000" b="0" i="0" u="none" strike="noStrike" kern="1200" baseline="0">
-                  <a:solidFill>
-                    <a:schemeClr val="tx1">
-                      <a:lumMod val="65000"/>
-                      <a:lumOff val="35000"/>
-                    </a:schemeClr>
-                  </a:solidFill>
-                  <a:latin typeface="+mn-lt"/>
-                  <a:ea typeface="+mn-ea"/>
-                  <a:cs typeface="+mn-cs"/>
-                </a:defRPr>
-              </a:pPr>
-              <a:endParaRPr lang="ru-RU"/>
-            </a:p>
-          </c:txPr>
-        </c:title>
-        <c:numFmt formatCode="General" sourceLinked="1"/>
-        <c:majorTickMark val="none"/>
-        <c:minorTickMark val="none"/>
-        <c:tickLblPos val="nextTo"/>
-        <c:spPr>
-          <a:noFill/>
-          <a:ln w="9525" cap="flat" cmpd="sng" algn="ctr">
-            <a:solidFill>
-              <a:schemeClr val="tx1">
-                <a:lumMod val="15000"/>
-                <a:lumOff val="85000"/>
-              </a:schemeClr>
-            </a:solidFill>
-            <a:round/>
-          </a:ln>
-          <a:effectLst/>
-        </c:spPr>
-        <c:txPr>
-          <a:bodyPr rot="-60000000" spcFirstLastPara="1" vertOverflow="ellipsis" vert="horz" wrap="square" anchor="ctr" anchorCtr="1"/>
-          <a:lstStyle/>
-          <a:p>
-            <a:pPr>
-              <a:defRPr sz="900" b="0" i="0" u="none" strike="noStrike" kern="1200" baseline="0">
-                <a:solidFill>
-                  <a:schemeClr val="tx1">
-                    <a:lumMod val="65000"/>
-                    <a:lumOff val="35000"/>
-                  </a:schemeClr>
-                </a:solidFill>
-                <a:latin typeface="+mn-lt"/>
-                <a:ea typeface="+mn-ea"/>
-                <a:cs typeface="+mn-cs"/>
-              </a:defRPr>
-            </a:pPr>
-            <a:endParaRPr lang="ru-RU"/>
-          </a:p>
-        </c:txPr>
-        <c:crossAx val="-1803745648"/>
-        <c:crosses val="autoZero"/>
-        <c:auto val="1"/>
-        <c:lblAlgn val="ctr"/>
-        <c:lblOffset val="100"/>
-        <c:noMultiLvlLbl val="0"/>
-      </c:catAx>
-      <c:valAx>
-        <c:axId val="-1803745648"/>
-        <c:scaling>
-          <c:orientation val="minMax"/>
-        </c:scaling>
-        <c:delete val="0"/>
-        <c:axPos val="l"/>
-        <c:majorGridlines>
-          <c:spPr>
-            <a:ln w="9525" cap="flat" cmpd="sng" algn="ctr">
-              <a:solidFill>
-                <a:schemeClr val="tx1">
-                  <a:lumMod val="15000"/>
-                  <a:lumOff val="85000"/>
-                </a:schemeClr>
-              </a:solidFill>
-              <a:round/>
-            </a:ln>
-            <a:effectLst/>
-          </c:spPr>
-        </c:majorGridlines>
-        <c:title>
-          <c:tx>
-            <c:rich>
-              <a:bodyPr rot="-5400000" spcFirstLastPara="1" vertOverflow="ellipsis" vert="horz" wrap="square" anchor="ctr" anchorCtr="1"/>
-              <a:lstStyle/>
-              <a:p>
-                <a:pPr>
-                  <a:defRPr sz="1000" b="0" i="0" u="none" strike="noStrike" kern="1200" baseline="0">
-                    <a:solidFill>
-                      <a:schemeClr val="tx1">
-                        <a:lumMod val="65000"/>
-                        <a:lumOff val="35000"/>
-                      </a:schemeClr>
-                    </a:solidFill>
-                    <a:latin typeface="+mn-lt"/>
-                    <a:ea typeface="+mn-ea"/>
-                    <a:cs typeface="+mn-cs"/>
-                  </a:defRPr>
-                </a:pPr>
-                <a:r>
-                  <a:rPr lang="ru-RU"/>
-                  <a:t>Время сортировки</a:t>
-                </a:r>
-                <a:r>
-                  <a:rPr lang="ru-RU" baseline="0"/>
-                  <a:t> (мс)</a:t>
-                </a:r>
-                <a:endParaRPr lang="ru-RU"/>
-              </a:p>
-            </c:rich>
-          </c:tx>
-          <c:overlay val="0"/>
-          <c:spPr>
-            <a:noFill/>
-            <a:ln>
-              <a:noFill/>
-            </a:ln>
-            <a:effectLst/>
-          </c:spPr>
-          <c:txPr>
-            <a:bodyPr rot="-5400000" spcFirstLastPara="1" vertOverflow="ellipsis" vert="horz" wrap="square" anchor="ctr" anchorCtr="1"/>
-            <a:lstStyle/>
-            <a:p>
-              <a:pPr>
-                <a:defRPr sz="1000" b="0" i="0" u="none" strike="noStrike" kern="1200" baseline="0">
-                  <a:solidFill>
-                    <a:schemeClr val="tx1">
-                      <a:lumMod val="65000"/>
-                      <a:lumOff val="35000"/>
-                    </a:schemeClr>
-                  </a:solidFill>
-                  <a:latin typeface="+mn-lt"/>
-                  <a:ea typeface="+mn-ea"/>
-                  <a:cs typeface="+mn-cs"/>
-                </a:defRPr>
-              </a:pPr>
-              <a:endParaRPr lang="ru-RU"/>
-            </a:p>
-          </c:txPr>
-        </c:title>
-        <c:numFmt formatCode="0.000" sourceLinked="1"/>
-        <c:majorTickMark val="none"/>
-        <c:minorTickMark val="none"/>
-        <c:tickLblPos val="nextTo"/>
-        <c:spPr>
-          <a:noFill/>
-          <a:ln>
-            <a:noFill/>
-          </a:ln>
-          <a:effectLst/>
-        </c:spPr>
-        <c:txPr>
-          <a:bodyPr rot="-60000000" spcFirstLastPara="1" vertOverflow="ellipsis" vert="horz" wrap="square" anchor="ctr" anchorCtr="1"/>
-          <a:lstStyle/>
-          <a:p>
-            <a:pPr>
-              <a:defRPr sz="900" b="0" i="0" u="none" strike="noStrike" kern="1200" baseline="0">
-                <a:solidFill>
-                  <a:schemeClr val="tx1">
-                    <a:lumMod val="65000"/>
-                    <a:lumOff val="35000"/>
-                  </a:schemeClr>
-                </a:solidFill>
-                <a:latin typeface="+mn-lt"/>
-                <a:ea typeface="+mn-ea"/>
-                <a:cs typeface="+mn-cs"/>
-              </a:defRPr>
-            </a:pPr>
-            <a:endParaRPr lang="ru-RU"/>
-          </a:p>
-        </c:txPr>
-        <c:crossAx val="-1803741296"/>
-        <c:crosses val="autoZero"/>
-        <c:crossBetween val="between"/>
-      </c:valAx>
-      <c:spPr>
-        <a:noFill/>
-        <a:ln>
-          <a:noFill/>
-        </a:ln>
-        <a:effectLst/>
-      </c:spPr>
-    </c:plotArea>
-    <c:legend>
-      <c:legendPos val="b"/>
-      <c:overlay val="0"/>
-      <c:spPr>
-        <a:noFill/>
-        <a:ln>
-          <a:noFill/>
-        </a:ln>
-        <a:effectLst/>
-      </c:spPr>
-      <c:txPr>
-        <a:bodyPr rot="0" spcFirstLastPara="1" vertOverflow="ellipsis" vert="horz" wrap="square" anchor="ctr" anchorCtr="1"/>
-        <a:lstStyle/>
-        <a:p>
-          <a:pPr>
-            <a:defRPr sz="900" b="0" i="0" u="none" strike="noStrike" kern="1200" baseline="0">
-              <a:solidFill>
-                <a:schemeClr val="tx1">
-                  <a:lumMod val="65000"/>
-                  <a:lumOff val="35000"/>
-                </a:schemeClr>
-              </a:solidFill>
-              <a:latin typeface="+mn-lt"/>
-              <a:ea typeface="+mn-ea"/>
-              <a:cs typeface="+mn-cs"/>
-            </a:defRPr>
-          </a:pPr>
-          <a:endParaRPr lang="ru-RU"/>
-        </a:p>
-      </c:txPr>
-    </c:legend>
-    <c:plotVisOnly val="1"/>
-    <c:dispBlanksAs val="gap"/>
-    <c:showDLblsOverMax val="0"/>
-  </c:chart>
-  <c:spPr>
-    <a:solidFill>
-      <a:schemeClr val="bg1"/>
-    </a:solidFill>
-    <a:ln w="9525" cap="flat" cmpd="sng" algn="ctr">
-      <a:solidFill>
-        <a:schemeClr val="tx1">
-          <a:lumMod val="15000"/>
-          <a:lumOff val="85000"/>
-        </a:schemeClr>
-      </a:solidFill>
-      <a:round/>
-    </a:ln>
-    <a:effectLst/>
-  </c:spPr>
-  <c:txPr>
-    <a:bodyPr/>
-    <a:lstStyle/>
-    <a:p>
-      <a:pPr>
-        <a:defRPr/>
-      </a:pPr>
-      <a:endParaRPr lang="ru-RU"/>
-    </a:p>
-  </c:txPr>
-  <c:externalData r:id="rId3">
-    <c:autoUpdate val="0"/>
-  </c:externalData>
-</c:chartSpace>
-</file>
-
-<file path=word/charts/chart3.xml><?xml version="1.0" encoding="utf-8"?>
-<c:chartSpace xmlns:c="http://schemas.openxmlformats.org/drawingml/2006/chart" xmlns:a="http://schemas.openxmlformats.org/drawingml/2006/main" xmlns:r="http://schemas.openxmlformats.org/officeDocument/2006/relationships">
-  <c:date1904 val="0"/>
-  <c:lang val="ru-RU"/>
-  <c:roundedCorners val="0"/>
-  <mc:AlternateContent xmlns:mc="http://schemas.openxmlformats.org/markup-compatibility/2006">
-    <mc:Choice xmlns:c14="http://schemas.microsoft.com/office/drawing/2007/8/2/chart" Requires="c14">
-      <c14:style val="102"/>
-    </mc:Choice>
-    <mc:Fallback>
-      <c:style val="2"/>
-    </mc:Fallback>
-  </mc:AlternateContent>
-  <c:chart>
-    <c:title>
-      <c:tx>
-        <c:rich>
-          <a:bodyPr rot="0" spcFirstLastPara="1" vertOverflow="ellipsis" vert="horz" wrap="square" anchor="ctr" anchorCtr="1"/>
-          <a:lstStyle/>
-          <a:p>
-            <a:pPr>
-              <a:defRPr sz="1400" b="0" i="0" u="none" strike="noStrike" kern="1200" spc="0" baseline="0">
-                <a:solidFill>
-                  <a:schemeClr val="tx1">
-                    <a:lumMod val="65000"/>
-                    <a:lumOff val="35000"/>
-                  </a:schemeClr>
-                </a:solidFill>
-                <a:latin typeface="+mn-lt"/>
-                <a:ea typeface="+mn-ea"/>
-                <a:cs typeface="+mn-cs"/>
-              </a:defRPr>
-            </a:pPr>
-            <a:r>
-              <a:rPr lang="ru-RU"/>
-              <a:t>Упорядоченная в</a:t>
-            </a:r>
-            <a:r>
-              <a:rPr lang="ru-RU" baseline="0"/>
-              <a:t> обратном порядке последовательность значений</a:t>
-            </a:r>
-          </a:p>
-        </c:rich>
-      </c:tx>
-      <c:overlay val="0"/>
-      <c:spPr>
-        <a:noFill/>
-        <a:ln>
-          <a:noFill/>
-        </a:ln>
-        <a:effectLst/>
-      </c:spPr>
-      <c:txPr>
-        <a:bodyPr rot="0" spcFirstLastPara="1" vertOverflow="ellipsis" vert="horz" wrap="square" anchor="ctr" anchorCtr="1"/>
-        <a:lstStyle/>
-        <a:p>
-          <a:pPr>
-            <a:defRPr sz="1400" b="0" i="0" u="none" strike="noStrike" kern="1200" spc="0" baseline="0">
-              <a:solidFill>
-                <a:schemeClr val="tx1">
-                  <a:lumMod val="65000"/>
-                  <a:lumOff val="35000"/>
-                </a:schemeClr>
-              </a:solidFill>
-              <a:latin typeface="+mn-lt"/>
-              <a:ea typeface="+mn-ea"/>
-              <a:cs typeface="+mn-cs"/>
-            </a:defRPr>
-          </a:pPr>
-          <a:endParaRPr lang="ru-RU"/>
-        </a:p>
-      </c:txPr>
-    </c:title>
-    <c:autoTitleDeleted val="0"/>
-    <c:plotArea>
-      <c:layout/>
-      <c:lineChart>
-        <c:grouping val="standard"/>
-        <c:varyColors val="0"/>
-        <c:ser>
-          <c:idx val="1"/>
-          <c:order val="0"/>
-          <c:tx>
-            <c:strRef>
-              <c:f>Лист1!$B$1</c:f>
-              <c:strCache>
-                <c:ptCount val="1"/>
-                <c:pt idx="0">
-                  <c:v>Время пирамидальной сортировки (мс)</c:v>
-                </c:pt>
-              </c:strCache>
-            </c:strRef>
-          </c:tx>
-          <c:spPr>
-            <a:ln w="28575" cap="rnd">
-              <a:solidFill>
-                <a:schemeClr val="accent2"/>
-              </a:solidFill>
-              <a:round/>
-            </a:ln>
-            <a:effectLst/>
-          </c:spPr>
-          <c:marker>
-            <c:symbol val="circle"/>
-            <c:size val="5"/>
-            <c:spPr>
-              <a:solidFill>
-                <a:schemeClr val="accent2"/>
-              </a:solidFill>
-              <a:ln w="9525">
-                <a:solidFill>
-                  <a:schemeClr val="accent2"/>
-                </a:solidFill>
-              </a:ln>
-              <a:effectLst/>
-            </c:spPr>
-          </c:marker>
-          <c:val>
-            <c:numRef>
-              <c:f>Лист1!$B$2:$B$51</c:f>
-              <c:numCache>
-                <c:formatCode>0.000</c:formatCode>
-                <c:ptCount val="50"/>
-                <c:pt idx="0">
-                  <c:v>0.153</c:v>
-                </c:pt>
-                <c:pt idx="1">
-                  <c:v>0.33300000000000002</c:v>
-                </c:pt>
-                <c:pt idx="2">
-                  <c:v>0.52600000000000002</c:v>
-                </c:pt>
-                <c:pt idx="3">
-                  <c:v>0.72499999999999998</c:v>
-                </c:pt>
-                <c:pt idx="4">
-                  <c:v>0.92800000000000005</c:v>
-                </c:pt>
-                <c:pt idx="5">
-                  <c:v>1.137</c:v>
-                </c:pt>
-                <c:pt idx="6">
-                  <c:v>1.4590000000000001</c:v>
-                </c:pt>
-                <c:pt idx="7">
-                  <c:v>1.595</c:v>
-                </c:pt>
-                <c:pt idx="8">
-                  <c:v>1.8660000000000001</c:v>
-                </c:pt>
-                <c:pt idx="9">
-                  <c:v>2.2450000000000001</c:v>
-                </c:pt>
-                <c:pt idx="10">
-                  <c:v>2.2360000000000002</c:v>
-                </c:pt>
-                <c:pt idx="11">
-                  <c:v>2.4670000000000001</c:v>
-                </c:pt>
-                <c:pt idx="12">
-                  <c:v>2.6640000000000001</c:v>
-                </c:pt>
-                <c:pt idx="13">
-                  <c:v>2.9470000000000001</c:v>
-                </c:pt>
-                <c:pt idx="14">
-                  <c:v>3.13</c:v>
-                </c:pt>
-                <c:pt idx="15">
-                  <c:v>3.3540000000000001</c:v>
-                </c:pt>
-                <c:pt idx="16">
-                  <c:v>3.56</c:v>
-                </c:pt>
-                <c:pt idx="17">
-                  <c:v>3.8159999999999998</c:v>
-                </c:pt>
-                <c:pt idx="18">
-                  <c:v>4.41</c:v>
-                </c:pt>
-                <c:pt idx="19">
-                  <c:v>4.2789999999999999</c:v>
-                </c:pt>
-                <c:pt idx="20">
-                  <c:v>4.5019999999999998</c:v>
-                </c:pt>
-                <c:pt idx="21">
-                  <c:v>4.7869999999999999</c:v>
-                </c:pt>
-                <c:pt idx="22">
-                  <c:v>4.9880000000000004</c:v>
-                </c:pt>
-                <c:pt idx="23">
-                  <c:v>5.1970000000000001</c:v>
-                </c:pt>
-                <c:pt idx="24">
-                  <c:v>5.6859999999999999</c:v>
-                </c:pt>
-                <c:pt idx="25">
-                  <c:v>5.66</c:v>
-                </c:pt>
-                <c:pt idx="26">
-                  <c:v>6.0289999999999999</c:v>
-                </c:pt>
-                <c:pt idx="27">
-                  <c:v>6.0289999999999999</c:v>
-                </c:pt>
-                <c:pt idx="28">
-                  <c:v>6.4390000000000001</c:v>
-                </c:pt>
-                <c:pt idx="29">
-                  <c:v>6.8280000000000003</c:v>
-                </c:pt>
-                <c:pt idx="30">
-                  <c:v>6.9080000000000004</c:v>
-                </c:pt>
-                <c:pt idx="31">
-                  <c:v>7.0839999999999996</c:v>
-                </c:pt>
-                <c:pt idx="32">
-                  <c:v>8.1999999999999993</c:v>
-                </c:pt>
-                <c:pt idx="33">
-                  <c:v>7.875</c:v>
-                </c:pt>
-                <c:pt idx="34">
-                  <c:v>7.8419999999999996</c:v>
-                </c:pt>
-                <c:pt idx="35">
-                  <c:v>8.6050000000000004</c:v>
-                </c:pt>
-                <c:pt idx="36">
-                  <c:v>8.31</c:v>
-                </c:pt>
-                <c:pt idx="37">
-                  <c:v>8.577</c:v>
-                </c:pt>
-                <c:pt idx="38">
-                  <c:v>8.8360000000000003</c:v>
-                </c:pt>
-                <c:pt idx="39">
-                  <c:v>9.0609999999999999</c:v>
-                </c:pt>
-                <c:pt idx="40">
-                  <c:v>10.189</c:v>
-                </c:pt>
-                <c:pt idx="41">
-                  <c:v>9.5280000000000005</c:v>
-                </c:pt>
-                <c:pt idx="42">
-                  <c:v>10.096</c:v>
-                </c:pt>
-                <c:pt idx="43">
-                  <c:v>10.086</c:v>
-                </c:pt>
-                <c:pt idx="44">
-                  <c:v>10.253</c:v>
-                </c:pt>
-                <c:pt idx="45">
-                  <c:v>10.693</c:v>
-                </c:pt>
-                <c:pt idx="46">
-                  <c:v>11.282999999999999</c:v>
-                </c:pt>
-                <c:pt idx="47">
-                  <c:v>11.938000000000001</c:v>
-                </c:pt>
-                <c:pt idx="48">
-                  <c:v>11.65</c:v>
-                </c:pt>
-                <c:pt idx="49">
-                  <c:v>12.162000000000001</c:v>
-                </c:pt>
-              </c:numCache>
-            </c:numRef>
-          </c:val>
-          <c:smooth val="0"/>
-        </c:ser>
-        <c:ser>
-          <c:idx val="2"/>
-          <c:order val="1"/>
-          <c:tx>
-            <c:strRef>
-              <c:f>Лист1!$C$1</c:f>
-              <c:strCache>
-                <c:ptCount val="1"/>
-                <c:pt idx="0">
-                  <c:v>Время сортировки выбором (мс)</c:v>
-                </c:pt>
-              </c:strCache>
-            </c:strRef>
-          </c:tx>
-          <c:spPr>
-            <a:ln w="28575" cap="rnd">
-              <a:solidFill>
-                <a:schemeClr val="accent3"/>
-              </a:solidFill>
-              <a:round/>
-            </a:ln>
-            <a:effectLst/>
-          </c:spPr>
-          <c:marker>
-            <c:symbol val="circle"/>
-            <c:size val="5"/>
-            <c:spPr>
-              <a:solidFill>
-                <a:schemeClr val="accent3"/>
-              </a:solidFill>
-              <a:ln w="9525">
-                <a:solidFill>
-                  <a:schemeClr val="accent3"/>
-                </a:solidFill>
-              </a:ln>
-              <a:effectLst/>
-            </c:spPr>
-          </c:marker>
-          <c:val>
-            <c:numRef>
-              <c:f>Лист1!$C$2:$C$51</c:f>
-              <c:numCache>
-                <c:formatCode>0.000</c:formatCode>
-                <c:ptCount val="50"/>
-                <c:pt idx="0">
-                  <c:v>1.1299999999999999</c:v>
-                </c:pt>
-                <c:pt idx="1">
-                  <c:v>4.3479999999999999</c:v>
-                </c:pt>
-                <c:pt idx="2">
-                  <c:v>10.452999999999999</c:v>
-                </c:pt>
-                <c:pt idx="3">
-                  <c:v>17.864000000000001</c:v>
-                </c:pt>
-                <c:pt idx="4">
-                  <c:v>27.8</c:v>
-                </c:pt>
-                <c:pt idx="5">
-                  <c:v>40.325000000000003</c:v>
-                </c:pt>
-                <c:pt idx="6">
-                  <c:v>54.768999999999998</c:v>
-                </c:pt>
-                <c:pt idx="7">
-                  <c:v>71.247</c:v>
-                </c:pt>
-                <c:pt idx="8">
-                  <c:v>90.984999999999999</c:v>
-                </c:pt>
-                <c:pt idx="9">
-                  <c:v>111.449</c:v>
-                </c:pt>
-                <c:pt idx="10">
-                  <c:v>135.297</c:v>
-                </c:pt>
-                <c:pt idx="11">
-                  <c:v>161.518</c:v>
-                </c:pt>
-                <c:pt idx="12">
-                  <c:v>188.685</c:v>
-                </c:pt>
-                <c:pt idx="13">
-                  <c:v>223.13499999999999</c:v>
-                </c:pt>
-                <c:pt idx="14">
-                  <c:v>259.27100000000002</c:v>
-                </c:pt>
-                <c:pt idx="15">
-                  <c:v>287.16000000000003</c:v>
-                </c:pt>
-                <c:pt idx="16">
-                  <c:v>323.06599999999997</c:v>
-                </c:pt>
-                <c:pt idx="17">
-                  <c:v>358.161</c:v>
-                </c:pt>
-                <c:pt idx="18">
-                  <c:v>400.12900000000002</c:v>
-                </c:pt>
-                <c:pt idx="19">
-                  <c:v>441.00700000000001</c:v>
-                </c:pt>
-                <c:pt idx="20">
-                  <c:v>486.15800000000002</c:v>
-                </c:pt>
-                <c:pt idx="21">
-                  <c:v>533.93399999999997</c:v>
-                </c:pt>
-                <c:pt idx="22">
-                  <c:v>585.125</c:v>
-                </c:pt>
-                <c:pt idx="23">
-                  <c:v>635.75599999999997</c:v>
-                </c:pt>
-                <c:pt idx="24">
-                  <c:v>688.22699999999998</c:v>
-                </c:pt>
-                <c:pt idx="25">
-                  <c:v>746.13199999999995</c:v>
-                </c:pt>
-                <c:pt idx="26">
-                  <c:v>805.49800000000005</c:v>
-                </c:pt>
-                <c:pt idx="27">
-                  <c:v>866.81700000000001</c:v>
-                </c:pt>
-                <c:pt idx="28">
-                  <c:v>931.053</c:v>
-                </c:pt>
-                <c:pt idx="29">
-                  <c:v>997.51</c:v>
-                </c:pt>
-                <c:pt idx="30">
-                  <c:v>1064</c:v>
-                </c:pt>
-                <c:pt idx="31">
-                  <c:v>1131.1099999999999</c:v>
-                </c:pt>
-                <c:pt idx="32">
-                  <c:v>1205.23</c:v>
-                </c:pt>
-                <c:pt idx="33">
-                  <c:v>1276.99</c:v>
-                </c:pt>
-                <c:pt idx="34">
-                  <c:v>1354.38</c:v>
-                </c:pt>
-                <c:pt idx="35">
-                  <c:v>1433.48</c:v>
-                </c:pt>
-                <c:pt idx="36">
-                  <c:v>1511.4</c:v>
-                </c:pt>
-                <c:pt idx="37">
-                  <c:v>1596.14</c:v>
-                </c:pt>
-                <c:pt idx="38">
-                  <c:v>1679.26</c:v>
-                </c:pt>
-                <c:pt idx="39">
-                  <c:v>1764.92</c:v>
-                </c:pt>
-                <c:pt idx="40">
-                  <c:v>1852.3</c:v>
-                </c:pt>
-                <c:pt idx="41">
-                  <c:v>1943.54</c:v>
-                </c:pt>
-                <c:pt idx="42">
-                  <c:v>2035.47</c:v>
-                </c:pt>
-                <c:pt idx="43">
-                  <c:v>2134.66</c:v>
-                </c:pt>
-                <c:pt idx="44">
-                  <c:v>2233.9899999999998</c:v>
-                </c:pt>
-                <c:pt idx="45">
-                  <c:v>2338.62</c:v>
-                </c:pt>
-                <c:pt idx="46">
-                  <c:v>2436.46</c:v>
-                </c:pt>
-                <c:pt idx="47">
-                  <c:v>2545.64</c:v>
-                </c:pt>
-                <c:pt idx="48">
-                  <c:v>2653.97</c:v>
-                </c:pt>
-                <c:pt idx="49" formatCode="General">
-                  <c:v>2761.82</c:v>
-                </c:pt>
-              </c:numCache>
-            </c:numRef>
-          </c:val>
-          <c:smooth val="0"/>
-        </c:ser>
-        <c:dLbls>
-          <c:showLegendKey val="0"/>
-          <c:showVal val="0"/>
-          <c:showCatName val="0"/>
-          <c:showSerName val="0"/>
-          <c:showPercent val="0"/>
-          <c:showBubbleSize val="0"/>
-        </c:dLbls>
-        <c:marker val="1"/>
-        <c:smooth val="0"/>
-        <c:axId val="-8282704"/>
-        <c:axId val="-8279984"/>
-      </c:lineChart>
-      <c:catAx>
-        <c:axId val="-8282704"/>
-        <c:scaling>
-          <c:orientation val="minMax"/>
-        </c:scaling>
-        <c:delete val="0"/>
-        <c:axPos val="b"/>
-        <c:title>
-          <c:tx>
-            <c:rich>
-              <a:bodyPr rot="0" spcFirstLastPara="1" vertOverflow="ellipsis" vert="horz" wrap="square" anchor="ctr" anchorCtr="1"/>
-              <a:lstStyle/>
-              <a:p>
-                <a:pPr>
-                  <a:defRPr sz="1000" b="0" i="0" u="none" strike="noStrike" kern="1200" baseline="0">
-                    <a:solidFill>
-                      <a:schemeClr val="tx1">
-                        <a:lumMod val="65000"/>
-                        <a:lumOff val="35000"/>
-                      </a:schemeClr>
-                    </a:solidFill>
-                    <a:latin typeface="+mn-lt"/>
-                    <a:ea typeface="+mn-ea"/>
-                    <a:cs typeface="+mn-cs"/>
-                  </a:defRPr>
-                </a:pPr>
-                <a:r>
-                  <a:rPr lang="ru-RU"/>
-                  <a:t>Размер массива (тыс.</a:t>
-                </a:r>
-                <a:r>
-                  <a:rPr lang="ru-RU" baseline="0"/>
-                  <a:t> элементов</a:t>
-                </a:r>
-                <a:r>
-                  <a:rPr lang="ru-RU"/>
-                  <a:t>)</a:t>
-                </a:r>
-              </a:p>
-            </c:rich>
-          </c:tx>
-          <c:overlay val="0"/>
-          <c:spPr>
-            <a:noFill/>
-            <a:ln>
-              <a:noFill/>
-            </a:ln>
-            <a:effectLst/>
-          </c:spPr>
-          <c:txPr>
-            <a:bodyPr rot="0" spcFirstLastPara="1" vertOverflow="ellipsis" vert="horz" wrap="square" anchor="ctr" anchorCtr="1"/>
-            <a:lstStyle/>
-            <a:p>
-              <a:pPr>
-                <a:defRPr sz="1000" b="0" i="0" u="none" strike="noStrike" kern="1200" baseline="0">
-                  <a:solidFill>
-                    <a:schemeClr val="tx1">
-                      <a:lumMod val="65000"/>
-                      <a:lumOff val="35000"/>
-                    </a:schemeClr>
-                  </a:solidFill>
-                  <a:latin typeface="+mn-lt"/>
-                  <a:ea typeface="+mn-ea"/>
-                  <a:cs typeface="+mn-cs"/>
-                </a:defRPr>
-              </a:pPr>
-              <a:endParaRPr lang="ru-RU"/>
-            </a:p>
-          </c:txPr>
-        </c:title>
-        <c:numFmt formatCode="General" sourceLinked="1"/>
-        <c:majorTickMark val="none"/>
-        <c:minorTickMark val="none"/>
-        <c:tickLblPos val="nextTo"/>
-        <c:spPr>
-          <a:noFill/>
-          <a:ln w="9525" cap="flat" cmpd="sng" algn="ctr">
-            <a:solidFill>
-              <a:schemeClr val="tx1">
-                <a:lumMod val="15000"/>
-                <a:lumOff val="85000"/>
-              </a:schemeClr>
-            </a:solidFill>
-            <a:round/>
-          </a:ln>
-          <a:effectLst/>
-        </c:spPr>
-        <c:txPr>
-          <a:bodyPr rot="-60000000" spcFirstLastPara="1" vertOverflow="ellipsis" vert="horz" wrap="square" anchor="ctr" anchorCtr="1"/>
-          <a:lstStyle/>
-          <a:p>
-            <a:pPr>
-              <a:defRPr sz="900" b="0" i="0" u="none" strike="noStrike" kern="1200" baseline="0">
-                <a:solidFill>
-                  <a:schemeClr val="tx1">
-                    <a:lumMod val="65000"/>
-                    <a:lumOff val="35000"/>
-                  </a:schemeClr>
-                </a:solidFill>
-                <a:latin typeface="+mn-lt"/>
-                <a:ea typeface="+mn-ea"/>
-                <a:cs typeface="+mn-cs"/>
-              </a:defRPr>
-            </a:pPr>
-            <a:endParaRPr lang="ru-RU"/>
-          </a:p>
-        </c:txPr>
-        <c:crossAx val="-8279984"/>
-        <c:crosses val="autoZero"/>
-        <c:auto val="1"/>
-        <c:lblAlgn val="ctr"/>
-        <c:lblOffset val="100"/>
-        <c:noMultiLvlLbl val="0"/>
-      </c:catAx>
-      <c:valAx>
-        <c:axId val="-8279984"/>
-        <c:scaling>
-          <c:orientation val="minMax"/>
-        </c:scaling>
-        <c:delete val="0"/>
-        <c:axPos val="l"/>
-        <c:majorGridlines>
-          <c:spPr>
-            <a:ln w="9525" cap="flat" cmpd="sng" algn="ctr">
-              <a:solidFill>
-                <a:schemeClr val="tx1">
-                  <a:lumMod val="15000"/>
-                  <a:lumOff val="85000"/>
-                </a:schemeClr>
-              </a:solidFill>
-              <a:round/>
-            </a:ln>
-            <a:effectLst/>
-          </c:spPr>
-        </c:majorGridlines>
-        <c:title>
-          <c:tx>
-            <c:rich>
-              <a:bodyPr rot="-5400000" spcFirstLastPara="1" vertOverflow="ellipsis" vert="horz" wrap="square" anchor="ctr" anchorCtr="1"/>
-              <a:lstStyle/>
-              <a:p>
-                <a:pPr>
-                  <a:defRPr sz="1000" b="0" i="0" u="none" strike="noStrike" kern="1200" baseline="0">
-                    <a:solidFill>
-                      <a:schemeClr val="tx1">
-                        <a:lumMod val="65000"/>
-                        <a:lumOff val="35000"/>
-                      </a:schemeClr>
-                    </a:solidFill>
-                    <a:latin typeface="+mn-lt"/>
-                    <a:ea typeface="+mn-ea"/>
-                    <a:cs typeface="+mn-cs"/>
-                  </a:defRPr>
-                </a:pPr>
-                <a:r>
-                  <a:rPr lang="ru-RU"/>
-                  <a:t>Время сортировки</a:t>
-                </a:r>
-                <a:r>
-                  <a:rPr lang="ru-RU" baseline="0"/>
-                  <a:t> (мс)</a:t>
-                </a:r>
-                <a:endParaRPr lang="ru-RU"/>
-              </a:p>
-            </c:rich>
-          </c:tx>
-          <c:overlay val="0"/>
-          <c:spPr>
-            <a:noFill/>
-            <a:ln>
-              <a:noFill/>
-            </a:ln>
-            <a:effectLst/>
-          </c:spPr>
-          <c:txPr>
-            <a:bodyPr rot="-5400000" spcFirstLastPara="1" vertOverflow="ellipsis" vert="horz" wrap="square" anchor="ctr" anchorCtr="1"/>
-            <a:lstStyle/>
-            <a:p>
-              <a:pPr>
-                <a:defRPr sz="1000" b="0" i="0" u="none" strike="noStrike" kern="1200" baseline="0">
-                  <a:solidFill>
-                    <a:schemeClr val="tx1">
-                      <a:lumMod val="65000"/>
-                      <a:lumOff val="35000"/>
-                    </a:schemeClr>
-                  </a:solidFill>
-                  <a:latin typeface="+mn-lt"/>
-                  <a:ea typeface="+mn-ea"/>
-                  <a:cs typeface="+mn-cs"/>
-                </a:defRPr>
-              </a:pPr>
-              <a:endParaRPr lang="ru-RU"/>
-            </a:p>
-          </c:txPr>
-        </c:title>
-        <c:numFmt formatCode="0.000" sourceLinked="1"/>
-        <c:majorTickMark val="none"/>
-        <c:minorTickMark val="none"/>
-        <c:tickLblPos val="nextTo"/>
-        <c:spPr>
-          <a:noFill/>
-          <a:ln>
-            <a:noFill/>
-          </a:ln>
-          <a:effectLst/>
-        </c:spPr>
-        <c:txPr>
-          <a:bodyPr rot="-60000000" spcFirstLastPara="1" vertOverflow="ellipsis" vert="horz" wrap="square" anchor="ctr" anchorCtr="1"/>
-          <a:lstStyle/>
-          <a:p>
-            <a:pPr>
-              <a:defRPr sz="900" b="0" i="0" u="none" strike="noStrike" kern="1200" baseline="0">
-                <a:solidFill>
-                  <a:schemeClr val="tx1">
-                    <a:lumMod val="65000"/>
-                    <a:lumOff val="35000"/>
-                  </a:schemeClr>
-                </a:solidFill>
-                <a:latin typeface="+mn-lt"/>
-                <a:ea typeface="+mn-ea"/>
-                <a:cs typeface="+mn-cs"/>
-              </a:defRPr>
-            </a:pPr>
-            <a:endParaRPr lang="ru-RU"/>
-          </a:p>
-        </c:txPr>
-        <c:crossAx val="-8282704"/>
-        <c:crosses val="autoZero"/>
-        <c:crossBetween val="between"/>
-      </c:valAx>
-      <c:spPr>
-        <a:noFill/>
-        <a:ln>
+        <a:ln w="25400">
           <a:noFill/>
         </a:ln>
         <a:effectLst/>
@@ -7954,46 +7423,6 @@
 </file>
 
 <file path=word/charts/colors2.xml><?xml version="1.0" encoding="utf-8"?>
-<cs:colorStyle xmlns:cs="http://schemas.microsoft.com/office/drawing/2012/chartStyle" xmlns:a="http://schemas.openxmlformats.org/drawingml/2006/main" meth="cycle" id="10">
-  <a:schemeClr val="accent1"/>
-  <a:schemeClr val="accent2"/>
-  <a:schemeClr val="accent3"/>
-  <a:schemeClr val="accent4"/>
-  <a:schemeClr val="accent5"/>
-  <a:schemeClr val="accent6"/>
-  <cs:variation/>
-  <cs:variation>
-    <a:lumMod val="60000"/>
-  </cs:variation>
-  <cs:variation>
-    <a:lumMod val="80000"/>
-    <a:lumOff val="20000"/>
-  </cs:variation>
-  <cs:variation>
-    <a:lumMod val="80000"/>
-  </cs:variation>
-  <cs:variation>
-    <a:lumMod val="60000"/>
-    <a:lumOff val="40000"/>
-  </cs:variation>
-  <cs:variation>
-    <a:lumMod val="50000"/>
-  </cs:variation>
-  <cs:variation>
-    <a:lumMod val="70000"/>
-    <a:lumOff val="30000"/>
-  </cs:variation>
-  <cs:variation>
-    <a:lumMod val="70000"/>
-  </cs:variation>
-  <cs:variation>
-    <a:lumMod val="50000"/>
-    <a:lumOff val="50000"/>
-  </cs:variation>
-</cs:colorStyle>
-</file>
-
-<file path=word/charts/colors3.xml><?xml version="1.0" encoding="utf-8"?>
 <cs:colorStyle xmlns:cs="http://schemas.microsoft.com/office/drawing/2012/chartStyle" xmlns:a="http://schemas.openxmlformats.org/drawingml/2006/main" meth="cycle" id="10">
   <a:schemeClr val="accent1"/>
   <a:schemeClr val="accent2"/>
@@ -9065,522 +8494,6 @@
 </cs:chartStyle>
 </file>
 
-<file path=word/charts/style3.xml><?xml version="1.0" encoding="utf-8"?>
-<cs:chartStyle xmlns:cs="http://schemas.microsoft.com/office/drawing/2012/chartStyle" xmlns:a="http://schemas.openxmlformats.org/drawingml/2006/main" id="227">
-  <cs:axisTitle>
-    <cs:lnRef idx="0"/>
-    <cs:fillRef idx="0"/>
-    <cs:effectRef idx="0"/>
-    <cs:fontRef idx="minor">
-      <a:schemeClr val="tx1">
-        <a:lumMod val="65000"/>
-        <a:lumOff val="35000"/>
-      </a:schemeClr>
-    </cs:fontRef>
-    <cs:defRPr sz="1000" kern="1200"/>
-  </cs:axisTitle>
-  <cs:categoryAxis>
-    <cs:lnRef idx="0"/>
-    <cs:fillRef idx="0"/>
-    <cs:effectRef idx="0"/>
-    <cs:fontRef idx="minor">
-      <a:schemeClr val="tx1">
-        <a:lumMod val="65000"/>
-        <a:lumOff val="35000"/>
-      </a:schemeClr>
-    </cs:fontRef>
-    <cs:spPr>
-      <a:ln w="9525" cap="flat" cmpd="sng" algn="ctr">
-        <a:solidFill>
-          <a:schemeClr val="tx1">
-            <a:lumMod val="15000"/>
-            <a:lumOff val="85000"/>
-          </a:schemeClr>
-        </a:solidFill>
-        <a:round/>
-      </a:ln>
-    </cs:spPr>
-    <cs:defRPr sz="900" kern="1200"/>
-  </cs:categoryAxis>
-  <cs:chartArea mods="allowNoFillOverride allowNoLineOverride">
-    <cs:lnRef idx="0"/>
-    <cs:fillRef idx="0"/>
-    <cs:effectRef idx="0"/>
-    <cs:fontRef idx="minor">
-      <a:schemeClr val="tx1"/>
-    </cs:fontRef>
-    <cs:spPr>
-      <a:solidFill>
-        <a:schemeClr val="bg1"/>
-      </a:solidFill>
-      <a:ln w="9525" cap="flat" cmpd="sng" algn="ctr">
-        <a:solidFill>
-          <a:schemeClr val="tx1">
-            <a:lumMod val="15000"/>
-            <a:lumOff val="85000"/>
-          </a:schemeClr>
-        </a:solidFill>
-        <a:round/>
-      </a:ln>
-    </cs:spPr>
-    <cs:defRPr sz="1000" kern="1200"/>
-  </cs:chartArea>
-  <cs:dataLabel>
-    <cs:lnRef idx="0"/>
-    <cs:fillRef idx="0"/>
-    <cs:effectRef idx="0"/>
-    <cs:fontRef idx="minor">
-      <a:schemeClr val="tx1">
-        <a:lumMod val="75000"/>
-        <a:lumOff val="25000"/>
-      </a:schemeClr>
-    </cs:fontRef>
-    <cs:defRPr sz="900" kern="1200"/>
-  </cs:dataLabel>
-  <cs:dataLabelCallout>
-    <cs:lnRef idx="0"/>
-    <cs:fillRef idx="0"/>
-    <cs:effectRef idx="0"/>
-    <cs:fontRef idx="minor">
-      <a:schemeClr val="dk1">
-        <a:lumMod val="65000"/>
-        <a:lumOff val="35000"/>
-      </a:schemeClr>
-    </cs:fontRef>
-    <cs:spPr>
-      <a:solidFill>
-        <a:schemeClr val="lt1"/>
-      </a:solidFill>
-      <a:ln>
-        <a:solidFill>
-          <a:schemeClr val="dk1">
-            <a:lumMod val="25000"/>
-            <a:lumOff val="75000"/>
-          </a:schemeClr>
-        </a:solidFill>
-      </a:ln>
-    </cs:spPr>
-    <cs:defRPr sz="900" kern="1200"/>
-    <cs:bodyPr rot="0" spcFirstLastPara="1" vertOverflow="clip" horzOverflow="clip" vert="horz" wrap="square" lIns="36576" tIns="18288" rIns="36576" bIns="18288" anchor="ctr" anchorCtr="1">
-      <a:spAutoFit/>
-    </cs:bodyPr>
-  </cs:dataLabelCallout>
-  <cs:dataPoint>
-    <cs:lnRef idx="0"/>
-    <cs:fillRef idx="1">
-      <cs:styleClr val="auto"/>
-    </cs:fillRef>
-    <cs:effectRef idx="0"/>
-    <cs:fontRef idx="minor">
-      <a:schemeClr val="tx1"/>
-    </cs:fontRef>
-    <cs:spPr>
-      <a:solidFill>
-        <a:schemeClr val="phClr"/>
-      </a:solidFill>
-    </cs:spPr>
-  </cs:dataPoint>
-  <cs:dataPoint3D>
-    <cs:lnRef idx="0"/>
-    <cs:fillRef idx="1">
-      <cs:styleClr val="auto"/>
-    </cs:fillRef>
-    <cs:effectRef idx="0"/>
-    <cs:fontRef idx="minor">
-      <a:schemeClr val="tx1"/>
-    </cs:fontRef>
-    <cs:spPr>
-      <a:solidFill>
-        <a:schemeClr val="phClr"/>
-      </a:solidFill>
-    </cs:spPr>
-  </cs:dataPoint3D>
-  <cs:dataPointLine>
-    <cs:lnRef idx="0">
-      <cs:styleClr val="auto"/>
-    </cs:lnRef>
-    <cs:fillRef idx="1"/>
-    <cs:effectRef idx="0"/>
-    <cs:fontRef idx="minor">
-      <a:schemeClr val="tx1"/>
-    </cs:fontRef>
-    <cs:spPr>
-      <a:ln w="28575" cap="rnd">
-        <a:solidFill>
-          <a:schemeClr val="phClr"/>
-        </a:solidFill>
-        <a:round/>
-      </a:ln>
-    </cs:spPr>
-  </cs:dataPointLine>
-  <cs:dataPointMarker>
-    <cs:lnRef idx="0">
-      <cs:styleClr val="auto"/>
-    </cs:lnRef>
-    <cs:fillRef idx="1">
-      <cs:styleClr val="auto"/>
-    </cs:fillRef>
-    <cs:effectRef idx="0"/>
-    <cs:fontRef idx="minor">
-      <a:schemeClr val="tx1"/>
-    </cs:fontRef>
-    <cs:spPr>
-      <a:solidFill>
-        <a:schemeClr val="phClr"/>
-      </a:solidFill>
-      <a:ln w="9525">
-        <a:solidFill>
-          <a:schemeClr val="phClr"/>
-        </a:solidFill>
-      </a:ln>
-    </cs:spPr>
-  </cs:dataPointMarker>
-  <cs:dataPointMarkerLayout symbol="circle" size="5"/>
-  <cs:dataPointWireframe>
-    <cs:lnRef idx="0">
-      <cs:styleClr val="auto"/>
-    </cs:lnRef>
-    <cs:fillRef idx="1"/>
-    <cs:effectRef idx="0"/>
-    <cs:fontRef idx="minor">
-      <a:schemeClr val="tx1"/>
-    </cs:fontRef>
-    <cs:spPr>
-      <a:ln w="9525" cap="rnd">
-        <a:solidFill>
-          <a:schemeClr val="phClr"/>
-        </a:solidFill>
-        <a:round/>
-      </a:ln>
-    </cs:spPr>
-  </cs:dataPointWireframe>
-  <cs:dataTable>
-    <cs:lnRef idx="0"/>
-    <cs:fillRef idx="0"/>
-    <cs:effectRef idx="0"/>
-    <cs:fontRef idx="minor">
-      <a:schemeClr val="tx1">
-        <a:lumMod val="65000"/>
-        <a:lumOff val="35000"/>
-      </a:schemeClr>
-    </cs:fontRef>
-    <cs:spPr>
-      <a:noFill/>
-      <a:ln w="9525" cap="flat" cmpd="sng" algn="ctr">
-        <a:solidFill>
-          <a:schemeClr val="tx1">
-            <a:lumMod val="15000"/>
-            <a:lumOff val="85000"/>
-          </a:schemeClr>
-        </a:solidFill>
-        <a:round/>
-      </a:ln>
-    </cs:spPr>
-    <cs:defRPr sz="900" kern="1200"/>
-  </cs:dataTable>
-  <cs:downBar>
-    <cs:lnRef idx="0"/>
-    <cs:fillRef idx="0"/>
-    <cs:effectRef idx="0"/>
-    <cs:fontRef idx="minor">
-      <a:schemeClr val="dk1"/>
-    </cs:fontRef>
-    <cs:spPr>
-      <a:solidFill>
-        <a:schemeClr val="dk1">
-          <a:lumMod val="65000"/>
-          <a:lumOff val="35000"/>
-        </a:schemeClr>
-      </a:solidFill>
-      <a:ln w="9525">
-        <a:solidFill>
-          <a:schemeClr val="tx1">
-            <a:lumMod val="65000"/>
-            <a:lumOff val="35000"/>
-          </a:schemeClr>
-        </a:solidFill>
-      </a:ln>
-    </cs:spPr>
-  </cs:downBar>
-  <cs:dropLine>
-    <cs:lnRef idx="0"/>
-    <cs:fillRef idx="0"/>
-    <cs:effectRef idx="0"/>
-    <cs:fontRef idx="minor">
-      <a:schemeClr val="tx1"/>
-    </cs:fontRef>
-    <cs:spPr>
-      <a:ln w="9525" cap="flat" cmpd="sng" algn="ctr">
-        <a:solidFill>
-          <a:schemeClr val="tx1">
-            <a:lumMod val="35000"/>
-            <a:lumOff val="65000"/>
-          </a:schemeClr>
-        </a:solidFill>
-        <a:round/>
-      </a:ln>
-    </cs:spPr>
-  </cs:dropLine>
-  <cs:errorBar>
-    <cs:lnRef idx="0"/>
-    <cs:fillRef idx="0"/>
-    <cs:effectRef idx="0"/>
-    <cs:fontRef idx="minor">
-      <a:schemeClr val="tx1"/>
-    </cs:fontRef>
-    <cs:spPr>
-      <a:ln w="9525" cap="flat" cmpd="sng" algn="ctr">
-        <a:solidFill>
-          <a:schemeClr val="tx1">
-            <a:lumMod val="65000"/>
-            <a:lumOff val="35000"/>
-          </a:schemeClr>
-        </a:solidFill>
-        <a:round/>
-      </a:ln>
-    </cs:spPr>
-  </cs:errorBar>
-  <cs:floor>
-    <cs:lnRef idx="0"/>
-    <cs:fillRef idx="0"/>
-    <cs:effectRef idx="0"/>
-    <cs:fontRef idx="minor">
-      <a:schemeClr val="tx1"/>
-    </cs:fontRef>
-    <cs:spPr>
-      <a:noFill/>
-      <a:ln>
-        <a:noFill/>
-      </a:ln>
-    </cs:spPr>
-  </cs:floor>
-  <cs:gridlineMajor>
-    <cs:lnRef idx="0"/>
-    <cs:fillRef idx="0"/>
-    <cs:effectRef idx="0"/>
-    <cs:fontRef idx="minor">
-      <a:schemeClr val="tx1"/>
-    </cs:fontRef>
-    <cs:spPr>
-      <a:ln w="9525" cap="flat" cmpd="sng" algn="ctr">
-        <a:solidFill>
-          <a:schemeClr val="tx1">
-            <a:lumMod val="15000"/>
-            <a:lumOff val="85000"/>
-          </a:schemeClr>
-        </a:solidFill>
-        <a:round/>
-      </a:ln>
-    </cs:spPr>
-  </cs:gridlineMajor>
-  <cs:gridlineMinor>
-    <cs:lnRef idx="0"/>
-    <cs:fillRef idx="0"/>
-    <cs:effectRef idx="0"/>
-    <cs:fontRef idx="minor">
-      <a:schemeClr val="tx1"/>
-    </cs:fontRef>
-    <cs:spPr>
-      <a:ln w="9525" cap="flat" cmpd="sng" algn="ctr">
-        <a:solidFill>
-          <a:schemeClr val="tx1">
-            <a:lumMod val="5000"/>
-            <a:lumOff val="95000"/>
-          </a:schemeClr>
-        </a:solidFill>
-        <a:round/>
-      </a:ln>
-    </cs:spPr>
-  </cs:gridlineMinor>
-  <cs:hiLoLine>
-    <cs:lnRef idx="0"/>
-    <cs:fillRef idx="0"/>
-    <cs:effectRef idx="0"/>
-    <cs:fontRef idx="minor">
-      <a:schemeClr val="tx1"/>
-    </cs:fontRef>
-    <cs:spPr>
-      <a:ln w="9525" cap="flat" cmpd="sng" algn="ctr">
-        <a:solidFill>
-          <a:schemeClr val="tx1">
-            <a:lumMod val="75000"/>
-            <a:lumOff val="25000"/>
-          </a:schemeClr>
-        </a:solidFill>
-        <a:round/>
-      </a:ln>
-    </cs:spPr>
-  </cs:hiLoLine>
-  <cs:leaderLine>
-    <cs:lnRef idx="0"/>
-    <cs:fillRef idx="0"/>
-    <cs:effectRef idx="0"/>
-    <cs:fontRef idx="minor">
-      <a:schemeClr val="tx1"/>
-    </cs:fontRef>
-    <cs:spPr>
-      <a:ln w="9525" cap="flat" cmpd="sng" algn="ctr">
-        <a:solidFill>
-          <a:schemeClr val="tx1">
-            <a:lumMod val="35000"/>
-            <a:lumOff val="65000"/>
-          </a:schemeClr>
-        </a:solidFill>
-        <a:round/>
-      </a:ln>
-    </cs:spPr>
-  </cs:leaderLine>
-  <cs:legend>
-    <cs:lnRef idx="0"/>
-    <cs:fillRef idx="0"/>
-    <cs:effectRef idx="0"/>
-    <cs:fontRef idx="minor">
-      <a:schemeClr val="tx1">
-        <a:lumMod val="65000"/>
-        <a:lumOff val="35000"/>
-      </a:schemeClr>
-    </cs:fontRef>
-    <cs:defRPr sz="900" kern="1200"/>
-  </cs:legend>
-  <cs:plotArea mods="allowNoFillOverride allowNoLineOverride">
-    <cs:lnRef idx="0"/>
-    <cs:fillRef idx="0"/>
-    <cs:effectRef idx="0"/>
-    <cs:fontRef idx="minor">
-      <a:schemeClr val="tx1"/>
-    </cs:fontRef>
-  </cs:plotArea>
-  <cs:plotArea3D mods="allowNoFillOverride allowNoLineOverride">
-    <cs:lnRef idx="0"/>
-    <cs:fillRef idx="0"/>
-    <cs:effectRef idx="0"/>
-    <cs:fontRef idx="minor">
-      <a:schemeClr val="tx1"/>
-    </cs:fontRef>
-  </cs:plotArea3D>
-  <cs:seriesAxis>
-    <cs:lnRef idx="0"/>
-    <cs:fillRef idx="0"/>
-    <cs:effectRef idx="0"/>
-    <cs:fontRef idx="minor">
-      <a:schemeClr val="tx1">
-        <a:lumMod val="65000"/>
-        <a:lumOff val="35000"/>
-      </a:schemeClr>
-    </cs:fontRef>
-    <cs:defRPr sz="900" kern="1200"/>
-  </cs:seriesAxis>
-  <cs:seriesLine>
-    <cs:lnRef idx="0"/>
-    <cs:fillRef idx="0"/>
-    <cs:effectRef idx="0"/>
-    <cs:fontRef idx="minor">
-      <a:schemeClr val="tx1"/>
-    </cs:fontRef>
-    <cs:spPr>
-      <a:ln w="9525" cap="flat" cmpd="sng" algn="ctr">
-        <a:solidFill>
-          <a:schemeClr val="tx1">
-            <a:lumMod val="35000"/>
-            <a:lumOff val="65000"/>
-          </a:schemeClr>
-        </a:solidFill>
-        <a:round/>
-      </a:ln>
-    </cs:spPr>
-  </cs:seriesLine>
-  <cs:title>
-    <cs:lnRef idx="0"/>
-    <cs:fillRef idx="0"/>
-    <cs:effectRef idx="0"/>
-    <cs:fontRef idx="minor">
-      <a:schemeClr val="tx1">
-        <a:lumMod val="65000"/>
-        <a:lumOff val="35000"/>
-      </a:schemeClr>
-    </cs:fontRef>
-    <cs:defRPr sz="1400" b="0" kern="1200" spc="0" baseline="0"/>
-  </cs:title>
-  <cs:trendline>
-    <cs:lnRef idx="0">
-      <cs:styleClr val="auto"/>
-    </cs:lnRef>
-    <cs:fillRef idx="0"/>
-    <cs:effectRef idx="0"/>
-    <cs:fontRef idx="minor">
-      <a:schemeClr val="tx1"/>
-    </cs:fontRef>
-    <cs:spPr>
-      <a:ln w="19050" cap="rnd">
-        <a:solidFill>
-          <a:schemeClr val="phClr"/>
-        </a:solidFill>
-        <a:prstDash val="sysDot"/>
-      </a:ln>
-    </cs:spPr>
-  </cs:trendline>
-  <cs:trendlineLabel>
-    <cs:lnRef idx="0"/>
-    <cs:fillRef idx="0"/>
-    <cs:effectRef idx="0"/>
-    <cs:fontRef idx="minor">
-      <a:schemeClr val="tx1">
-        <a:lumMod val="65000"/>
-        <a:lumOff val="35000"/>
-      </a:schemeClr>
-    </cs:fontRef>
-    <cs:defRPr sz="900" kern="1200"/>
-  </cs:trendlineLabel>
-  <cs:upBar>
-    <cs:lnRef idx="0"/>
-    <cs:fillRef idx="0"/>
-    <cs:effectRef idx="0"/>
-    <cs:fontRef idx="minor">
-      <a:schemeClr val="dk1"/>
-    </cs:fontRef>
-    <cs:spPr>
-      <a:solidFill>
-        <a:schemeClr val="lt1"/>
-      </a:solidFill>
-      <a:ln w="9525">
-        <a:solidFill>
-          <a:schemeClr val="tx1">
-            <a:lumMod val="15000"/>
-            <a:lumOff val="85000"/>
-          </a:schemeClr>
-        </a:solidFill>
-      </a:ln>
-    </cs:spPr>
-  </cs:upBar>
-  <cs:valueAxis>
-    <cs:lnRef idx="0"/>
-    <cs:fillRef idx="0"/>
-    <cs:effectRef idx="0"/>
-    <cs:fontRef idx="minor">
-      <a:schemeClr val="tx1">
-        <a:lumMod val="65000"/>
-        <a:lumOff val="35000"/>
-      </a:schemeClr>
-    </cs:fontRef>
-    <cs:defRPr sz="900" kern="1200"/>
-  </cs:valueAxis>
-  <cs:wall>
-    <cs:lnRef idx="0"/>
-    <cs:fillRef idx="0"/>
-    <cs:effectRef idx="0"/>
-    <cs:fontRef idx="minor">
-      <a:schemeClr val="tx1"/>
-    </cs:fontRef>
-    <cs:spPr>
-      <a:noFill/>
-      <a:ln>
-        <a:noFill/>
-      </a:ln>
-    </cs:spPr>
-  </cs:wall>
-</cs:chartStyle>
-</file>
-
 <file path=word/theme/theme1.xml><?xml version="1.0" encoding="utf-8"?>
 <a:theme xmlns:a="http://schemas.openxmlformats.org/drawingml/2006/main" name="Тема Office">
   <a:themeElements>
